--- a/01-电源电路/02-开关电源/PFC功率因数校正/Boost型PFC电路/Boost型PFC电路.docx
+++ b/01-电源电路/02-开关电源/PFC功率因数校正/Boost型PFC电路/Boost型PFC电路.docx
@@ -2398,6 +2398,20 @@
     </w:p>
     <w:bookmarkEnd w:id="26"/>
     <w:bookmarkEnd w:id="27"/>
+    <w:p>
+      <w:pPr>
+        <w:spacing w:before="360"/>
+        <w:jc w:val="center"/>
+      </w:pPr>
+      <w:r>
+        <w:rPr>
+          <w:rFonts w:ascii="Times New Roman" w:hAnsi="Times New Roman"/>
+          <w:color w:val="555555"/>
+          <w:sz w:val="21"/>
+        </w:rPr>
+        <w:t>材料收集者：杜文杰</w:t>
+      </w:r>
+    </w:p>
     <w:sectPr>
       <w:headerReference r:id="rId9" w:type="default"/>
       <w:footerReference r:id="rId10" w:type="default"/>

--- a/01-电源电路/02-开关电源/PFC功率因数校正/Boost型PFC电路/Boost型PFC电路.docx
+++ b/01-电源电路/02-开关电源/PFC功率因数校正/Boost型PFC电路/Boost型PFC电路.docx
@@ -1,6 +1,6 @@
 
 <file path=word/document.xml><?xml version="1.0" encoding="utf-8"?>
-<w:document xmlns:w="http://schemas.openxmlformats.org/wordprocessingml/2006/main" xmlns:m="http://schemas.openxmlformats.org/officeDocument/2006/math" xmlns:r="http://schemas.openxmlformats.org/officeDocument/2006/relationships" xmlns:o="urn:schemas-microsoft-com:office:office" xmlns:v="urn:schemas-microsoft-com:vml" xmlns:w10="urn:schemas-microsoft-com:office:word" xmlns:a="http://schemas.openxmlformats.org/drawingml/2006/main" xmlns:pic="http://schemas.openxmlformats.org/drawingml/2006/picture" xmlns:wp="http://schemas.openxmlformats.org/drawingml/2006/wordprocessingDrawing">
+<w:document xmlns:m="http://schemas.openxmlformats.org/officeDocument/2006/math" xmlns:r="http://schemas.openxmlformats.org/officeDocument/2006/relationships" xmlns:w="http://schemas.openxmlformats.org/wordprocessingml/2006/main" xmlns:o="urn:schemas-microsoft-com:office:office" xmlns:v="urn:schemas-microsoft-com:vml" xmlns:w10="urn:schemas-microsoft-com:office:word" xmlns:a="http://schemas.openxmlformats.org/drawingml/2006/main" xmlns:pic="http://schemas.openxmlformats.org/drawingml/2006/picture" xmlns:wp="http://schemas.openxmlformats.org/drawingml/2006/wordprocessingDrawing">
   <w:body>
     <w:bookmarkStart w:id="27" w:name="boost-型-pfc-电路"/>
     <w:p>
@@ -8,20 +8,26 @@
         <w:pStyle w:val="Heading1"/>
       </w:pPr>
       <w:r>
+        <w:rPr>
+          <w:rFonts w:eastAsia="黑体"/>
+        </w:rPr>
         <w:t xml:space="preserve">Boost </w:t>
       </w:r>
       <w:r>
         <w:rPr>
-          <w:rFonts w:hint="eastAsia"/>
+          <w:rFonts w:hint="eastAsia" w:eastAsia="黑体"/>
         </w:rPr>
         <w:t xml:space="preserve">型</w:t>
       </w:r>
       <w:r>
+        <w:rPr>
+          <w:rFonts w:eastAsia="黑体"/>
+        </w:rPr>
         <w:t xml:space="preserve"> PFC </w:t>
       </w:r>
       <w:r>
         <w:rPr>
-          <w:rFonts w:hint="eastAsia"/>
+          <w:rFonts w:hint="eastAsia" w:eastAsia="黑体"/>
         </w:rPr>
         <w:t xml:space="preserve">电路</w:t>
       </w:r>
@@ -33,7 +39,7 @@
       </w:pPr>
       <w:r>
         <w:rPr>
-          <w:rFonts w:hint="eastAsia"/>
+          <w:rFonts w:hint="eastAsia" w:eastAsia="黑体"/>
         </w:rPr>
         <w:t xml:space="preserve">拓扑描述</w:t>
       </w:r>
@@ -44,110 +50,146 @@
       </w:pPr>
       <w:r>
         <w:rPr>
-          <w:rFonts w:hint="eastAsia"/>
+          <w:rFonts w:hint="eastAsia" w:eastAsia="黑体"/>
         </w:rPr>
         <w:t xml:space="preserve">电路由整流桥</w:t>
       </w:r>
       <w:r>
+        <w:rPr>
+          <w:rFonts w:eastAsia="黑体"/>
+        </w:rPr>
         <w:t xml:space="preserve"> </w:t>
       </w:r>
       <w:r>
         <w:rPr>
-          <w:rFonts w:hint="eastAsia"/>
+          <w:rFonts w:hint="eastAsia" w:eastAsia="黑体"/>
         </w:rPr>
         <w:t xml:space="preserve">BR、升压电感</w:t>
       </w:r>
       <w:r>
+        <w:rPr>
+          <w:rFonts w:eastAsia="黑体"/>
+        </w:rPr>
         <w:t xml:space="preserve"> </w:t>
       </w:r>
       <w:r>
         <w:rPr>
-          <w:rFonts w:hint="eastAsia"/>
+          <w:rFonts w:hint="eastAsia" w:eastAsia="黑体"/>
         </w:rPr>
         <w:t xml:space="preserve">L、开关管</w:t>
       </w:r>
       <w:r>
+        <w:rPr>
+          <w:rFonts w:eastAsia="黑体"/>
+        </w:rPr>
         <w:t xml:space="preserve"> </w:t>
       </w:r>
       <w:r>
         <w:rPr>
-          <w:rFonts w:hint="eastAsia"/>
+          <w:rFonts w:hint="eastAsia" w:eastAsia="黑体"/>
         </w:rPr>
         <w:t xml:space="preserve">S、升压二极管</w:t>
       </w:r>
       <w:r>
+        <w:rPr>
+          <w:rFonts w:eastAsia="黑体"/>
+        </w:rPr>
         <w:t xml:space="preserve"> D </w:t>
       </w:r>
       <w:r>
         <w:rPr>
-          <w:rFonts w:hint="eastAsia"/>
+          <w:rFonts w:hint="eastAsia" w:eastAsia="黑体"/>
         </w:rPr>
         <w:t xml:space="preserve">与输出电容</w:t>
       </w:r>
       <w:r>
+        <w:rPr>
+          <w:rFonts w:eastAsia="黑体"/>
+        </w:rPr>
         <w:t xml:space="preserve"> C </w:t>
       </w:r>
       <w:r>
         <w:rPr>
-          <w:rFonts w:hint="eastAsia"/>
+          <w:rFonts w:hint="eastAsia" w:eastAsia="黑体"/>
         </w:rPr>
         <w:t xml:space="preserve">共五个元件构成的有源功率因数校正电路。关键节点如下：整流桥</w:t>
       </w:r>
       <w:r>
+        <w:rPr>
+          <w:rFonts w:eastAsia="黑体"/>
+        </w:rPr>
         <w:t xml:space="preserve"> BR </w:t>
       </w:r>
       <w:r>
         <w:rPr>
-          <w:rFonts w:hint="eastAsia"/>
+          <w:rFonts w:hint="eastAsia" w:eastAsia="黑体"/>
         </w:rPr>
         <w:t xml:space="preserve">的交流输入端接市电，其正输出端接升压电感</w:t>
       </w:r>
       <w:r>
+        <w:rPr>
+          <w:rFonts w:eastAsia="黑体"/>
+        </w:rPr>
         <w:t xml:space="preserve"> L </w:t>
       </w:r>
       <w:r>
         <w:rPr>
-          <w:rFonts w:hint="eastAsia"/>
+          <w:rFonts w:hint="eastAsia" w:eastAsia="黑体"/>
         </w:rPr>
         <w:t xml:space="preserve">的入端、负输出端接地；开关节点</w:t>
       </w:r>
       <w:r>
+        <w:rPr>
+          <w:rFonts w:eastAsia="黑体"/>
+        </w:rPr>
         <w:t xml:space="preserve"> SW </w:t>
       </w:r>
       <w:r>
         <w:rPr>
-          <w:rFonts w:hint="eastAsia"/>
+          <w:rFonts w:hint="eastAsia" w:eastAsia="黑体"/>
         </w:rPr>
         <w:t xml:space="preserve">由电感</w:t>
       </w:r>
       <w:r>
+        <w:rPr>
+          <w:rFonts w:eastAsia="黑体"/>
+        </w:rPr>
         <w:t xml:space="preserve"> L </w:t>
       </w:r>
       <w:r>
         <w:rPr>
-          <w:rFonts w:hint="eastAsia"/>
+          <w:rFonts w:hint="eastAsia" w:eastAsia="黑体"/>
         </w:rPr>
         <w:t xml:space="preserve">的出端、开关管</w:t>
       </w:r>
       <w:r>
+        <w:rPr>
+          <w:rFonts w:eastAsia="黑体"/>
+        </w:rPr>
         <w:t xml:space="preserve"> S </w:t>
       </w:r>
       <w:r>
         <w:rPr>
-          <w:rFonts w:hint="eastAsia"/>
+          <w:rFonts w:hint="eastAsia" w:eastAsia="黑体"/>
         </w:rPr>
         <w:t xml:space="preserve">的漏极与二极管</w:t>
       </w:r>
       <w:r>
+        <w:rPr>
+          <w:rFonts w:eastAsia="黑体"/>
+        </w:rPr>
         <w:t xml:space="preserve"> D </w:t>
       </w:r>
       <w:r>
         <w:rPr>
-          <w:rFonts w:hint="eastAsia"/>
+          <w:rFonts w:hint="eastAsia" w:eastAsia="黑体"/>
         </w:rPr>
         <w:t xml:space="preserve">的阳极相连而成；输出节点</w:t>
       </w:r>
       <w:r>
+        <w:rPr>
+          <w:rFonts w:eastAsia="黑体"/>
+        </w:rPr>
         <w:t xml:space="preserve"> </w:t>
       </w:r>
       <m:oMath>
@@ -171,56 +213,74 @@
         </m:sSub>
       </m:oMath>
       <w:r>
+        <w:rPr>
+          <w:rFonts w:eastAsia="黑体"/>
+        </w:rPr>
         <w:t xml:space="preserve"> </w:t>
       </w:r>
       <w:r>
         <w:rPr>
-          <w:rFonts w:hint="eastAsia"/>
+          <w:rFonts w:hint="eastAsia" w:eastAsia="黑体"/>
         </w:rPr>
         <w:t xml:space="preserve">由二极管</w:t>
       </w:r>
       <w:r>
+        <w:rPr>
+          <w:rFonts w:eastAsia="黑体"/>
+        </w:rPr>
         <w:t xml:space="preserve"> D </w:t>
       </w:r>
       <w:r>
         <w:rPr>
-          <w:rFonts w:hint="eastAsia"/>
+          <w:rFonts w:hint="eastAsia" w:eastAsia="黑体"/>
         </w:rPr>
         <w:t xml:space="preserve">的阴极与输出电容</w:t>
       </w:r>
       <w:r>
+        <w:rPr>
+          <w:rFonts w:eastAsia="黑体"/>
+        </w:rPr>
         <w:t xml:space="preserve"> C </w:t>
       </w:r>
       <w:r>
         <w:rPr>
-          <w:rFonts w:hint="eastAsia"/>
+          <w:rFonts w:hint="eastAsia" w:eastAsia="黑体"/>
         </w:rPr>
         <w:t xml:space="preserve">的上端相连并接负载（后级</w:t>
       </w:r>
       <w:r>
+        <w:rPr>
+          <w:rFonts w:eastAsia="黑体"/>
+        </w:rPr>
         <w:t xml:space="preserve"> </w:t>
       </w:r>
       <w:r>
         <w:rPr>
-          <w:rFonts w:hint="eastAsia"/>
+          <w:rFonts w:hint="eastAsia" w:eastAsia="黑体"/>
         </w:rPr>
         <w:t xml:space="preserve">DC-DC），输出电容</w:t>
       </w:r>
       <w:r>
+        <w:rPr>
+          <w:rFonts w:eastAsia="黑体"/>
+        </w:rPr>
         <w:t xml:space="preserve"> C </w:t>
       </w:r>
       <w:r>
         <w:rPr>
-          <w:rFonts w:hint="eastAsia"/>
+          <w:rFonts w:hint="eastAsia" w:eastAsia="黑体"/>
         </w:rPr>
         <w:t xml:space="preserve">的下端与开关管</w:t>
       </w:r>
       <w:r>
+        <w:rPr>
+          <w:rFonts w:eastAsia="黑体"/>
+        </w:rPr>
         <w:t xml:space="preserve"> S </w:t>
       </w:r>
       <w:r>
         <w:rPr>
-          <w:rFonts w:hint="eastAsia"/>
+          <w:rFonts w:hint="eastAsia" w:eastAsia="黑体"/>
         </w:rPr>
         <w:t xml:space="preserve">的源极一并接整流桥负输出端（地）。</w:t>
       </w:r>
@@ -229,70 +289,91 @@
       <w:pPr/>
       <w:r>
         <w:rPr>
-          <w:rFonts w:hint="eastAsia"/>
+          <w:rFonts w:hint="eastAsia" w:eastAsia="黑体"/>
         </w:rPr>
         <w:t xml:space="preserve">各元件管脚连接：整流桥</w:t>
       </w:r>
       <w:r>
+        <w:rPr>
+          <w:rFonts w:eastAsia="黑体"/>
+        </w:rPr>
         <w:t xml:space="preserve"> BR </w:t>
       </w:r>
       <w:r>
         <w:rPr>
-          <w:rFonts w:hint="eastAsia"/>
+          <w:rFonts w:hint="eastAsia" w:eastAsia="黑体"/>
         </w:rPr>
         <w:t xml:space="preserve">的两个交流输入脚接市电火线/零线，正极输出脚接电感入端、负极输出脚接地；升压电感</w:t>
       </w:r>
       <w:r>
+        <w:rPr>
+          <w:rFonts w:eastAsia="黑体"/>
+        </w:rPr>
         <w:t xml:space="preserve"> L </w:t>
       </w:r>
       <w:r>
         <w:rPr>
-          <w:rFonts w:hint="eastAsia"/>
+          <w:rFonts w:hint="eastAsia" w:eastAsia="黑体"/>
         </w:rPr>
         <w:t xml:space="preserve">一端接整流桥正极输出、另一端接开关节点；开关管</w:t>
       </w:r>
       <w:r>
+        <w:rPr>
+          <w:rFonts w:eastAsia="黑体"/>
+        </w:rPr>
         <w:t xml:space="preserve"> S </w:t>
       </w:r>
       <w:r>
         <w:rPr>
-          <w:rFonts w:hint="eastAsia"/>
+          <w:rFonts w:hint="eastAsia" w:eastAsia="黑体"/>
         </w:rPr>
         <w:t xml:space="preserve">的漏极接开关节点、源极接地、栅极</w:t>
       </w:r>
       <w:r>
+        <w:rPr>
+          <w:rFonts w:eastAsia="黑体"/>
+        </w:rPr>
         <w:t xml:space="preserve"> G </w:t>
       </w:r>
       <w:r>
         <w:rPr>
-          <w:rFonts w:hint="eastAsia"/>
+          <w:rFonts w:hint="eastAsia" w:eastAsia="黑体"/>
         </w:rPr>
         <w:t xml:space="preserve">接</w:t>
       </w:r>
       <w:r>
+        <w:rPr>
+          <w:rFonts w:eastAsia="黑体"/>
+        </w:rPr>
         <w:t xml:space="preserve"> PFC </w:t>
       </w:r>
       <w:r>
         <w:rPr>
-          <w:rFonts w:hint="eastAsia"/>
+          <w:rFonts w:hint="eastAsia" w:eastAsia="黑体"/>
         </w:rPr>
         <w:t xml:space="preserve">控制信号；升压二极管</w:t>
       </w:r>
       <w:r>
+        <w:rPr>
+          <w:rFonts w:eastAsia="黑体"/>
+        </w:rPr>
         <w:t xml:space="preserve"> D </w:t>
       </w:r>
       <w:r>
         <w:rPr>
-          <w:rFonts w:hint="eastAsia"/>
+          <w:rFonts w:hint="eastAsia" w:eastAsia="黑体"/>
         </w:rPr>
         <w:t xml:space="preserve">的阳极接开关节点、阴极接输出节点；输出电容</w:t>
       </w:r>
       <w:r>
+        <w:rPr>
+          <w:rFonts w:eastAsia="黑体"/>
+        </w:rPr>
         <w:t xml:space="preserve"> C </w:t>
       </w:r>
       <w:r>
         <w:rPr>
-          <w:rFonts w:hint="eastAsia"/>
+          <w:rFonts w:hint="eastAsia" w:eastAsia="黑体"/>
         </w:rPr>
         <w:t xml:space="preserve">一端接输出节点、另一端接地。</w:t>
       </w:r>
@@ -301,25 +382,31 @@
       <w:pPr/>
       <w:r>
         <w:rPr>
-          <w:rFonts w:hint="eastAsia"/>
+          <w:rFonts w:hint="eastAsia" w:eastAsia="黑体"/>
         </w:rPr>
         <w:t xml:space="preserve">就组态而言，这是由桥式整流加</w:t>
       </w:r>
       <w:r>
+        <w:rPr>
+          <w:rFonts w:eastAsia="黑体"/>
+        </w:rPr>
         <w:t xml:space="preserve"> Boost </w:t>
       </w:r>
       <w:r>
         <w:rPr>
-          <w:rFonts w:hint="eastAsia"/>
+          <w:rFonts w:hint="eastAsia" w:eastAsia="黑体"/>
         </w:rPr>
         <w:t xml:space="preserve">升压单元构成的有源</w:t>
       </w:r>
       <w:r>
+        <w:rPr>
+          <w:rFonts w:eastAsia="黑体"/>
+        </w:rPr>
         <w:t xml:space="preserve"> PFC </w:t>
       </w:r>
       <w:r>
         <w:rPr>
-          <w:rFonts w:hint="eastAsia"/>
+          <w:rFonts w:hint="eastAsia" w:eastAsia="黑体"/>
         </w:rPr>
         <w:t xml:space="preserve">电路，通过控制电感电流跟随整流后正弦包络实现高功率因数与低谐波畸变，并将输出电压升压到稳定直流。</w:t>
       </w:r>
@@ -332,7 +419,7 @@
       </w:pPr>
       <w:r>
         <w:rPr>
-          <w:rFonts w:hint="eastAsia"/>
+          <w:rFonts w:hint="eastAsia" w:eastAsia="黑体"/>
         </w:rPr>
         <w:t xml:space="preserve">工作原理</w:t>
       </w:r>
@@ -343,16 +430,19 @@
       </w:pPr>
       <w:r>
         <w:rPr>
-          <w:rFonts w:hint="eastAsia"/>
+          <w:rFonts w:hint="eastAsia" w:eastAsia="黑体"/>
         </w:rPr>
         <w:t xml:space="preserve">控制开关管使电感电流的平均值按整流后正弦包络变化，从而让电网输入电流与输入电压同相、近似正弦。在连续导电或临界导电模式下，电感储能与释放交替，使输入功率因数接近</w:t>
       </w:r>
       <w:r>
+        <w:rPr>
+          <w:rFonts w:eastAsia="黑体"/>
+        </w:rPr>
         <w:t xml:space="preserve"> </w:t>
       </w:r>
       <w:r>
         <w:rPr>
-          <w:rFonts w:hint="eastAsia"/>
+          <w:rFonts w:hint="eastAsia" w:eastAsia="黑体"/>
         </w:rPr>
         <w:t xml:space="preserve">1，同时将输出电压升压到稳定直流值。</w:t>
       </w:r>
@@ -365,7 +455,7 @@
       </w:pPr>
       <w:r>
         <w:rPr>
-          <w:rFonts w:hint="eastAsia"/>
+          <w:rFonts w:hint="eastAsia" w:eastAsia="黑体"/>
         </w:rPr>
         <w:t xml:space="preserve">关键计算公式</w:t>
       </w:r>
@@ -379,7 +469,7 @@
       </w:pPr>
       <w:r>
         <w:rPr>
-          <w:rFonts w:hint="eastAsia"/>
+          <w:rFonts w:hint="eastAsia" w:eastAsia="黑体"/>
         </w:rPr>
         <w:t xml:space="preserve">输出电压与占空比（CCM）：</w:t>
       </w:r>
@@ -466,7 +556,7 @@
       </w:pPr>
       <w:r>
         <w:rPr>
-          <w:rFonts w:hint="eastAsia"/>
+          <w:rFonts w:hint="eastAsia" w:eastAsia="黑体"/>
         </w:rPr>
         <w:t xml:space="preserve">升压电感（CCM）：</w:t>
       </w:r>
@@ -559,7 +649,7 @@
       </w:pPr>
       <w:r>
         <w:rPr>
-          <w:rFonts w:hint="eastAsia"/>
+          <w:rFonts w:hint="eastAsia" w:eastAsia="黑体"/>
         </w:rPr>
         <w:t xml:space="preserve">输出电容（纹波限制）：</w:t>
       </w:r>
@@ -697,7 +787,7 @@
       </w:pPr>
       <w:r>
         <w:rPr>
-          <w:rFonts w:hint="eastAsia"/>
+          <w:rFonts w:hint="eastAsia" w:eastAsia="黑体"/>
         </w:rPr>
         <w:t xml:space="preserve">功率因数：</w:t>
       </w:r>
@@ -796,7 +886,7 @@
       </w:pPr>
       <w:r>
         <w:rPr>
-          <w:rFonts w:hint="eastAsia"/>
+          <w:rFonts w:hint="eastAsia" w:eastAsia="黑体"/>
         </w:rPr>
         <w:t xml:space="preserve">输出电压纹波（双倍工频）：</w:t>
       </w:r>
@@ -947,7 +1037,7 @@
             </w:pPr>
             <w:r>
               <w:rPr>
-                <w:rFonts w:hint="eastAsia"/>
+                <w:rFonts w:hint="eastAsia" w:eastAsia="黑体"/>
               </w:rPr>
               <w:t xml:space="preserve">符号</w:t>
             </w:r>
@@ -961,7 +1051,7 @@
             </w:pPr>
             <w:r>
               <w:rPr>
-                <w:rFonts w:hint="eastAsia"/>
+                <w:rFonts w:hint="eastAsia" w:eastAsia="黑体"/>
               </w:rPr>
               <w:t xml:space="preserve">含义</w:t>
             </w:r>
@@ -975,7 +1065,7 @@
             </w:pPr>
             <w:r>
               <w:rPr>
-                <w:rFonts w:hint="eastAsia"/>
+                <w:rFonts w:hint="eastAsia" w:eastAsia="黑体"/>
               </w:rPr>
               <w:t xml:space="preserve">单位</w:t>
             </w:r>
@@ -1007,6 +1097,9 @@
               </m:sSub>
             </m:oMath>
             <w:r>
+              <w:rPr>
+                <w:rFonts w:eastAsia="黑体"/>
+              </w:rPr>
               <w:t xml:space="preserve">​</w:t>
             </w:r>
           </w:p>
@@ -1019,7 +1112,7 @@
             </w:pPr>
             <w:r>
               <w:rPr>
-                <w:rFonts w:hint="eastAsia"/>
+                <w:rFonts w:hint="eastAsia" w:eastAsia="黑体"/>
               </w:rPr>
               <w:t xml:space="preserve">整流后输入电压</w:t>
             </w:r>
@@ -1032,6 +1125,9 @@
               <w:pStyle w:val="Compact"/>
             </w:pPr>
             <w:r>
+              <w:rPr>
+                <w:rFonts w:eastAsia="黑体"/>
+              </w:rPr>
               <w:t xml:space="preserve">V</w:t>
             </w:r>
           </w:p>
@@ -1065,6 +1161,9 @@
               </m:sSub>
             </m:oMath>
             <w:r>
+              <w:rPr>
+                <w:rFonts w:eastAsia="黑体"/>
+              </w:rPr>
               <w:t xml:space="preserve">​</w:t>
             </w:r>
           </w:p>
@@ -1077,7 +1176,7 @@
             </w:pPr>
             <w:r>
               <w:rPr>
-                <w:rFonts w:hint="eastAsia"/>
+                <w:rFonts w:hint="eastAsia" w:eastAsia="黑体"/>
               </w:rPr>
               <w:t xml:space="preserve">输出电压</w:t>
             </w:r>
@@ -1090,6 +1189,9 @@
               <w:pStyle w:val="Compact"/>
             </w:pPr>
             <w:r>
+              <w:rPr>
+                <w:rFonts w:eastAsia="黑体"/>
+              </w:rPr>
               <w:t xml:space="preserve">V</w:t>
             </w:r>
           </w:p>
@@ -1108,6 +1210,9 @@
               </m:r>
             </m:oMath>
             <w:r>
+              <w:rPr>
+                <w:rFonts w:eastAsia="黑体"/>
+              </w:rPr>
               <w:t xml:space="preserve">​</w:t>
             </w:r>
           </w:p>
@@ -1120,7 +1225,7 @@
             </w:pPr>
             <w:r>
               <w:rPr>
-                <w:rFonts w:hint="eastAsia"/>
+                <w:rFonts w:hint="eastAsia" w:eastAsia="黑体"/>
               </w:rPr>
               <w:t xml:space="preserve">占空比</w:t>
             </w:r>
@@ -1133,6 +1238,9 @@
               <w:pStyle w:val="Compact"/>
             </w:pPr>
             <w:r>
+              <w:rPr>
+                <w:rFonts w:eastAsia="黑体"/>
+              </w:rPr>
               <w:t xml:space="preserve">—</w:t>
             </w:r>
           </w:p>
@@ -1160,6 +1268,9 @@
               </m:sSub>
             </m:oMath>
             <w:r>
+              <w:rPr>
+                <w:rFonts w:eastAsia="黑体"/>
+              </w:rPr>
               <w:t xml:space="preserve">​</w:t>
             </w:r>
           </w:p>
@@ -1172,7 +1283,7 @@
             </w:pPr>
             <w:r>
               <w:rPr>
-                <w:rFonts w:hint="eastAsia"/>
+                <w:rFonts w:hint="eastAsia" w:eastAsia="黑体"/>
               </w:rPr>
               <w:t xml:space="preserve">开关频率</w:t>
             </w:r>
@@ -1185,6 +1296,9 @@
               <w:pStyle w:val="Compact"/>
             </w:pPr>
             <w:r>
+              <w:rPr>
+                <w:rFonts w:eastAsia="黑体"/>
+              </w:rPr>
               <w:t xml:space="preserve">Hz</w:t>
             </w:r>
           </w:p>
@@ -1221,6 +1335,9 @@
               </m:sSub>
             </m:oMath>
             <w:r>
+              <w:rPr>
+                <w:rFonts w:eastAsia="黑体"/>
+              </w:rPr>
               <w:t xml:space="preserve">​</w:t>
             </w:r>
           </w:p>
@@ -1233,7 +1350,7 @@
             </w:pPr>
             <w:r>
               <w:rPr>
-                <w:rFonts w:hint="eastAsia"/>
+                <w:rFonts w:hint="eastAsia" w:eastAsia="黑体"/>
               </w:rPr>
               <w:t xml:space="preserve">电网频率</w:t>
             </w:r>
@@ -1246,6 +1363,9 @@
               <w:pStyle w:val="Compact"/>
             </w:pPr>
             <w:r>
+              <w:rPr>
+                <w:rFonts w:eastAsia="黑体"/>
+              </w:rPr>
               <w:t xml:space="preserve">Hz</w:t>
             </w:r>
           </w:p>
@@ -1264,6 +1384,9 @@
               </m:r>
             </m:oMath>
             <w:r>
+              <w:rPr>
+                <w:rFonts w:eastAsia="黑体"/>
+              </w:rPr>
               <w:t xml:space="preserve">​</w:t>
             </w:r>
           </w:p>
@@ -1276,7 +1399,7 @@
             </w:pPr>
             <w:r>
               <w:rPr>
-                <w:rFonts w:hint="eastAsia"/>
+                <w:rFonts w:hint="eastAsia" w:eastAsia="黑体"/>
               </w:rPr>
               <w:t xml:space="preserve">升压电感</w:t>
             </w:r>
@@ -1289,6 +1412,9 @@
               <w:pStyle w:val="Compact"/>
             </w:pPr>
             <w:r>
+              <w:rPr>
+                <w:rFonts w:eastAsia="黑体"/>
+              </w:rPr>
               <w:t xml:space="preserve">H</w:t>
             </w:r>
           </w:p>
@@ -1307,6 +1433,9 @@
               </m:r>
             </m:oMath>
             <w:r>
+              <w:rPr>
+                <w:rFonts w:eastAsia="黑体"/>
+              </w:rPr>
               <w:t xml:space="preserve">​</w:t>
             </w:r>
           </w:p>
@@ -1319,7 +1448,7 @@
             </w:pPr>
             <w:r>
               <w:rPr>
-                <w:rFonts w:hint="eastAsia"/>
+                <w:rFonts w:hint="eastAsia" w:eastAsia="黑体"/>
               </w:rPr>
               <w:t xml:space="preserve">输出电容</w:t>
             </w:r>
@@ -1332,6 +1461,9 @@
               <w:pStyle w:val="Compact"/>
             </w:pPr>
             <w:r>
+              <w:rPr>
+                <w:rFonts w:eastAsia="黑体"/>
+              </w:rPr>
               <w:t xml:space="preserve">F</w:t>
             </w:r>
           </w:p>
@@ -1365,6 +1497,9 @@
               </m:sSub>
             </m:oMath>
             <w:r>
+              <w:rPr>
+                <w:rFonts w:eastAsia="黑体"/>
+              </w:rPr>
               <w:t xml:space="preserve">​</w:t>
             </w:r>
           </w:p>
@@ -1377,7 +1512,7 @@
             </w:pPr>
             <w:r>
               <w:rPr>
-                <w:rFonts w:hint="eastAsia"/>
+                <w:rFonts w:hint="eastAsia" w:eastAsia="黑体"/>
               </w:rPr>
               <w:t xml:space="preserve">输出功率</w:t>
             </w:r>
@@ -1390,6 +1525,9 @@
               <w:pStyle w:val="Compact"/>
             </w:pPr>
             <w:r>
+              <w:rPr>
+                <w:rFonts w:eastAsia="黑体"/>
+              </w:rPr>
               <w:t xml:space="preserve">W</w:t>
             </w:r>
           </w:p>
@@ -1438,6 +1576,9 @@
               </m:sSub>
             </m:oMath>
             <w:r>
+              <w:rPr>
+                <w:rFonts w:eastAsia="黑体"/>
+              </w:rPr>
               <w:t xml:space="preserve">​</w:t>
             </w:r>
           </w:p>
@@ -1450,7 +1591,7 @@
             </w:pPr>
             <w:r>
               <w:rPr>
-                <w:rFonts w:hint="eastAsia"/>
+                <w:rFonts w:hint="eastAsia" w:eastAsia="黑体"/>
               </w:rPr>
               <w:t xml:space="preserve">基波电流有效值</w:t>
             </w:r>
@@ -1463,6 +1604,9 @@
               <w:pStyle w:val="Compact"/>
             </w:pPr>
             <w:r>
+              <w:rPr>
+                <w:rFonts w:eastAsia="黑体"/>
+              </w:rPr>
               <w:t xml:space="preserve">A</w:t>
             </w:r>
           </w:p>
@@ -1496,6 +1640,9 @@
               </m:sSub>
             </m:oMath>
             <w:r>
+              <w:rPr>
+                <w:rFonts w:eastAsia="黑体"/>
+              </w:rPr>
               <w:t xml:space="preserve">​</w:t>
             </w:r>
           </w:p>
@@ -1508,7 +1655,7 @@
             </w:pPr>
             <w:r>
               <w:rPr>
-                <w:rFonts w:hint="eastAsia"/>
+                <w:rFonts w:hint="eastAsia" w:eastAsia="黑体"/>
               </w:rPr>
               <w:t xml:space="preserve">总电流有效值</w:t>
             </w:r>
@@ -1521,6 +1668,9 @@
               <w:pStyle w:val="Compact"/>
             </w:pPr>
             <w:r>
+              <w:rPr>
+                <w:rFonts w:eastAsia="黑体"/>
+              </w:rPr>
               <w:t xml:space="preserve">A</w:t>
             </w:r>
           </w:p>
@@ -1535,7 +1685,7 @@
       </w:pPr>
       <w:r>
         <w:rPr>
-          <w:rFonts w:hint="eastAsia"/>
+          <w:rFonts w:hint="eastAsia" w:eastAsia="黑体"/>
         </w:rPr>
         <w:t xml:space="preserve">元件调整影响</w:t>
       </w:r>
@@ -1550,29 +1700,39 @@
       </w:pPr>
       <w:r>
         <w:rPr>
+          <w:rFonts w:eastAsia="黑体"/>
           <w:b/>
           <w:bCs/>
         </w:rPr>
         <w:t xml:space="preserve">L↑</w:t>
       </w:r>
       <w:r>
+        <w:rPr>
+          <w:rFonts w:eastAsia="黑体"/>
+        </w:rPr>
         <w:t xml:space="preserve"> </w:t>
       </w:r>
       <w:r>
+        <w:rPr>
+          <w:rFonts w:eastAsia="黑体"/>
+        </w:rPr>
         <w:t xml:space="preserve">→ </w:t>
       </w:r>
       <w:r>
         <w:rPr>
-          <w:rFonts w:hint="eastAsia"/>
+          <w:rFonts w:hint="eastAsia" w:eastAsia="黑体"/>
         </w:rPr>
         <w:t xml:space="preserve">电感纹波电流减小、更易进入</w:t>
       </w:r>
       <w:r>
+        <w:rPr>
+          <w:rFonts w:eastAsia="黑体"/>
+        </w:rPr>
         <w:t xml:space="preserve"> </w:t>
       </w:r>
       <w:r>
         <w:rPr>
-          <w:rFonts w:hint="eastAsia"/>
+          <w:rFonts w:hint="eastAsia" w:eastAsia="黑体"/>
         </w:rPr>
         <w:t xml:space="preserve">CCM，但体积增大。</w:t>
       </w:r>
@@ -1587,20 +1747,27 @@
       </w:pPr>
       <w:r>
         <w:rPr>
+          <w:rFonts w:eastAsia="黑体"/>
           <w:b/>
           <w:bCs/>
         </w:rPr>
         <w:t xml:space="preserve">C↑</w:t>
       </w:r>
       <w:r>
+        <w:rPr>
+          <w:rFonts w:eastAsia="黑体"/>
+        </w:rPr>
         <w:t xml:space="preserve"> </w:t>
       </w:r>
       <w:r>
+        <w:rPr>
+          <w:rFonts w:eastAsia="黑体"/>
+        </w:rPr>
         <w:t xml:space="preserve">→ </w:t>
       </w:r>
       <w:r>
         <w:rPr>
-          <w:rFonts w:hint="eastAsia"/>
+          <w:rFonts w:hint="eastAsia" w:eastAsia="黑体"/>
         </w:rPr>
         <w:t xml:space="preserve">输出纹波减小，但维持时间与体积增大。</w:t>
       </w:r>
@@ -1615,20 +1782,27 @@
       </w:pPr>
       <w:r>
         <w:rPr>
+          <w:rFonts w:eastAsia="黑体"/>
           <w:b/>
           <w:bCs/>
         </w:rPr>
         <w:t xml:space="preserve">D↑</w:t>
       </w:r>
       <w:r>
+        <w:rPr>
+          <w:rFonts w:eastAsia="黑体"/>
+        </w:rPr>
         <w:t xml:space="preserve"> </w:t>
       </w:r>
       <w:r>
+        <w:rPr>
+          <w:rFonts w:eastAsia="黑体"/>
+        </w:rPr>
         <w:t xml:space="preserve">→ </w:t>
       </w:r>
       <w:r>
         <w:rPr>
-          <w:rFonts w:hint="eastAsia"/>
+          <w:rFonts w:hint="eastAsia" w:eastAsia="黑体"/>
         </w:rPr>
         <w:t xml:space="preserve">输出电压升高；输出电压不可低于输入峰值。</w:t>
       </w:r>
@@ -1643,20 +1817,27 @@
       </w:pPr>
       <w:r>
         <w:rPr>
+          <w:rFonts w:eastAsia="黑体"/>
           <w:b/>
           <w:bCs/>
         </w:rPr>
         <w:t xml:space="preserve">f_s↑</w:t>
       </w:r>
       <w:r>
+        <w:rPr>
+          <w:rFonts w:eastAsia="黑体"/>
+        </w:rPr>
         <w:t xml:space="preserve"> </w:t>
       </w:r>
       <w:r>
+        <w:rPr>
+          <w:rFonts w:eastAsia="黑体"/>
+        </w:rPr>
         <w:t xml:space="preserve">→ </w:t>
       </w:r>
       <w:r>
         <w:rPr>
-          <w:rFonts w:hint="eastAsia"/>
+          <w:rFonts w:hint="eastAsia" w:eastAsia="黑体"/>
         </w:rPr>
         <w:t xml:space="preserve">电感体积减小，但开关损耗增大。</w:t>
       </w:r>
@@ -1671,7 +1852,7 @@
       </w:pPr>
       <w:r>
         <w:rPr>
-          <w:rFonts w:hint="eastAsia"/>
+          <w:rFonts w:hint="eastAsia" w:eastAsia="黑体"/>
         </w:rPr>
         <w:t xml:space="preserve">电感偏置下饱和会导致电流失控，需保证其在大电流下不失磁。</w:t>
       </w:r>
@@ -1684,7 +1865,7 @@
       </w:pPr>
       <w:r>
         <w:rPr>
-          <w:rFonts w:hint="eastAsia"/>
+          <w:rFonts w:hint="eastAsia" w:eastAsia="黑体"/>
         </w:rPr>
         <w:t xml:space="preserve">典型参数示例</w:t>
       </w:r>
@@ -1699,11 +1880,14 @@
       </w:pPr>
       <w:r>
         <w:rPr>
-          <w:rFonts w:hint="eastAsia"/>
+          <w:rFonts w:hint="eastAsia" w:eastAsia="黑体"/>
         </w:rPr>
         <w:t xml:space="preserve">取</w:t>
       </w:r>
       <w:r>
+        <w:rPr>
+          <w:rFonts w:eastAsia="黑体"/>
+        </w:rPr>
         <w:t xml:space="preserve"> </w:t>
       </w:r>
       <m:oMath>
@@ -1744,20 +1928,26 @@
       </m:oMath>
       <w:r>
         <w:rPr>
-          <w:rFonts w:hint="eastAsia"/>
+          <w:rFonts w:hint="eastAsia" w:eastAsia="黑体"/>
         </w:rPr>
         <w:t xml:space="preserve">（市电</w:t>
       </w:r>
       <w:r>
+        <w:rPr>
+          <w:rFonts w:eastAsia="黑体"/>
+        </w:rPr>
         <w:t xml:space="preserve"> 220V </w:t>
       </w:r>
       <w:r>
         <w:rPr>
-          <w:rFonts w:hint="eastAsia"/>
+          <w:rFonts w:hint="eastAsia" w:eastAsia="黑体"/>
         </w:rPr>
         <w:t xml:space="preserve">峰值）、要求</w:t>
       </w:r>
       <w:r>
+        <w:rPr>
+          <w:rFonts w:eastAsia="黑体"/>
+        </w:rPr>
         <w:t xml:space="preserve"> </w:t>
       </w:r>
       <m:oMath>
@@ -1801,7 +1991,7 @@
       </m:oMath>
       <w:r>
         <w:rPr>
-          <w:rFonts w:hint="eastAsia"/>
+          <w:rFonts w:hint="eastAsia" w:eastAsia="黑体"/>
         </w:rPr>
         <w:t xml:space="preserve">：</w:t>
       </w:r>
@@ -1850,6 +2040,9 @@
         </m:r>
       </m:oMath>
       <w:r>
+        <w:rPr>
+          <w:rFonts w:eastAsia="黑体"/>
+        </w:rPr>
         <w:t xml:space="preserve">。</w:t>
       </w:r>
     </w:p>
@@ -1863,11 +2056,14 @@
       </w:pPr>
       <w:r>
         <w:rPr>
-          <w:rFonts w:hint="eastAsia"/>
+          <w:rFonts w:hint="eastAsia" w:eastAsia="黑体"/>
         </w:rPr>
         <w:t xml:space="preserve">取</w:t>
       </w:r>
       <w:r>
+        <w:rPr>
+          <w:rFonts w:eastAsia="黑体"/>
+        </w:rPr>
         <w:t xml:space="preserve"> </w:t>
       </w:r>
       <m:oMath>
@@ -1910,6 +2106,9 @@
         </m:r>
       </m:oMath>
       <w:r>
+        <w:rPr>
+          <w:rFonts w:eastAsia="黑体"/>
+        </w:rPr>
         <w:t xml:space="preserve">、</w:t>
       </w:r>
       <m:oMath>
@@ -1952,6 +2151,9 @@
         </m:r>
       </m:oMath>
       <w:r>
+        <w:rPr>
+          <w:rFonts w:eastAsia="黑体"/>
+        </w:rPr>
         <w:t xml:space="preserve">、</w:t>
       </w:r>
       <m:oMath>
@@ -1997,6 +2199,9 @@
         </m:r>
       </m:oMath>
       <w:r>
+        <w:rPr>
+          <w:rFonts w:eastAsia="黑体"/>
+        </w:rPr>
         <w:t xml:space="preserve">、</w:t>
       </w:r>
       <m:oMath>
@@ -2046,7 +2251,7 @@
       </m:oMath>
       <w:r>
         <w:rPr>
-          <w:rFonts w:hint="eastAsia"/>
+          <w:rFonts w:hint="eastAsia" w:eastAsia="黑体"/>
         </w:rPr>
         <w:t xml:space="preserve">：</w:t>
       </w:r>
@@ -2129,6 +2334,9 @@
         </m:r>
       </m:oMath>
       <w:r>
+        <w:rPr>
+          <w:rFonts w:eastAsia="黑体"/>
+        </w:rPr>
         <w:t xml:space="preserve">。</w:t>
       </w:r>
     </w:p>
@@ -2140,7 +2348,7 @@
       </w:pPr>
       <w:r>
         <w:rPr>
-          <w:rFonts w:hint="eastAsia"/>
+          <w:rFonts w:hint="eastAsia" w:eastAsia="黑体"/>
         </w:rPr>
         <w:t xml:space="preserve">常见器件型号</w:t>
       </w:r>
@@ -2155,7 +2363,7 @@
       </w:pPr>
       <w:r>
         <w:rPr>
-          <w:rFonts w:hint="eastAsia"/>
+          <w:rFonts w:hint="eastAsia" w:eastAsia="黑体"/>
         </w:rPr>
         <w:t xml:space="preserve">开关管：SPW20N60C3、STP20NM60、IPA60R180P7。</w:t>
       </w:r>
@@ -2170,7 +2378,7 @@
       </w:pPr>
       <w:r>
         <w:rPr>
-          <w:rFonts w:hint="eastAsia"/>
+          <w:rFonts w:hint="eastAsia" w:eastAsia="黑体"/>
         </w:rPr>
         <w:t xml:space="preserve">升压二极管（快恢复）：STTH8R06、MUR860、BYV29-600。</w:t>
       </w:r>
@@ -2185,16 +2393,19 @@
       </w:pPr>
       <w:r>
         <w:rPr>
-          <w:rFonts w:hint="eastAsia"/>
+          <w:rFonts w:hint="eastAsia" w:eastAsia="黑体"/>
         </w:rPr>
         <w:t xml:space="preserve">控制</w:t>
       </w:r>
       <w:r>
+        <w:rPr>
+          <w:rFonts w:eastAsia="黑体"/>
+        </w:rPr>
         <w:t xml:space="preserve"> </w:t>
       </w:r>
       <w:r>
         <w:rPr>
-          <w:rFonts w:hint="eastAsia"/>
+          <w:rFonts w:hint="eastAsia" w:eastAsia="黑体"/>
         </w:rPr>
         <w:t xml:space="preserve">IC：UCC28070、L6562、NCP1654、ICE2PCS01。</w:t>
       </w:r>
@@ -2207,7 +2418,7 @@
       </w:pPr>
       <w:r>
         <w:rPr>
-          <w:rFonts w:hint="eastAsia"/>
+          <w:rFonts w:hint="eastAsia" w:eastAsia="黑体"/>
         </w:rPr>
         <w:t xml:space="preserve">注意事项</w:t>
       </w:r>
@@ -2222,7 +2433,7 @@
       </w:pPr>
       <w:r>
         <w:rPr>
-          <w:rFonts w:hint="eastAsia"/>
+          <w:rFonts w:hint="eastAsia" w:eastAsia="黑体"/>
         </w:rPr>
         <w:t xml:space="preserve">输出电压必须高于输入交流峰值，否则无法正常工作。</w:t>
       </w:r>
@@ -2237,16 +2448,19 @@
       </w:pPr>
       <w:r>
         <w:rPr>
-          <w:rFonts w:hint="eastAsia"/>
+          <w:rFonts w:hint="eastAsia" w:eastAsia="黑体"/>
         </w:rPr>
         <w:t xml:space="preserve">输出电容需承受双倍工频纹波，应选用低</w:t>
       </w:r>
       <w:r>
+        <w:rPr>
+          <w:rFonts w:eastAsia="黑体"/>
+        </w:rPr>
         <w:t xml:space="preserve"> </w:t>
       </w:r>
       <w:r>
         <w:rPr>
-          <w:rFonts w:hint="eastAsia"/>
+          <w:rFonts w:hint="eastAsia" w:eastAsia="黑体"/>
         </w:rPr>
         <w:t xml:space="preserve">ESR、耐纹波的电解电容。</w:t>
       </w:r>
@@ -2261,16 +2475,19 @@
       </w:pPr>
       <w:r>
         <w:rPr>
-          <w:rFonts w:hint="eastAsia"/>
+          <w:rFonts w:hint="eastAsia" w:eastAsia="黑体"/>
         </w:rPr>
         <w:t xml:space="preserve">使用升压二极管时注意反向恢复，临界模式宜选超快恢复或</w:t>
       </w:r>
       <w:r>
+        <w:rPr>
+          <w:rFonts w:eastAsia="黑体"/>
+        </w:rPr>
         <w:t xml:space="preserve"> SiC </w:t>
       </w:r>
       <w:r>
         <w:rPr>
-          <w:rFonts w:hint="eastAsia"/>
+          <w:rFonts w:hint="eastAsia" w:eastAsia="黑体"/>
         </w:rPr>
         <w:t xml:space="preserve">二极管。</w:t>
       </w:r>
@@ -2285,16 +2502,19 @@
       </w:pPr>
       <w:r>
         <w:rPr>
-          <w:rFonts w:hint="eastAsia"/>
+          <w:rFonts w:hint="eastAsia" w:eastAsia="黑体"/>
         </w:rPr>
         <w:t xml:space="preserve">需加</w:t>
       </w:r>
       <w:r>
+        <w:rPr>
+          <w:rFonts w:eastAsia="黑体"/>
+        </w:rPr>
         <w:t xml:space="preserve"> EMI </w:t>
       </w:r>
       <w:r>
         <w:rPr>
-          <w:rFonts w:hint="eastAsia"/>
+          <w:rFonts w:hint="eastAsia" w:eastAsia="黑体"/>
         </w:rPr>
         <w:t xml:space="preserve">滤波，满足谐波与传导发射标准。</w:t>
       </w:r>
@@ -2307,7 +2527,7 @@
       </w:pPr>
       <w:r>
         <w:rPr>
-          <w:rFonts w:hint="eastAsia"/>
+          <w:rFonts w:hint="eastAsia" w:eastAsia="黑体"/>
         </w:rPr>
         <w:t xml:space="preserve">参考资料</w:t>
       </w:r>
@@ -2321,29 +2541,38 @@
         </w:numPr>
       </w:pPr>
       <w:r>
+        <w:rPr>
+          <w:rFonts w:eastAsia="黑体"/>
+        </w:rPr>
         <w:t xml:space="preserve">TI </w:t>
       </w:r>
       <w:r>
         <w:rPr>
-          <w:rFonts w:hint="eastAsia"/>
+          <w:rFonts w:hint="eastAsia" w:eastAsia="黑体"/>
         </w:rPr>
         <w:t xml:space="preserve">应用笔记</w:t>
       </w:r>
       <w:r>
+        <w:rPr>
+          <w:rFonts w:eastAsia="黑体"/>
+        </w:rPr>
         <w:t xml:space="preserve"> </w:t>
       </w:r>
       <w:r>
         <w:rPr>
-          <w:rFonts w:hint="eastAsia"/>
+          <w:rFonts w:hint="eastAsia" w:eastAsia="黑体"/>
         </w:rPr>
         <w:t xml:space="preserve">SLUA269（UCC28070</w:t>
       </w:r>
       <w:r>
+        <w:rPr>
+          <w:rFonts w:eastAsia="黑体"/>
+        </w:rPr>
         <w:t xml:space="preserve"> PFC </w:t>
       </w:r>
       <w:r>
         <w:rPr>
-          <w:rFonts w:hint="eastAsia"/>
+          <w:rFonts w:hint="eastAsia" w:eastAsia="黑体"/>
         </w:rPr>
         <w:t xml:space="preserve">设计）。</w:t>
       </w:r>
@@ -2357,29 +2586,38 @@
         </w:numPr>
       </w:pPr>
       <w:r>
+        <w:rPr>
+          <w:rFonts w:eastAsia="黑体"/>
+        </w:rPr>
         <w:t xml:space="preserve">ST </w:t>
       </w:r>
       <w:r>
         <w:rPr>
-          <w:rFonts w:hint="eastAsia"/>
+          <w:rFonts w:hint="eastAsia" w:eastAsia="黑体"/>
         </w:rPr>
         <w:t xml:space="preserve">应用笔记</w:t>
       </w:r>
       <w:r>
+        <w:rPr>
+          <w:rFonts w:eastAsia="黑体"/>
+        </w:rPr>
         <w:t xml:space="preserve"> </w:t>
       </w:r>
       <w:r>
         <w:rPr>
-          <w:rFonts w:hint="eastAsia"/>
+          <w:rFonts w:hint="eastAsia" w:eastAsia="黑体"/>
         </w:rPr>
         <w:t xml:space="preserve">AN2761（L6562</w:t>
       </w:r>
       <w:r>
+        <w:rPr>
+          <w:rFonts w:eastAsia="黑体"/>
+        </w:rPr>
         <w:t xml:space="preserve"> </w:t>
       </w:r>
       <w:r>
         <w:rPr>
-          <w:rFonts w:hint="eastAsia"/>
+          <w:rFonts w:hint="eastAsia" w:eastAsia="黑体"/>
         </w:rPr>
         <w:t xml:space="preserve">PFC）。</w:t>
       </w:r>
@@ -2393,6 +2631,9 @@
         </w:numPr>
       </w:pPr>
       <w:r>
+        <w:rPr>
+          <w:rFonts w:eastAsia="黑体"/>
+        </w:rPr>
         <w:t xml:space="preserve">Wikipedia: Power factor。</w:t>
       </w:r>
     </w:p>
@@ -2405,11 +2646,11 @@
       </w:pPr>
       <w:r>
         <w:rPr>
-          <w:rFonts w:ascii="Times New Roman" w:hAnsi="Times New Roman"/>
+          <w:rFonts w:ascii="Times New Roman" w:hAnsi="Times New Roman" w:eastAsia="黑体"/>
           <w:color w:val="555555"/>
           <w:sz w:val="21"/>
         </w:rPr>
-        <w:t>材料收集者：杜文杰</w:t>
+        <w:t>材料收集者：杜文杰，WX手机：19519196569，QQ:3478827729</w:t>
       </w:r>
     </w:p>
     <w:sectPr>
@@ -2429,7 +2670,7 @@
 </file>
 
 <file path=word/footer1.xml><?xml version="1.0" encoding="utf-8"?>
-<w:ftr xmlns:m="http://schemas.openxmlformats.org/officeDocument/2006/math" xmlns:mc="http://schemas.openxmlformats.org/markup-compatibility/2006" xmlns:mo="http://schemas.microsoft.com/office/mac/office/2008/main" xmlns:mv="urn:schemas-microsoft-com:mac:vml" xmlns:o="urn:schemas-microsoft-com:office:office" xmlns:r="http://schemas.openxmlformats.org/officeDocument/2006/relationships" xmlns:v="urn:schemas-microsoft-com:vml" xmlns:w10="urn:schemas-microsoft-com:office:word" xmlns:w14="http://schemas.microsoft.com/office/word/2010/wordml" xmlns:w="http://schemas.openxmlformats.org/wordprocessingml/2006/main" xmlns:wne="http://schemas.microsoft.com/office/word/2006/wordml" xmlns:wp14="http://schemas.microsoft.com/office/word/2010/wordprocessingDrawing" xmlns:wp="http://schemas.openxmlformats.org/drawingml/2006/wordprocessingDrawing" xmlns:wpc="http://schemas.microsoft.com/office/word/2010/wordprocessingCanvas" xmlns:wpg="http://schemas.microsoft.com/office/word/2010/wordprocessingGroup" xmlns:wpi="http://schemas.microsoft.com/office/word/2010/wordprocessingInk" xmlns:wps="http://schemas.microsoft.com/office/word/2010/wordprocessingShape" mc:Ignorable="w14 wp14">
+<w:ftr xmlns:mc="http://schemas.openxmlformats.org/markup-compatibility/2006" xmlns:w="http://schemas.openxmlformats.org/wordprocessingml/2006/main" xmlns:m="http://schemas.openxmlformats.org/officeDocument/2006/math" xmlns:mo="http://schemas.microsoft.com/office/mac/office/2008/main" xmlns:mv="urn:schemas-microsoft-com:mac:vml" xmlns:o="urn:schemas-microsoft-com:office:office" xmlns:r="http://schemas.openxmlformats.org/officeDocument/2006/relationships" xmlns:v="urn:schemas-microsoft-com:vml" xmlns:w10="urn:schemas-microsoft-com:office:word" xmlns:w14="http://schemas.microsoft.com/office/word/2010/wordml" xmlns:wne="http://schemas.microsoft.com/office/word/2006/wordml" xmlns:wp14="http://schemas.microsoft.com/office/word/2010/wordprocessingDrawing" xmlns:wp="http://schemas.openxmlformats.org/drawingml/2006/wordprocessingDrawing" xmlns:wpc="http://schemas.microsoft.com/office/word/2010/wordprocessingCanvas" xmlns:wpg="http://schemas.microsoft.com/office/word/2010/wordprocessingGroup" xmlns:wpi="http://schemas.microsoft.com/office/word/2010/wordprocessingInk" xmlns:wps="http://schemas.microsoft.com/office/word/2010/wordprocessingShape" mc:Ignorable="w14 wp14">
   <w:p>
     <w:pPr>
       <w:pStyle w:val="Footer"/>
@@ -2437,12 +2678,14 @@
     </w:pPr>
     <w:r>
       <w:rPr>
+        <w:rFonts w:eastAsia="黑体"/>
         <w:sz w:val="18"/>
       </w:rPr>
       <w:t xml:space="preserve">第 </w:t>
     </w:r>
     <w:r>
       <w:rPr>
+        <w:rFonts w:eastAsia="黑体"/>
         <w:sz w:val="18"/>
       </w:rPr>
       <w:fldChar w:fldCharType="begin"/>
@@ -2451,6 +2694,7 @@
     </w:r>
     <w:r>
       <w:rPr>
+        <w:rFonts w:eastAsia="黑体"/>
         <w:sz w:val="18"/>
       </w:rPr>
       <w:t xml:space="preserve"> 页</w:t>
@@ -2464,6 +2708,9 @@
   <w:footnote w:type="continuationSeparator" w:id="0">
     <w:p>
       <w:r>
+        <w:rPr>
+          <w:rFonts w:eastAsia="黑体"/>
+        </w:rPr>
         <w:continuationSeparator/>
       </w:r>
     </w:p>
@@ -2471,6 +2718,9 @@
   <w:footnote w:type="separator" w:id="-1">
     <w:p>
       <w:r>
+        <w:rPr>
+          <w:rFonts w:eastAsia="黑体"/>
+        </w:rPr>
         <w:separator/>
       </w:r>
     </w:p>
@@ -2479,7 +2729,7 @@
 </file>
 
 <file path=word/header1.xml><?xml version="1.0" encoding="utf-8"?>
-<w:hdr xmlns:m="http://schemas.openxmlformats.org/officeDocument/2006/math" xmlns:mc="http://schemas.openxmlformats.org/markup-compatibility/2006" xmlns:mo="http://schemas.microsoft.com/office/mac/office/2008/main" xmlns:mv="urn:schemas-microsoft-com:mac:vml" xmlns:o="urn:schemas-microsoft-com:office:office" xmlns:r="http://schemas.openxmlformats.org/officeDocument/2006/relationships" xmlns:v="urn:schemas-microsoft-com:vml" xmlns:w10="urn:schemas-microsoft-com:office:word" xmlns:w14="http://schemas.microsoft.com/office/word/2010/wordml" xmlns:w="http://schemas.openxmlformats.org/wordprocessingml/2006/main" xmlns:wne="http://schemas.microsoft.com/office/word/2006/wordml" xmlns:wp14="http://schemas.microsoft.com/office/word/2010/wordprocessingDrawing" xmlns:wp="http://schemas.openxmlformats.org/drawingml/2006/wordprocessingDrawing" xmlns:wpc="http://schemas.microsoft.com/office/word/2010/wordprocessingCanvas" xmlns:wpg="http://schemas.microsoft.com/office/word/2010/wordprocessingGroup" xmlns:wpi="http://schemas.microsoft.com/office/word/2010/wordprocessingInk" xmlns:wps="http://schemas.microsoft.com/office/word/2010/wordprocessingShape" mc:Ignorable="w14 wp14">
+<w:hdr xmlns:mc="http://schemas.openxmlformats.org/markup-compatibility/2006" xmlns:w="http://schemas.openxmlformats.org/wordprocessingml/2006/main" xmlns:m="http://schemas.openxmlformats.org/officeDocument/2006/math" xmlns:mo="http://schemas.microsoft.com/office/mac/office/2008/main" xmlns:mv="urn:schemas-microsoft-com:mac:vml" xmlns:o="urn:schemas-microsoft-com:office:office" xmlns:r="http://schemas.openxmlformats.org/officeDocument/2006/relationships" xmlns:v="urn:schemas-microsoft-com:vml" xmlns:w10="urn:schemas-microsoft-com:office:word" xmlns:w14="http://schemas.microsoft.com/office/word/2010/wordml" xmlns:wne="http://schemas.microsoft.com/office/word/2006/wordml" xmlns:wp14="http://schemas.microsoft.com/office/word/2010/wordprocessingDrawing" xmlns:wp="http://schemas.openxmlformats.org/drawingml/2006/wordprocessingDrawing" xmlns:wpc="http://schemas.microsoft.com/office/word/2010/wordprocessingCanvas" xmlns:wpg="http://schemas.microsoft.com/office/word/2010/wordprocessingGroup" xmlns:wpi="http://schemas.microsoft.com/office/word/2010/wordprocessingInk" xmlns:wps="http://schemas.microsoft.com/office/word/2010/wordprocessingShape" mc:Ignorable="w14 wp14">
   <w:p>
     <w:pPr>
       <w:pStyle w:val="Header"/>
@@ -2487,7 +2737,7 @@
     </w:pPr>
     <w:r>
       <w:rPr>
-        <w:rFonts w:ascii="Times New Roman" w:hAnsi="Times New Roman"/>
+        <w:rFonts w:ascii="Times New Roman" w:hAnsi="Times New Roman" w:eastAsia="黑体"/>
         <w:sz w:val="18"/>
         <w:rFonts w:eastAsia="黑体"/>
         <w:rFonts w:eastAsia="黑体"/>
@@ -2499,7 +2749,7 @@
 </file>
 
 <file path=word/numbering.xml><?xml version="1.0" encoding="utf-8"?>
-<w:numbering xmlns:m="http://schemas.openxmlformats.org/officeDocument/2006/math" xmlns:mc="http://schemas.openxmlformats.org/markup-compatibility/2006" xmlns:mo="http://schemas.microsoft.com/office/mac/office/2008/main" xmlns:mv="urn:schemas-microsoft-com:mac:vml" xmlns:o="urn:schemas-microsoft-com:office:office" xmlns:r="http://schemas.openxmlformats.org/officeDocument/2006/relationships" xmlns:v="urn:schemas-microsoft-com:vml" xmlns:w="http://schemas.openxmlformats.org/wordprocessingml/2006/main" xmlns:w10="urn:schemas-microsoft-com:office:word" xmlns:w14="http://schemas.microsoft.com/office/word/2010/wordml" xmlns:wne="http://schemas.microsoft.com/office/word/2006/wordml" xmlns:wp="http://schemas.openxmlformats.org/drawingml/2006/wordprocessingDrawing" xmlns:wp14="http://schemas.microsoft.com/office/word/2010/wordprocessingDrawing" xmlns:wpc="http://schemas.microsoft.com/office/word/2010/wordprocessingCanvas" xmlns:wpg="http://schemas.microsoft.com/office/word/2010/wordprocessingGroup" xmlns:wpi="http://schemas.microsoft.com/office/word/2010/wordprocessingInk" xmlns:wps="http://schemas.microsoft.com/office/word/2010/wordprocessingShape" mc:Ignorable="w14 wp14">
+<w:numbering xmlns:mc="http://schemas.openxmlformats.org/markup-compatibility/2006" xmlns:w="http://schemas.openxmlformats.org/wordprocessingml/2006/main" xmlns:m="http://schemas.openxmlformats.org/officeDocument/2006/math" xmlns:mo="http://schemas.microsoft.com/office/mac/office/2008/main" xmlns:mv="urn:schemas-microsoft-com:mac:vml" xmlns:o="urn:schemas-microsoft-com:office:office" xmlns:r="http://schemas.openxmlformats.org/officeDocument/2006/relationships" xmlns:v="urn:schemas-microsoft-com:vml" xmlns:w10="urn:schemas-microsoft-com:office:word" xmlns:w14="http://schemas.microsoft.com/office/word/2010/wordml" xmlns:wne="http://schemas.microsoft.com/office/word/2006/wordml" xmlns:wp="http://schemas.openxmlformats.org/drawingml/2006/wordprocessingDrawing" xmlns:wp14="http://schemas.microsoft.com/office/word/2010/wordprocessingDrawing" xmlns:wpc="http://schemas.microsoft.com/office/word/2010/wordprocessingCanvas" xmlns:wpg="http://schemas.microsoft.com/office/word/2010/wordprocessingGroup" xmlns:wpi="http://schemas.microsoft.com/office/word/2010/wordprocessingInk" xmlns:wps="http://schemas.microsoft.com/office/word/2010/wordprocessingShape" mc:Ignorable="w14 wp14">
   <w:abstractNum w:abstractNumId="0">
     <w:nsid w:val="FFFFFF7C"/>
     <w:multiLevelType w:val="singleLevel"/>
@@ -2586,7 +2836,7 @@
         <w:ind w:hanging="360" w:left="1440"/>
       </w:pPr>
       <w:rPr>
-        <w:rFonts w:ascii="Symbol" w:hAnsi="Symbol" w:hint="default"/>
+        <w:rFonts w:ascii="Symbol" w:hAnsi="Symbol" w:hint="default" w:eastAsia="黑体"/>
       </w:rPr>
     </w:lvl>
   </w:abstractNum>
@@ -2607,7 +2857,7 @@
         <w:ind w:hanging="360" w:left="1080"/>
       </w:pPr>
       <w:rPr>
-        <w:rFonts w:ascii="Symbol" w:hAnsi="Symbol" w:hint="default"/>
+        <w:rFonts w:ascii="Symbol" w:hAnsi="Symbol" w:hint="default" w:eastAsia="黑体"/>
       </w:rPr>
     </w:lvl>
   </w:abstractNum>
@@ -2628,7 +2878,7 @@
         <w:ind w:hanging="360" w:left="720"/>
       </w:pPr>
       <w:rPr>
-        <w:rFonts w:ascii="Symbol" w:hAnsi="Symbol" w:hint="default"/>
+        <w:rFonts w:ascii="Symbol" w:hAnsi="Symbol" w:hint="default" w:eastAsia="黑体"/>
       </w:rPr>
     </w:lvl>
   </w:abstractNum>
@@ -2667,7 +2917,7 @@
         <w:ind w:hanging="360" w:left="360"/>
       </w:pPr>
       <w:rPr>
-        <w:rFonts w:ascii="Symbol" w:hAnsi="Symbol" w:hint="default"/>
+        <w:rFonts w:ascii="Symbol" w:hAnsi="Symbol" w:hint="default" w:eastAsia="黑体"/>
       </w:rPr>
     </w:lvl>
   </w:abstractNum>
@@ -2758,7 +3008,7 @@
         <w:ind w:left="720" w:hanging="360"/>
       </w:pPr>
       <w:rPr>
-        <w:rFonts w:ascii="Symbol" w:hAnsi="Symbol" w:cs="Symbol" w:hint="default"/>
+        <w:rFonts w:ascii="Symbol" w:hAnsi="Symbol" w:cs="Symbol" w:hint="default" w:eastAsia="黑体"/>
       </w:rPr>
     </w:lvl>
     <w:lvl w:ilvl="1">
@@ -2769,7 +3019,7 @@
         <w:ind w:left="1440" w:hanging="360"/>
       </w:pPr>
       <w:rPr>
-        <w:rFonts w:ascii="Courier New" w:hAnsi="Courier New" w:cs="Courier New" w:hint="default"/>
+        <w:rFonts w:ascii="Courier New" w:hAnsi="Courier New" w:cs="Courier New" w:hint="default" w:eastAsia="黑体"/>
       </w:rPr>
     </w:lvl>
     <w:lvl w:ilvl="2">
@@ -2780,7 +3030,7 @@
         <w:ind w:left="2160" w:hanging="360"/>
       </w:pPr>
       <w:rPr>
-        <w:rFonts w:ascii="Wingdings" w:hAnsi="Wingdings" w:cs="Wingdings" w:hint="default"/>
+        <w:rFonts w:ascii="Wingdings" w:hAnsi="Wingdings" w:cs="Wingdings" w:hint="default" w:eastAsia="黑体"/>
       </w:rPr>
     </w:lvl>
     <w:lvl w:ilvl="3">
@@ -2791,7 +3041,7 @@
         <w:ind w:left="2880" w:hanging="360"/>
       </w:pPr>
       <w:rPr>
-        <w:rFonts w:ascii="Symbol" w:hAnsi="Symbol" w:cs="Symbol" w:hint="default"/>
+        <w:rFonts w:ascii="Symbol" w:hAnsi="Symbol" w:cs="Symbol" w:hint="default" w:eastAsia="黑体"/>
       </w:rPr>
     </w:lvl>
     <w:lvl w:ilvl="4">
@@ -2802,7 +3052,7 @@
         <w:ind w:left="3600" w:hanging="360"/>
       </w:pPr>
       <w:rPr>
-        <w:rFonts w:ascii="Courier New" w:hAnsi="Courier New" w:cs="Courier New" w:hint="default"/>
+        <w:rFonts w:ascii="Courier New" w:hAnsi="Courier New" w:cs="Courier New" w:hint="default" w:eastAsia="黑体"/>
       </w:rPr>
     </w:lvl>
     <w:lvl w:ilvl="5">
@@ -2813,7 +3063,7 @@
         <w:ind w:left="4320" w:hanging="360"/>
       </w:pPr>
       <w:rPr>
-        <w:rFonts w:ascii="Wingdings" w:hAnsi="Wingdings" w:cs="Wingdings" w:hint="default"/>
+        <w:rFonts w:ascii="Wingdings" w:hAnsi="Wingdings" w:cs="Wingdings" w:hint="default" w:eastAsia="黑体"/>
       </w:rPr>
     </w:lvl>
     <w:lvl w:ilvl="6">
@@ -2824,7 +3074,7 @@
         <w:ind w:left="5040" w:hanging="360"/>
       </w:pPr>
       <w:rPr>
-        <w:rFonts w:ascii="Symbol" w:hAnsi="Symbol" w:cs="Symbol" w:hint="default"/>
+        <w:rFonts w:ascii="Symbol" w:hAnsi="Symbol" w:cs="Symbol" w:hint="default" w:eastAsia="黑体"/>
       </w:rPr>
     </w:lvl>
     <w:lvl w:ilvl="7">
@@ -2835,7 +3085,7 @@
         <w:ind w:left="5760" w:hanging="360"/>
       </w:pPr>
       <w:rPr>
-        <w:rFonts w:ascii="Courier New" w:hAnsi="Courier New" w:cs="Courier New" w:hint="default"/>
+        <w:rFonts w:ascii="Courier New" w:hAnsi="Courier New" w:cs="Courier New" w:hint="default" w:eastAsia="黑体"/>
       </w:rPr>
     </w:lvl>
     <w:lvl w:ilvl="8">
@@ -2846,7 +3096,7 @@
         <w:ind w:left="6480" w:hanging="360"/>
       </w:pPr>
       <w:rPr>
-        <w:rFonts w:ascii="Wingdings" w:hAnsi="Wingdings" w:cs="Wingdings" w:hint="default"/>
+        <w:rFonts w:ascii="Wingdings" w:hAnsi="Wingdings" w:cs="Wingdings" w:hint="default" w:eastAsia="黑体"/>
       </w:rPr>
     </w:lvl>
   </w:abstractNum>
@@ -2902,11 +3152,11 @@
 </file>
 
 <file path=word/styles.xml><?xml version="1.0" encoding="utf-8"?>
-<w:styles xmlns:mc="http://schemas.openxmlformats.org/markup-compatibility/2006" xmlns:r="http://schemas.openxmlformats.org/officeDocument/2006/relationships" xmlns:w="http://schemas.openxmlformats.org/wordprocessingml/2006/main" xmlns:w14="http://schemas.microsoft.com/office/word/2010/wordml" mc:Ignorable="w14">
+<w:styles xmlns:mc="http://schemas.openxmlformats.org/markup-compatibility/2006" xmlns:w="http://schemas.openxmlformats.org/wordprocessingml/2006/main" xmlns:r="http://schemas.openxmlformats.org/officeDocument/2006/relationships" xmlns:w14="http://schemas.microsoft.com/office/word/2010/wordml" mc:Ignorable="w14">
   <w:docDefaults>
     <w:rPrDefault>
       <w:rPr>
-        <w:rFonts w:asciiTheme="minorHAnsi" w:cstheme="minorBidi" w:eastAsiaTheme="minorEastAsia" w:hAnsiTheme="minorHAnsi"/>
+        <w:rFonts w:asciiTheme="minorHAnsi" w:cstheme="minorBidi" w:hAnsiTheme="minorHAnsi" w:eastAsia="黑体"/>
         <w:sz w:val="22"/>
         <w:szCs w:val="22"/>
         <w:lang w:bidi="ar-SA" w:eastAsia="en-US" w:val="en-US"/>
@@ -3128,7 +3378,7 @@
       <w:outlineLvl w:val="0"/>
     </w:pPr>
     <w:rPr>
-      <w:rFonts w:ascii="Times New Roman" w:asciiTheme="majorHAnsi" w:cstheme="majorBidi" w:eastAsia="黑体" w:eastAsiaTheme="majorEastAsia" w:hAnsi="Times New Roman" w:hAnsiTheme="majorHAnsi"/>
+      <w:rFonts w:ascii="Times New Roman" w:asciiTheme="majorHAnsi" w:cstheme="majorBidi" w:eastAsia="黑体" w:hAnsi="Times New Roman" w:hAnsiTheme="majorHAnsi"/>
       <w:b/>
       <w:bCs/>
       <w:color w:val="1F3864"/>
@@ -3152,7 +3402,7 @@
       <w:outlineLvl w:val="1"/>
     </w:pPr>
     <w:rPr>
-      <w:rFonts w:ascii="Times New Roman" w:asciiTheme="majorHAnsi" w:cstheme="majorBidi" w:eastAsia="黑体" w:eastAsiaTheme="majorEastAsia" w:hAnsi="Times New Roman" w:hAnsiTheme="majorHAnsi"/>
+      <w:rFonts w:ascii="Times New Roman" w:asciiTheme="majorHAnsi" w:cstheme="majorBidi" w:eastAsia="黑体" w:hAnsi="Times New Roman" w:hAnsiTheme="majorHAnsi"/>
       <w:b/>
       <w:bCs/>
       <w:color w:val="2E4E7E"/>
@@ -3176,7 +3426,7 @@
       <w:outlineLvl w:val="2"/>
     </w:pPr>
     <w:rPr>
-      <w:rFonts w:ascii="Times New Roman" w:asciiTheme="majorHAnsi" w:cstheme="majorBidi" w:eastAsia="黑体" w:eastAsiaTheme="majorEastAsia" w:hAnsi="Times New Roman" w:hAnsiTheme="majorHAnsi"/>
+      <w:rFonts w:ascii="Times New Roman" w:asciiTheme="majorHAnsi" w:cstheme="majorBidi" w:eastAsia="黑体" w:hAnsi="Times New Roman" w:hAnsiTheme="majorHAnsi"/>
       <w:b/>
       <w:bCs/>
       <w:color w:val="2E4E7E"/>
@@ -3200,7 +3450,7 @@
       <w:outlineLvl w:val="3"/>
     </w:pPr>
     <w:rPr>
-      <w:rFonts w:ascii="Times New Roman" w:asciiTheme="majorHAnsi" w:cstheme="majorBidi" w:eastAsia="黑体" w:eastAsiaTheme="majorEastAsia" w:hAnsi="Times New Roman" w:hAnsiTheme="majorHAnsi"/>
+      <w:rFonts w:ascii="Times New Roman" w:asciiTheme="majorHAnsi" w:cstheme="majorBidi" w:eastAsia="黑体" w:hAnsi="Times New Roman" w:hAnsiTheme="majorHAnsi"/>
       <w:b/>
       <w:bCs/>
       <w:i/>
@@ -3226,7 +3476,7 @@
       <w:outlineLvl w:val="4"/>
     </w:pPr>
     <w:rPr>
-      <w:rFonts w:ascii="Times New Roman" w:asciiTheme="majorHAnsi" w:cstheme="majorBidi" w:eastAsia="黑体" w:eastAsiaTheme="majorEastAsia" w:hAnsi="Times New Roman" w:hAnsiTheme="majorHAnsi"/>
+      <w:rFonts w:ascii="Times New Roman" w:asciiTheme="majorHAnsi" w:cstheme="majorBidi" w:eastAsia="黑体" w:hAnsi="Times New Roman" w:hAnsiTheme="majorHAnsi"/>
       <w:b/>
       <w:color w:val="333333"/>
       <w:sz w:val="22"/>
@@ -3249,7 +3499,7 @@
       <w:outlineLvl w:val="5"/>
     </w:pPr>
     <w:rPr>
-      <w:rFonts w:asciiTheme="majorHAnsi" w:cstheme="majorBidi" w:eastAsiaTheme="majorEastAsia" w:hAnsiTheme="majorHAnsi"/>
+      <w:rFonts w:asciiTheme="majorHAnsi" w:cstheme="majorBidi" w:hAnsiTheme="majorHAnsi" w:eastAsia="黑体"/>
       <w:i/>
       <w:iCs/>
       <w:color w:themeColor="accent1" w:themeShade="7F" w:val="243F60"/>
@@ -3272,7 +3522,7 @@
       <w:outlineLvl w:val="6"/>
     </w:pPr>
     <w:rPr>
-      <w:rFonts w:asciiTheme="majorHAnsi" w:cstheme="majorBidi" w:eastAsiaTheme="majorEastAsia" w:hAnsiTheme="majorHAnsi"/>
+      <w:rFonts w:asciiTheme="majorHAnsi" w:cstheme="majorBidi" w:hAnsiTheme="majorHAnsi" w:eastAsia="黑体"/>
       <w:i/>
       <w:iCs/>
       <w:color w:themeColor="text1" w:themeTint="BF" w:val="404040"/>
@@ -3295,7 +3545,7 @@
       <w:outlineLvl w:val="7"/>
     </w:pPr>
     <w:rPr>
-      <w:rFonts w:asciiTheme="majorHAnsi" w:cstheme="majorBidi" w:eastAsiaTheme="majorEastAsia" w:hAnsiTheme="majorHAnsi"/>
+      <w:rFonts w:asciiTheme="majorHAnsi" w:cstheme="majorBidi" w:hAnsiTheme="majorHAnsi" w:eastAsia="黑体"/>
       <w:color w:themeColor="accent1" w:val="4F81BD"/>
       <w:sz w:val="20"/>
       <w:szCs w:val="20"/>
@@ -3318,7 +3568,7 @@
       <w:outlineLvl w:val="8"/>
     </w:pPr>
     <w:rPr>
-      <w:rFonts w:asciiTheme="majorHAnsi" w:cstheme="majorBidi" w:eastAsiaTheme="majorEastAsia" w:hAnsiTheme="majorHAnsi"/>
+      <w:rFonts w:asciiTheme="majorHAnsi" w:cstheme="majorBidi" w:hAnsiTheme="majorHAnsi" w:eastAsia="黑体"/>
       <w:i/>
       <w:iCs/>
       <w:color w:themeColor="text1" w:themeTint="BF" w:val="404040"/>
@@ -3369,7 +3619,7 @@
     <w:uiPriority w:val="9"/>
     <w:rsid w:val="00FC693F"/>
     <w:rPr>
-      <w:rFonts w:asciiTheme="majorHAnsi" w:cstheme="majorBidi" w:eastAsiaTheme="majorEastAsia" w:hAnsiTheme="majorHAnsi"/>
+      <w:rFonts w:asciiTheme="majorHAnsi" w:cstheme="majorBidi" w:hAnsiTheme="majorHAnsi" w:eastAsia="黑体"/>
       <w:b/>
       <w:bCs/>
       <w:color w:themeColor="accent1" w:themeShade="BF" w:val="365F91"/>
@@ -3384,7 +3634,7 @@
     <w:uiPriority w:val="9"/>
     <w:rsid w:val="00FC693F"/>
     <w:rPr>
-      <w:rFonts w:asciiTheme="majorHAnsi" w:cstheme="majorBidi" w:eastAsiaTheme="majorEastAsia" w:hAnsiTheme="majorHAnsi"/>
+      <w:rFonts w:asciiTheme="majorHAnsi" w:cstheme="majorBidi" w:hAnsiTheme="majorHAnsi" w:eastAsia="黑体"/>
       <w:b/>
       <w:bCs/>
       <w:color w:themeColor="accent1" w:val="4F81BD"/>
@@ -3399,7 +3649,7 @@
     <w:uiPriority w:val="9"/>
     <w:rsid w:val="00FC693F"/>
     <w:rPr>
-      <w:rFonts w:asciiTheme="majorHAnsi" w:cstheme="majorBidi" w:eastAsiaTheme="majorEastAsia" w:hAnsiTheme="majorHAnsi"/>
+      <w:rFonts w:asciiTheme="majorHAnsi" w:cstheme="majorBidi" w:hAnsiTheme="majorHAnsi" w:eastAsia="黑体"/>
       <w:b/>
       <w:bCs/>
       <w:color w:themeColor="accent1" w:val="4F81BD"/>
@@ -3422,7 +3672,7 @@
       <w:contextualSpacing/>
     </w:pPr>
     <w:rPr>
-      <w:rFonts w:ascii="Times New Roman" w:asciiTheme="majorHAnsi" w:cstheme="majorBidi" w:eastAsia="黑体" w:eastAsiaTheme="majorEastAsia" w:hAnsi="Times New Roman" w:hAnsiTheme="majorHAnsi"/>
+      <w:rFonts w:ascii="Times New Roman" w:asciiTheme="majorHAnsi" w:cstheme="majorBidi" w:eastAsia="黑体" w:hAnsi="Times New Roman" w:hAnsiTheme="majorHAnsi"/>
       <w:b/>
       <w:color w:val="1F3864"/>
       <w:spacing w:val="5"/>
@@ -3438,7 +3688,7 @@
     <w:uiPriority w:val="10"/>
     <w:rsid w:val="00FC693F"/>
     <w:rPr>
-      <w:rFonts w:asciiTheme="majorHAnsi" w:cstheme="majorBidi" w:eastAsiaTheme="majorEastAsia" w:hAnsiTheme="majorHAnsi"/>
+      <w:rFonts w:asciiTheme="majorHAnsi" w:cstheme="majorBidi" w:hAnsiTheme="majorHAnsi" w:eastAsia="黑体"/>
       <w:color w:themeColor="text2" w:themeShade="BF" w:val="17365D"/>
       <w:spacing w:val="5"/>
       <w:kern w:val="28"/>
@@ -3460,7 +3710,7 @@
       </w:numPr>
     </w:pPr>
     <w:rPr>
-      <w:rFonts w:asciiTheme="majorHAnsi" w:cstheme="majorBidi" w:eastAsiaTheme="majorEastAsia" w:hAnsiTheme="majorHAnsi"/>
+      <w:rFonts w:asciiTheme="majorHAnsi" w:cstheme="majorBidi" w:hAnsiTheme="majorHAnsi" w:eastAsia="黑体"/>
       <w:i/>
       <w:iCs/>
       <w:color w:themeColor="accent1" w:val="4F81BD"/>
@@ -3476,7 +3726,7 @@
     <w:uiPriority w:val="11"/>
     <w:rsid w:val="00FC693F"/>
     <w:rPr>
-      <w:rFonts w:asciiTheme="majorHAnsi" w:cstheme="majorBidi" w:eastAsiaTheme="majorEastAsia" w:hAnsiTheme="majorHAnsi"/>
+      <w:rFonts w:asciiTheme="majorHAnsi" w:cstheme="majorBidi" w:hAnsiTheme="majorHAnsi" w:eastAsia="黑体"/>
       <w:i/>
       <w:iCs/>
       <w:color w:themeColor="accent1" w:val="4F81BD"/>
@@ -3543,6 +3793,7 @@
       <w:spacing w:after="120"/>
     </w:pPr>
     <w:rPr>
+      <w:rFonts w:eastAsia="黑体"/>
       <w:sz w:val="16"/>
       <w:szCs w:val="16"/>
     </w:rPr>
@@ -3554,6 +3805,7 @@
     <w:uiPriority w:val="99"/>
     <w:rsid w:val="00AA1D8D"/>
     <w:rPr>
+      <w:rFonts w:eastAsia="黑体"/>
       <w:sz w:val="16"/>
       <w:szCs w:val="16"/>
     </w:rPr>
@@ -3723,7 +3975,7 @@
       </w:tabs>
     </w:pPr>
     <w:rPr>
-      <w:rFonts w:ascii="Courier" w:hAnsi="Courier"/>
+      <w:rFonts w:ascii="Courier" w:hAnsi="Courier" w:eastAsia="黑体"/>
       <w:sz w:val="20"/>
       <w:szCs w:val="20"/>
     </w:rPr>
@@ -3735,7 +3987,7 @@
     <w:uiPriority w:val="99"/>
     <w:rsid w:val="0029639D"/>
     <w:rPr>
-      <w:rFonts w:ascii="Courier" w:hAnsi="Courier"/>
+      <w:rFonts w:ascii="Courier" w:hAnsi="Courier" w:eastAsia="黑体"/>
       <w:sz w:val="20"/>
       <w:szCs w:val="20"/>
     </w:rPr>
@@ -3771,6 +4023,7 @@
     <w:uiPriority w:val="29"/>
     <w:rsid w:val="00FC693F"/>
     <w:rPr>
+      <w:rFonts w:eastAsia="黑体"/>
       <w:i/>
       <w:iCs/>
       <w:color w:themeColor="text1" w:val="000000"/>
@@ -3784,7 +4037,7 @@
     <w:semiHidden/>
     <w:rsid w:val="00FC693F"/>
     <w:rPr>
-      <w:rFonts w:asciiTheme="majorHAnsi" w:cstheme="majorBidi" w:eastAsiaTheme="majorEastAsia" w:hAnsiTheme="majorHAnsi"/>
+      <w:rFonts w:asciiTheme="majorHAnsi" w:cstheme="majorBidi" w:hAnsiTheme="majorHAnsi" w:eastAsia="黑体"/>
       <w:b/>
       <w:bCs/>
       <w:i/>
@@ -3800,7 +4053,7 @@
     <w:semiHidden/>
     <w:rsid w:val="00FC693F"/>
     <w:rPr>
-      <w:rFonts w:asciiTheme="majorHAnsi" w:cstheme="majorBidi" w:eastAsiaTheme="majorEastAsia" w:hAnsiTheme="majorHAnsi"/>
+      <w:rFonts w:asciiTheme="majorHAnsi" w:cstheme="majorBidi" w:hAnsiTheme="majorHAnsi" w:eastAsia="黑体"/>
       <w:color w:themeColor="accent1" w:themeShade="7F" w:val="243F60"/>
     </w:rPr>
   </w:style>
@@ -3812,7 +4065,7 @@
     <w:semiHidden/>
     <w:rsid w:val="00FC693F"/>
     <w:rPr>
-      <w:rFonts w:asciiTheme="majorHAnsi" w:cstheme="majorBidi" w:eastAsiaTheme="majorEastAsia" w:hAnsiTheme="majorHAnsi"/>
+      <w:rFonts w:asciiTheme="majorHAnsi" w:cstheme="majorBidi" w:hAnsiTheme="majorHAnsi" w:eastAsia="黑体"/>
       <w:i/>
       <w:iCs/>
       <w:color w:themeColor="accent1" w:themeShade="7F" w:val="243F60"/>
@@ -3826,7 +4079,7 @@
     <w:semiHidden/>
     <w:rsid w:val="00FC693F"/>
     <w:rPr>
-      <w:rFonts w:asciiTheme="majorHAnsi" w:cstheme="majorBidi" w:eastAsiaTheme="majorEastAsia" w:hAnsiTheme="majorHAnsi"/>
+      <w:rFonts w:asciiTheme="majorHAnsi" w:cstheme="majorBidi" w:hAnsiTheme="majorHAnsi" w:eastAsia="黑体"/>
       <w:i/>
       <w:iCs/>
       <w:color w:themeColor="text1" w:themeTint="BF" w:val="404040"/>
@@ -3840,7 +4093,7 @@
     <w:semiHidden/>
     <w:rsid w:val="00FC693F"/>
     <w:rPr>
-      <w:rFonts w:asciiTheme="majorHAnsi" w:cstheme="majorBidi" w:eastAsiaTheme="majorEastAsia" w:hAnsiTheme="majorHAnsi"/>
+      <w:rFonts w:asciiTheme="majorHAnsi" w:cstheme="majorBidi" w:hAnsiTheme="majorHAnsi" w:eastAsia="黑体"/>
       <w:color w:themeColor="accent1" w:val="4F81BD"/>
       <w:sz w:val="20"/>
       <w:szCs w:val="20"/>
@@ -3854,7 +4107,7 @@
     <w:semiHidden/>
     <w:rsid w:val="00FC693F"/>
     <w:rPr>
-      <w:rFonts w:asciiTheme="majorHAnsi" w:cstheme="majorBidi" w:eastAsiaTheme="majorEastAsia" w:hAnsiTheme="majorHAnsi"/>
+      <w:rFonts w:asciiTheme="majorHAnsi" w:cstheme="majorBidi" w:hAnsiTheme="majorHAnsi" w:eastAsia="黑体"/>
       <w:i/>
       <w:iCs/>
       <w:color w:themeColor="text1" w:themeTint="BF" w:val="404040"/>
@@ -3875,6 +4128,7 @@
       <w:spacing w:line="240" w:lineRule="auto"/>
     </w:pPr>
     <w:rPr>
+      <w:rFonts w:eastAsia="黑体"/>
       <w:b/>
       <w:bCs/>
       <w:color w:themeColor="accent1" w:val="4F81BD"/>
@@ -3889,6 +4143,7 @@
     <w:qFormat/>
     <w:rsid w:val="00FC693F"/>
     <w:rPr>
+      <w:rFonts w:eastAsia="黑体"/>
       <w:b/>
       <w:bCs/>
     </w:rPr>
@@ -3900,6 +4155,7 @@
     <w:qFormat/>
     <w:rsid w:val="00FC693F"/>
     <w:rPr>
+      <w:rFonts w:eastAsia="黑体"/>
       <w:i/>
       <w:iCs/>
     </w:rPr>
@@ -3920,6 +4176,7 @@
       <w:ind w:left="936" w:right="936"/>
     </w:pPr>
     <w:rPr>
+      <w:rFonts w:eastAsia="黑体"/>
       <w:b/>
       <w:bCs/>
       <w:i/>
@@ -3934,6 +4191,7 @@
     <w:uiPriority w:val="30"/>
     <w:rsid w:val="00FC693F"/>
     <w:rPr>
+      <w:rFonts w:eastAsia="黑体"/>
       <w:b/>
       <w:bCs/>
       <w:i/>
@@ -3948,6 +4206,7 @@
     <w:qFormat/>
     <w:rsid w:val="00FC693F"/>
     <w:rPr>
+      <w:rFonts w:eastAsia="黑体"/>
       <w:i/>
       <w:iCs/>
       <w:color w:themeColor="text1" w:themeTint="7F" w:val="808080"/>
@@ -3960,6 +4219,7 @@
     <w:qFormat/>
     <w:rsid w:val="00FC693F"/>
     <w:rPr>
+      <w:rFonts w:eastAsia="黑体"/>
       <w:b/>
       <w:bCs/>
       <w:i/>
@@ -3974,6 +4234,7 @@
     <w:qFormat/>
     <w:rsid w:val="00FC693F"/>
     <w:rPr>
+      <w:rFonts w:eastAsia="黑体"/>
       <w:smallCaps/>
       <w:color w:themeColor="accent2" w:val="C0504D"/>
       <w:u w:val="single"/>
@@ -3986,6 +4247,7 @@
     <w:qFormat/>
     <w:rsid w:val="00FC693F"/>
     <w:rPr>
+      <w:rFonts w:eastAsia="黑体"/>
       <w:b/>
       <w:bCs/>
       <w:smallCaps/>
@@ -4001,6 +4263,7 @@
     <w:qFormat/>
     <w:rsid w:val="00FC693F"/>
     <w:rPr>
+      <w:rFonts w:eastAsia="黑体"/>
       <w:b/>
       <w:bCs/>
       <w:smallCaps/>
@@ -4055,6 +4318,7 @@
       <w:spacing w:after="0" w:line="240" w:lineRule="auto"/>
     </w:pPr>
     <w:rPr>
+      <w:rFonts w:eastAsia="黑体"/>
       <w:color w:themeColor="text1" w:themeShade="BF" w:val="000000"/>
     </w:rPr>
     <w:tblPr>
@@ -4077,6 +4341,7 @@
         <w:spacing w:after="0" w:before="0" w:line="240" w:lineRule="auto"/>
       </w:pPr>
       <w:rPr>
+        <w:rFonts w:eastAsia="黑体"/>
         <w:b/>
         <w:bCs/>
       </w:rPr>
@@ -4097,6 +4362,7 @@
         <w:spacing w:after="0" w:before="0" w:line="240" w:lineRule="auto"/>
       </w:pPr>
       <w:rPr>
+        <w:rFonts w:eastAsia="黑体"/>
         <w:b/>
         <w:bCs/>
       </w:rPr>
@@ -4114,12 +4380,14 @@
     </w:tblStylePr>
     <w:tblStylePr w:type="firstCol">
       <w:rPr>
+        <w:rFonts w:eastAsia="黑体"/>
         <w:b/>
         <w:bCs/>
       </w:rPr>
     </w:tblStylePr>
     <w:tblStylePr w:type="lastCol">
       <w:rPr>
+        <w:rFonts w:eastAsia="黑体"/>
         <w:b/>
         <w:bCs/>
       </w:rPr>
@@ -4158,6 +4426,7 @@
       <w:spacing w:after="0" w:line="240" w:lineRule="auto"/>
     </w:pPr>
     <w:rPr>
+      <w:rFonts w:eastAsia="黑体"/>
       <w:color w:themeColor="accent1" w:themeShade="BF" w:val="365F91"/>
     </w:rPr>
     <w:tblPr>
@@ -4180,6 +4449,7 @@
         <w:spacing w:after="0" w:before="0" w:line="240" w:lineRule="auto"/>
       </w:pPr>
       <w:rPr>
+        <w:rFonts w:eastAsia="黑体"/>
         <w:b/>
         <w:bCs/>
       </w:rPr>
@@ -4200,6 +4470,7 @@
         <w:spacing w:after="0" w:before="0" w:line="240" w:lineRule="auto"/>
       </w:pPr>
       <w:rPr>
+        <w:rFonts w:eastAsia="黑体"/>
         <w:b/>
         <w:bCs/>
       </w:rPr>
@@ -4217,12 +4488,14 @@
     </w:tblStylePr>
     <w:tblStylePr w:type="firstCol">
       <w:rPr>
+        <w:rFonts w:eastAsia="黑体"/>
         <w:b/>
         <w:bCs/>
       </w:rPr>
     </w:tblStylePr>
     <w:tblStylePr w:type="lastCol">
       <w:rPr>
+        <w:rFonts w:eastAsia="黑体"/>
         <w:b/>
         <w:bCs/>
       </w:rPr>
@@ -4261,6 +4534,7 @@
       <w:spacing w:after="0" w:line="240" w:lineRule="auto"/>
     </w:pPr>
     <w:rPr>
+      <w:rFonts w:eastAsia="黑体"/>
       <w:color w:themeColor="accent2" w:themeShade="BF" w:val="943634"/>
     </w:rPr>
     <w:tblPr>
@@ -4283,6 +4557,7 @@
         <w:spacing w:after="0" w:before="0" w:line="240" w:lineRule="auto"/>
       </w:pPr>
       <w:rPr>
+        <w:rFonts w:eastAsia="黑体"/>
         <w:b/>
         <w:bCs/>
       </w:rPr>
@@ -4303,6 +4578,7 @@
         <w:spacing w:after="0" w:before="0" w:line="240" w:lineRule="auto"/>
       </w:pPr>
       <w:rPr>
+        <w:rFonts w:eastAsia="黑体"/>
         <w:b/>
         <w:bCs/>
       </w:rPr>
@@ -4320,12 +4596,14 @@
     </w:tblStylePr>
     <w:tblStylePr w:type="firstCol">
       <w:rPr>
+        <w:rFonts w:eastAsia="黑体"/>
         <w:b/>
         <w:bCs/>
       </w:rPr>
     </w:tblStylePr>
     <w:tblStylePr w:type="lastCol">
       <w:rPr>
+        <w:rFonts w:eastAsia="黑体"/>
         <w:b/>
         <w:bCs/>
       </w:rPr>
@@ -4364,6 +4642,7 @@
       <w:spacing w:after="0" w:line="240" w:lineRule="auto"/>
     </w:pPr>
     <w:rPr>
+      <w:rFonts w:eastAsia="黑体"/>
       <w:color w:themeColor="accent3" w:themeShade="BF" w:val="76923C"/>
     </w:rPr>
     <w:tblPr>
@@ -4386,6 +4665,7 @@
         <w:spacing w:after="0" w:before="0" w:line="240" w:lineRule="auto"/>
       </w:pPr>
       <w:rPr>
+        <w:rFonts w:eastAsia="黑体"/>
         <w:b/>
         <w:bCs/>
       </w:rPr>
@@ -4406,6 +4686,7 @@
         <w:spacing w:after="0" w:before="0" w:line="240" w:lineRule="auto"/>
       </w:pPr>
       <w:rPr>
+        <w:rFonts w:eastAsia="黑体"/>
         <w:b/>
         <w:bCs/>
       </w:rPr>
@@ -4423,12 +4704,14 @@
     </w:tblStylePr>
     <w:tblStylePr w:type="firstCol">
       <w:rPr>
+        <w:rFonts w:eastAsia="黑体"/>
         <w:b/>
         <w:bCs/>
       </w:rPr>
     </w:tblStylePr>
     <w:tblStylePr w:type="lastCol">
       <w:rPr>
+        <w:rFonts w:eastAsia="黑体"/>
         <w:b/>
         <w:bCs/>
       </w:rPr>
@@ -4467,6 +4750,7 @@
       <w:spacing w:after="0" w:line="240" w:lineRule="auto"/>
     </w:pPr>
     <w:rPr>
+      <w:rFonts w:eastAsia="黑体"/>
       <w:color w:themeColor="accent4" w:themeShade="BF" w:val="5F497A"/>
     </w:rPr>
     <w:tblPr>
@@ -4489,6 +4773,7 @@
         <w:spacing w:after="0" w:before="0" w:line="240" w:lineRule="auto"/>
       </w:pPr>
       <w:rPr>
+        <w:rFonts w:eastAsia="黑体"/>
         <w:b/>
         <w:bCs/>
       </w:rPr>
@@ -4509,6 +4794,7 @@
         <w:spacing w:after="0" w:before="0" w:line="240" w:lineRule="auto"/>
       </w:pPr>
       <w:rPr>
+        <w:rFonts w:eastAsia="黑体"/>
         <w:b/>
         <w:bCs/>
       </w:rPr>
@@ -4526,12 +4812,14 @@
     </w:tblStylePr>
     <w:tblStylePr w:type="firstCol">
       <w:rPr>
+        <w:rFonts w:eastAsia="黑体"/>
         <w:b/>
         <w:bCs/>
       </w:rPr>
     </w:tblStylePr>
     <w:tblStylePr w:type="lastCol">
       <w:rPr>
+        <w:rFonts w:eastAsia="黑体"/>
         <w:b/>
         <w:bCs/>
       </w:rPr>
@@ -4570,6 +4858,7 @@
       <w:spacing w:after="0" w:line="240" w:lineRule="auto"/>
     </w:pPr>
     <w:rPr>
+      <w:rFonts w:eastAsia="黑体"/>
       <w:color w:themeColor="accent5" w:themeShade="BF" w:val="31849B"/>
     </w:rPr>
     <w:tblPr>
@@ -4592,6 +4881,7 @@
         <w:spacing w:after="0" w:before="0" w:line="240" w:lineRule="auto"/>
       </w:pPr>
       <w:rPr>
+        <w:rFonts w:eastAsia="黑体"/>
         <w:b/>
         <w:bCs/>
       </w:rPr>
@@ -4612,6 +4902,7 @@
         <w:spacing w:after="0" w:before="0" w:line="240" w:lineRule="auto"/>
       </w:pPr>
       <w:rPr>
+        <w:rFonts w:eastAsia="黑体"/>
         <w:b/>
         <w:bCs/>
       </w:rPr>
@@ -4629,12 +4920,14 @@
     </w:tblStylePr>
     <w:tblStylePr w:type="firstCol">
       <w:rPr>
+        <w:rFonts w:eastAsia="黑体"/>
         <w:b/>
         <w:bCs/>
       </w:rPr>
     </w:tblStylePr>
     <w:tblStylePr w:type="lastCol">
       <w:rPr>
+        <w:rFonts w:eastAsia="黑体"/>
         <w:b/>
         <w:bCs/>
       </w:rPr>
@@ -4673,6 +4966,7 @@
       <w:spacing w:after="0" w:line="240" w:lineRule="auto"/>
     </w:pPr>
     <w:rPr>
+      <w:rFonts w:eastAsia="黑体"/>
       <w:color w:themeColor="accent6" w:themeShade="BF" w:val="E36C0A"/>
     </w:rPr>
     <w:tblPr>
@@ -4695,6 +4989,7 @@
         <w:spacing w:after="0" w:before="0" w:line="240" w:lineRule="auto"/>
       </w:pPr>
       <w:rPr>
+        <w:rFonts w:eastAsia="黑体"/>
         <w:b/>
         <w:bCs/>
       </w:rPr>
@@ -4715,6 +5010,7 @@
         <w:spacing w:after="0" w:before="0" w:line="240" w:lineRule="auto"/>
       </w:pPr>
       <w:rPr>
+        <w:rFonts w:eastAsia="黑体"/>
         <w:b/>
         <w:bCs/>
       </w:rPr>
@@ -4732,12 +5028,14 @@
     </w:tblStylePr>
     <w:tblStylePr w:type="firstCol">
       <w:rPr>
+        <w:rFonts w:eastAsia="黑体"/>
         <w:b/>
         <w:bCs/>
       </w:rPr>
     </w:tblStylePr>
     <w:tblStylePr w:type="lastCol">
       <w:rPr>
+        <w:rFonts w:eastAsia="黑体"/>
         <w:b/>
         <w:bCs/>
       </w:rPr>
@@ -4797,6 +5095,7 @@
         <w:spacing w:after="0" w:before="0" w:line="240" w:lineRule="auto"/>
       </w:pPr>
       <w:rPr>
+        <w:rFonts w:eastAsia="黑体"/>
         <w:b/>
         <w:bCs/>
         <w:color w:themeColor="background1" w:val="FFFFFF"/>
@@ -4811,6 +5110,7 @@
         <w:spacing w:after="0" w:before="0" w:line="240" w:lineRule="auto"/>
       </w:pPr>
       <w:rPr>
+        <w:rFonts w:eastAsia="黑体"/>
         <w:b/>
         <w:bCs/>
       </w:rPr>
@@ -4826,12 +5126,14 @@
     </w:tblStylePr>
     <w:tblStylePr w:type="firstCol">
       <w:rPr>
+        <w:rFonts w:eastAsia="黑体"/>
         <w:b/>
         <w:bCs/>
       </w:rPr>
     </w:tblStylePr>
     <w:tblStylePr w:type="lastCol">
       <w:rPr>
+        <w:rFonts w:eastAsia="黑体"/>
         <w:b/>
         <w:bCs/>
       </w:rPr>
@@ -4889,6 +5191,7 @@
         <w:spacing w:after="0" w:before="0" w:line="240" w:lineRule="auto"/>
       </w:pPr>
       <w:rPr>
+        <w:rFonts w:eastAsia="黑体"/>
         <w:b/>
         <w:bCs/>
         <w:color w:themeColor="background1" w:val="FFFFFF"/>
@@ -4903,6 +5206,7 @@
         <w:spacing w:after="0" w:before="0" w:line="240" w:lineRule="auto"/>
       </w:pPr>
       <w:rPr>
+        <w:rFonts w:eastAsia="黑体"/>
         <w:b/>
         <w:bCs/>
       </w:rPr>
@@ -4918,12 +5222,14 @@
     </w:tblStylePr>
     <w:tblStylePr w:type="firstCol">
       <w:rPr>
+        <w:rFonts w:eastAsia="黑体"/>
         <w:b/>
         <w:bCs/>
       </w:rPr>
     </w:tblStylePr>
     <w:tblStylePr w:type="lastCol">
       <w:rPr>
+        <w:rFonts w:eastAsia="黑体"/>
         <w:b/>
         <w:bCs/>
       </w:rPr>
@@ -4981,6 +5287,7 @@
         <w:spacing w:after="0" w:before="0" w:line="240" w:lineRule="auto"/>
       </w:pPr>
       <w:rPr>
+        <w:rFonts w:eastAsia="黑体"/>
         <w:b/>
         <w:bCs/>
         <w:color w:themeColor="background1" w:val="FFFFFF"/>
@@ -4995,6 +5302,7 @@
         <w:spacing w:after="0" w:before="0" w:line="240" w:lineRule="auto"/>
       </w:pPr>
       <w:rPr>
+        <w:rFonts w:eastAsia="黑体"/>
         <w:b/>
         <w:bCs/>
       </w:rPr>
@@ -5010,12 +5318,14 @@
     </w:tblStylePr>
     <w:tblStylePr w:type="firstCol">
       <w:rPr>
+        <w:rFonts w:eastAsia="黑体"/>
         <w:b/>
         <w:bCs/>
       </w:rPr>
     </w:tblStylePr>
     <w:tblStylePr w:type="lastCol">
       <w:rPr>
+        <w:rFonts w:eastAsia="黑体"/>
         <w:b/>
         <w:bCs/>
       </w:rPr>
@@ -5073,6 +5383,7 @@
         <w:spacing w:after="0" w:before="0" w:line="240" w:lineRule="auto"/>
       </w:pPr>
       <w:rPr>
+        <w:rFonts w:eastAsia="黑体"/>
         <w:b/>
         <w:bCs/>
         <w:color w:themeColor="background1" w:val="FFFFFF"/>
@@ -5087,6 +5398,7 @@
         <w:spacing w:after="0" w:before="0" w:line="240" w:lineRule="auto"/>
       </w:pPr>
       <w:rPr>
+        <w:rFonts w:eastAsia="黑体"/>
         <w:b/>
         <w:bCs/>
       </w:rPr>
@@ -5102,12 +5414,14 @@
     </w:tblStylePr>
     <w:tblStylePr w:type="firstCol">
       <w:rPr>
+        <w:rFonts w:eastAsia="黑体"/>
         <w:b/>
         <w:bCs/>
       </w:rPr>
     </w:tblStylePr>
     <w:tblStylePr w:type="lastCol">
       <w:rPr>
+        <w:rFonts w:eastAsia="黑体"/>
         <w:b/>
         <w:bCs/>
       </w:rPr>
@@ -5165,6 +5479,7 @@
         <w:spacing w:after="0" w:before="0" w:line="240" w:lineRule="auto"/>
       </w:pPr>
       <w:rPr>
+        <w:rFonts w:eastAsia="黑体"/>
         <w:b/>
         <w:bCs/>
         <w:color w:themeColor="background1" w:val="FFFFFF"/>
@@ -5179,6 +5494,7 @@
         <w:spacing w:after="0" w:before="0" w:line="240" w:lineRule="auto"/>
       </w:pPr>
       <w:rPr>
+        <w:rFonts w:eastAsia="黑体"/>
         <w:b/>
         <w:bCs/>
       </w:rPr>
@@ -5194,12 +5510,14 @@
     </w:tblStylePr>
     <w:tblStylePr w:type="firstCol">
       <w:rPr>
+        <w:rFonts w:eastAsia="黑体"/>
         <w:b/>
         <w:bCs/>
       </w:rPr>
     </w:tblStylePr>
     <w:tblStylePr w:type="lastCol">
       <w:rPr>
+        <w:rFonts w:eastAsia="黑体"/>
         <w:b/>
         <w:bCs/>
       </w:rPr>
@@ -5257,6 +5575,7 @@
         <w:spacing w:after="0" w:before="0" w:line="240" w:lineRule="auto"/>
       </w:pPr>
       <w:rPr>
+        <w:rFonts w:eastAsia="黑体"/>
         <w:b/>
         <w:bCs/>
         <w:color w:themeColor="background1" w:val="FFFFFF"/>
@@ -5271,6 +5590,7 @@
         <w:spacing w:after="0" w:before="0" w:line="240" w:lineRule="auto"/>
       </w:pPr>
       <w:rPr>
+        <w:rFonts w:eastAsia="黑体"/>
         <w:b/>
         <w:bCs/>
       </w:rPr>
@@ -5286,12 +5606,14 @@
     </w:tblStylePr>
     <w:tblStylePr w:type="firstCol">
       <w:rPr>
+        <w:rFonts w:eastAsia="黑体"/>
         <w:b/>
         <w:bCs/>
       </w:rPr>
     </w:tblStylePr>
     <w:tblStylePr w:type="lastCol">
       <w:rPr>
+        <w:rFonts w:eastAsia="黑体"/>
         <w:b/>
         <w:bCs/>
       </w:rPr>
@@ -5349,6 +5671,7 @@
         <w:spacing w:after="0" w:before="0" w:line="240" w:lineRule="auto"/>
       </w:pPr>
       <w:rPr>
+        <w:rFonts w:eastAsia="黑体"/>
         <w:b/>
         <w:bCs/>
         <w:color w:themeColor="background1" w:val="FFFFFF"/>
@@ -5363,6 +5686,7 @@
         <w:spacing w:after="0" w:before="0" w:line="240" w:lineRule="auto"/>
       </w:pPr>
       <w:rPr>
+        <w:rFonts w:eastAsia="黑体"/>
         <w:b/>
         <w:bCs/>
       </w:rPr>
@@ -5378,12 +5702,14 @@
     </w:tblStylePr>
     <w:tblStylePr w:type="firstCol">
       <w:rPr>
+        <w:rFonts w:eastAsia="黑体"/>
         <w:b/>
         <w:bCs/>
       </w:rPr>
     </w:tblStylePr>
     <w:tblStylePr w:type="lastCol">
       <w:rPr>
+        <w:rFonts w:eastAsia="黑体"/>
         <w:b/>
         <w:bCs/>
       </w:rPr>
@@ -5443,7 +5769,7 @@
         <w:spacing w:after="0" w:before="0" w:line="240" w:lineRule="auto"/>
       </w:pPr>
       <w:rPr>
-        <w:rFonts w:asciiTheme="majorHAnsi" w:cstheme="majorBidi" w:eastAsiaTheme="majorEastAsia" w:hAnsiTheme="majorHAnsi"/>
+        <w:rFonts w:asciiTheme="majorHAnsi" w:cstheme="majorBidi" w:hAnsiTheme="majorHAnsi" w:eastAsia="黑体"/>
         <w:b/>
         <w:bCs/>
       </w:rPr>
@@ -5464,7 +5790,7 @@
         <w:spacing w:after="0" w:before="0" w:line="240" w:lineRule="auto"/>
       </w:pPr>
       <w:rPr>
-        <w:rFonts w:asciiTheme="majorHAnsi" w:cstheme="majorBidi" w:eastAsiaTheme="majorEastAsia" w:hAnsiTheme="majorHAnsi"/>
+        <w:rFonts w:asciiTheme="majorHAnsi" w:cstheme="majorBidi" w:hAnsiTheme="majorHAnsi" w:eastAsia="黑体"/>
         <w:b/>
         <w:bCs/>
       </w:rPr>
@@ -5482,14 +5808,14 @@
     </w:tblStylePr>
     <w:tblStylePr w:type="firstCol">
       <w:rPr>
-        <w:rFonts w:asciiTheme="majorHAnsi" w:cstheme="majorBidi" w:eastAsiaTheme="majorEastAsia" w:hAnsiTheme="majorHAnsi"/>
+        <w:rFonts w:asciiTheme="majorHAnsi" w:cstheme="majorBidi" w:hAnsiTheme="majorHAnsi" w:eastAsia="黑体"/>
         <w:b/>
         <w:bCs/>
       </w:rPr>
     </w:tblStylePr>
     <w:tblStylePr w:type="lastCol">
       <w:rPr>
-        <w:rFonts w:asciiTheme="majorHAnsi" w:cstheme="majorBidi" w:eastAsiaTheme="majorEastAsia" w:hAnsiTheme="majorHAnsi"/>
+        <w:rFonts w:asciiTheme="majorHAnsi" w:cstheme="majorBidi" w:hAnsiTheme="majorHAnsi" w:eastAsia="黑体"/>
         <w:b/>
         <w:bCs/>
       </w:rPr>
@@ -5573,7 +5899,7 @@
         <w:spacing w:after="0" w:before="0" w:line="240" w:lineRule="auto"/>
       </w:pPr>
       <w:rPr>
-        <w:rFonts w:asciiTheme="majorHAnsi" w:cstheme="majorBidi" w:eastAsiaTheme="majorEastAsia" w:hAnsiTheme="majorHAnsi"/>
+        <w:rFonts w:asciiTheme="majorHAnsi" w:cstheme="majorBidi" w:hAnsiTheme="majorHAnsi" w:eastAsia="黑体"/>
         <w:b/>
         <w:bCs/>
       </w:rPr>
@@ -5594,7 +5920,7 @@
         <w:spacing w:after="0" w:before="0" w:line="240" w:lineRule="auto"/>
       </w:pPr>
       <w:rPr>
-        <w:rFonts w:asciiTheme="majorHAnsi" w:cstheme="majorBidi" w:eastAsiaTheme="majorEastAsia" w:hAnsiTheme="majorHAnsi"/>
+        <w:rFonts w:asciiTheme="majorHAnsi" w:cstheme="majorBidi" w:hAnsiTheme="majorHAnsi" w:eastAsia="黑体"/>
         <w:b/>
         <w:bCs/>
       </w:rPr>
@@ -5612,14 +5938,14 @@
     </w:tblStylePr>
     <w:tblStylePr w:type="firstCol">
       <w:rPr>
-        <w:rFonts w:asciiTheme="majorHAnsi" w:cstheme="majorBidi" w:eastAsiaTheme="majorEastAsia" w:hAnsiTheme="majorHAnsi"/>
+        <w:rFonts w:asciiTheme="majorHAnsi" w:cstheme="majorBidi" w:hAnsiTheme="majorHAnsi" w:eastAsia="黑体"/>
         <w:b/>
         <w:bCs/>
       </w:rPr>
     </w:tblStylePr>
     <w:tblStylePr w:type="lastCol">
       <w:rPr>
-        <w:rFonts w:asciiTheme="majorHAnsi" w:cstheme="majorBidi" w:eastAsiaTheme="majorEastAsia" w:hAnsiTheme="majorHAnsi"/>
+        <w:rFonts w:asciiTheme="majorHAnsi" w:cstheme="majorBidi" w:hAnsiTheme="majorHAnsi" w:eastAsia="黑体"/>
         <w:b/>
         <w:bCs/>
       </w:rPr>
@@ -5703,7 +6029,7 @@
         <w:spacing w:after="0" w:before="0" w:line="240" w:lineRule="auto"/>
       </w:pPr>
       <w:rPr>
-        <w:rFonts w:asciiTheme="majorHAnsi" w:cstheme="majorBidi" w:eastAsiaTheme="majorEastAsia" w:hAnsiTheme="majorHAnsi"/>
+        <w:rFonts w:asciiTheme="majorHAnsi" w:cstheme="majorBidi" w:hAnsiTheme="majorHAnsi" w:eastAsia="黑体"/>
         <w:b/>
         <w:bCs/>
       </w:rPr>
@@ -5724,7 +6050,7 @@
         <w:spacing w:after="0" w:before="0" w:line="240" w:lineRule="auto"/>
       </w:pPr>
       <w:rPr>
-        <w:rFonts w:asciiTheme="majorHAnsi" w:cstheme="majorBidi" w:eastAsiaTheme="majorEastAsia" w:hAnsiTheme="majorHAnsi"/>
+        <w:rFonts w:asciiTheme="majorHAnsi" w:cstheme="majorBidi" w:hAnsiTheme="majorHAnsi" w:eastAsia="黑体"/>
         <w:b/>
         <w:bCs/>
       </w:rPr>
@@ -5742,14 +6068,14 @@
     </w:tblStylePr>
     <w:tblStylePr w:type="firstCol">
       <w:rPr>
-        <w:rFonts w:asciiTheme="majorHAnsi" w:cstheme="majorBidi" w:eastAsiaTheme="majorEastAsia" w:hAnsiTheme="majorHAnsi"/>
+        <w:rFonts w:asciiTheme="majorHAnsi" w:cstheme="majorBidi" w:hAnsiTheme="majorHAnsi" w:eastAsia="黑体"/>
         <w:b/>
         <w:bCs/>
       </w:rPr>
     </w:tblStylePr>
     <w:tblStylePr w:type="lastCol">
       <w:rPr>
-        <w:rFonts w:asciiTheme="majorHAnsi" w:cstheme="majorBidi" w:eastAsiaTheme="majorEastAsia" w:hAnsiTheme="majorHAnsi"/>
+        <w:rFonts w:asciiTheme="majorHAnsi" w:cstheme="majorBidi" w:hAnsiTheme="majorHAnsi" w:eastAsia="黑体"/>
         <w:b/>
         <w:bCs/>
       </w:rPr>
@@ -5833,7 +6159,7 @@
         <w:spacing w:after="0" w:before="0" w:line="240" w:lineRule="auto"/>
       </w:pPr>
       <w:rPr>
-        <w:rFonts w:asciiTheme="majorHAnsi" w:cstheme="majorBidi" w:eastAsiaTheme="majorEastAsia" w:hAnsiTheme="majorHAnsi"/>
+        <w:rFonts w:asciiTheme="majorHAnsi" w:cstheme="majorBidi" w:hAnsiTheme="majorHAnsi" w:eastAsia="黑体"/>
         <w:b/>
         <w:bCs/>
       </w:rPr>
@@ -5854,7 +6180,7 @@
         <w:spacing w:after="0" w:before="0" w:line="240" w:lineRule="auto"/>
       </w:pPr>
       <w:rPr>
-        <w:rFonts w:asciiTheme="majorHAnsi" w:cstheme="majorBidi" w:eastAsiaTheme="majorEastAsia" w:hAnsiTheme="majorHAnsi"/>
+        <w:rFonts w:asciiTheme="majorHAnsi" w:cstheme="majorBidi" w:hAnsiTheme="majorHAnsi" w:eastAsia="黑体"/>
         <w:b/>
         <w:bCs/>
       </w:rPr>
@@ -5872,14 +6198,14 @@
     </w:tblStylePr>
     <w:tblStylePr w:type="firstCol">
       <w:rPr>
-        <w:rFonts w:asciiTheme="majorHAnsi" w:cstheme="majorBidi" w:eastAsiaTheme="majorEastAsia" w:hAnsiTheme="majorHAnsi"/>
+        <w:rFonts w:asciiTheme="majorHAnsi" w:cstheme="majorBidi" w:hAnsiTheme="majorHAnsi" w:eastAsia="黑体"/>
         <w:b/>
         <w:bCs/>
       </w:rPr>
     </w:tblStylePr>
     <w:tblStylePr w:type="lastCol">
       <w:rPr>
-        <w:rFonts w:asciiTheme="majorHAnsi" w:cstheme="majorBidi" w:eastAsiaTheme="majorEastAsia" w:hAnsiTheme="majorHAnsi"/>
+        <w:rFonts w:asciiTheme="majorHAnsi" w:cstheme="majorBidi" w:hAnsiTheme="majorHAnsi" w:eastAsia="黑体"/>
         <w:b/>
         <w:bCs/>
       </w:rPr>
@@ -5963,7 +6289,7 @@
         <w:spacing w:after="0" w:before="0" w:line="240" w:lineRule="auto"/>
       </w:pPr>
       <w:rPr>
-        <w:rFonts w:asciiTheme="majorHAnsi" w:cstheme="majorBidi" w:eastAsiaTheme="majorEastAsia" w:hAnsiTheme="majorHAnsi"/>
+        <w:rFonts w:asciiTheme="majorHAnsi" w:cstheme="majorBidi" w:hAnsiTheme="majorHAnsi" w:eastAsia="黑体"/>
         <w:b/>
         <w:bCs/>
       </w:rPr>
@@ -5984,7 +6310,7 @@
         <w:spacing w:after="0" w:before="0" w:line="240" w:lineRule="auto"/>
       </w:pPr>
       <w:rPr>
-        <w:rFonts w:asciiTheme="majorHAnsi" w:cstheme="majorBidi" w:eastAsiaTheme="majorEastAsia" w:hAnsiTheme="majorHAnsi"/>
+        <w:rFonts w:asciiTheme="majorHAnsi" w:cstheme="majorBidi" w:hAnsiTheme="majorHAnsi" w:eastAsia="黑体"/>
         <w:b/>
         <w:bCs/>
       </w:rPr>
@@ -6002,14 +6328,14 @@
     </w:tblStylePr>
     <w:tblStylePr w:type="firstCol">
       <w:rPr>
-        <w:rFonts w:asciiTheme="majorHAnsi" w:cstheme="majorBidi" w:eastAsiaTheme="majorEastAsia" w:hAnsiTheme="majorHAnsi"/>
+        <w:rFonts w:asciiTheme="majorHAnsi" w:cstheme="majorBidi" w:hAnsiTheme="majorHAnsi" w:eastAsia="黑体"/>
         <w:b/>
         <w:bCs/>
       </w:rPr>
     </w:tblStylePr>
     <w:tblStylePr w:type="lastCol">
       <w:rPr>
-        <w:rFonts w:asciiTheme="majorHAnsi" w:cstheme="majorBidi" w:eastAsiaTheme="majorEastAsia" w:hAnsiTheme="majorHAnsi"/>
+        <w:rFonts w:asciiTheme="majorHAnsi" w:cstheme="majorBidi" w:hAnsiTheme="majorHAnsi" w:eastAsia="黑体"/>
         <w:b/>
         <w:bCs/>
       </w:rPr>
@@ -6093,7 +6419,7 @@
         <w:spacing w:after="0" w:before="0" w:line="240" w:lineRule="auto"/>
       </w:pPr>
       <w:rPr>
-        <w:rFonts w:asciiTheme="majorHAnsi" w:cstheme="majorBidi" w:eastAsiaTheme="majorEastAsia" w:hAnsiTheme="majorHAnsi"/>
+        <w:rFonts w:asciiTheme="majorHAnsi" w:cstheme="majorBidi" w:hAnsiTheme="majorHAnsi" w:eastAsia="黑体"/>
         <w:b/>
         <w:bCs/>
       </w:rPr>
@@ -6114,7 +6440,7 @@
         <w:spacing w:after="0" w:before="0" w:line="240" w:lineRule="auto"/>
       </w:pPr>
       <w:rPr>
-        <w:rFonts w:asciiTheme="majorHAnsi" w:cstheme="majorBidi" w:eastAsiaTheme="majorEastAsia" w:hAnsiTheme="majorHAnsi"/>
+        <w:rFonts w:asciiTheme="majorHAnsi" w:cstheme="majorBidi" w:hAnsiTheme="majorHAnsi" w:eastAsia="黑体"/>
         <w:b/>
         <w:bCs/>
       </w:rPr>
@@ -6132,14 +6458,14 @@
     </w:tblStylePr>
     <w:tblStylePr w:type="firstCol">
       <w:rPr>
-        <w:rFonts w:asciiTheme="majorHAnsi" w:cstheme="majorBidi" w:eastAsiaTheme="majorEastAsia" w:hAnsiTheme="majorHAnsi"/>
+        <w:rFonts w:asciiTheme="majorHAnsi" w:cstheme="majorBidi" w:hAnsiTheme="majorHAnsi" w:eastAsia="黑体"/>
         <w:b/>
         <w:bCs/>
       </w:rPr>
     </w:tblStylePr>
     <w:tblStylePr w:type="lastCol">
       <w:rPr>
-        <w:rFonts w:asciiTheme="majorHAnsi" w:cstheme="majorBidi" w:eastAsiaTheme="majorEastAsia" w:hAnsiTheme="majorHAnsi"/>
+        <w:rFonts w:asciiTheme="majorHAnsi" w:cstheme="majorBidi" w:hAnsiTheme="majorHAnsi" w:eastAsia="黑体"/>
         <w:b/>
         <w:bCs/>
       </w:rPr>
@@ -6223,7 +6549,7 @@
         <w:spacing w:after="0" w:before="0" w:line="240" w:lineRule="auto"/>
       </w:pPr>
       <w:rPr>
-        <w:rFonts w:asciiTheme="majorHAnsi" w:cstheme="majorBidi" w:eastAsiaTheme="majorEastAsia" w:hAnsiTheme="majorHAnsi"/>
+        <w:rFonts w:asciiTheme="majorHAnsi" w:cstheme="majorBidi" w:hAnsiTheme="majorHAnsi" w:eastAsia="黑体"/>
         <w:b/>
         <w:bCs/>
       </w:rPr>
@@ -6244,7 +6570,7 @@
         <w:spacing w:after="0" w:before="0" w:line="240" w:lineRule="auto"/>
       </w:pPr>
       <w:rPr>
-        <w:rFonts w:asciiTheme="majorHAnsi" w:cstheme="majorBidi" w:eastAsiaTheme="majorEastAsia" w:hAnsiTheme="majorHAnsi"/>
+        <w:rFonts w:asciiTheme="majorHAnsi" w:cstheme="majorBidi" w:hAnsiTheme="majorHAnsi" w:eastAsia="黑体"/>
         <w:b/>
         <w:bCs/>
       </w:rPr>
@@ -6262,14 +6588,14 @@
     </w:tblStylePr>
     <w:tblStylePr w:type="firstCol">
       <w:rPr>
-        <w:rFonts w:asciiTheme="majorHAnsi" w:cstheme="majorBidi" w:eastAsiaTheme="majorEastAsia" w:hAnsiTheme="majorHAnsi"/>
+        <w:rFonts w:asciiTheme="majorHAnsi" w:cstheme="majorBidi" w:hAnsiTheme="majorHAnsi" w:eastAsia="黑体"/>
         <w:b/>
         <w:bCs/>
       </w:rPr>
     </w:tblStylePr>
     <w:tblStylePr w:type="lastCol">
       <w:rPr>
-        <w:rFonts w:asciiTheme="majorHAnsi" w:cstheme="majorBidi" w:eastAsiaTheme="majorEastAsia" w:hAnsiTheme="majorHAnsi"/>
+        <w:rFonts w:asciiTheme="majorHAnsi" w:cstheme="majorBidi" w:hAnsiTheme="majorHAnsi" w:eastAsia="黑体"/>
         <w:b/>
         <w:bCs/>
       </w:rPr>
@@ -6352,6 +6678,7 @@
         <w:spacing w:after="0" w:before="0" w:line="240" w:lineRule="auto"/>
       </w:pPr>
       <w:rPr>
+        <w:rFonts w:eastAsia="黑体"/>
         <w:b/>
         <w:bCs/>
         <w:color w:themeColor="background1" w:val="FFFFFF"/>
@@ -6374,6 +6701,7 @@
         <w:spacing w:after="0" w:before="0" w:line="240" w:lineRule="auto"/>
       </w:pPr>
       <w:rPr>
+        <w:rFonts w:eastAsia="黑体"/>
         <w:b/>
         <w:bCs/>
       </w:rPr>
@@ -6391,12 +6719,14 @@
     </w:tblStylePr>
     <w:tblStylePr w:type="firstCol">
       <w:rPr>
+        <w:rFonts w:eastAsia="黑体"/>
         <w:b/>
         <w:bCs/>
       </w:rPr>
     </w:tblStylePr>
     <w:tblStylePr w:type="lastCol">
       <w:rPr>
+        <w:rFonts w:eastAsia="黑体"/>
         <w:b/>
         <w:bCs/>
       </w:rPr>
@@ -6458,6 +6788,7 @@
         <w:spacing w:after="0" w:before="0" w:line="240" w:lineRule="auto"/>
       </w:pPr>
       <w:rPr>
+        <w:rFonts w:eastAsia="黑体"/>
         <w:b/>
         <w:bCs/>
         <w:color w:themeColor="background1" w:val="FFFFFF"/>
@@ -6480,6 +6811,7 @@
         <w:spacing w:after="0" w:before="0" w:line="240" w:lineRule="auto"/>
       </w:pPr>
       <w:rPr>
+        <w:rFonts w:eastAsia="黑体"/>
         <w:b/>
         <w:bCs/>
       </w:rPr>
@@ -6497,12 +6829,14 @@
     </w:tblStylePr>
     <w:tblStylePr w:type="firstCol">
       <w:rPr>
+        <w:rFonts w:eastAsia="黑体"/>
         <w:b/>
         <w:bCs/>
       </w:rPr>
     </w:tblStylePr>
     <w:tblStylePr w:type="lastCol">
       <w:rPr>
+        <w:rFonts w:eastAsia="黑体"/>
         <w:b/>
         <w:bCs/>
       </w:rPr>
@@ -6564,6 +6898,7 @@
         <w:spacing w:after="0" w:before="0" w:line="240" w:lineRule="auto"/>
       </w:pPr>
       <w:rPr>
+        <w:rFonts w:eastAsia="黑体"/>
         <w:b/>
         <w:bCs/>
         <w:color w:themeColor="background1" w:val="FFFFFF"/>
@@ -6586,6 +6921,7 @@
         <w:spacing w:after="0" w:before="0" w:line="240" w:lineRule="auto"/>
       </w:pPr>
       <w:rPr>
+        <w:rFonts w:eastAsia="黑体"/>
         <w:b/>
         <w:bCs/>
       </w:rPr>
@@ -6603,12 +6939,14 @@
     </w:tblStylePr>
     <w:tblStylePr w:type="firstCol">
       <w:rPr>
+        <w:rFonts w:eastAsia="黑体"/>
         <w:b/>
         <w:bCs/>
       </w:rPr>
     </w:tblStylePr>
     <w:tblStylePr w:type="lastCol">
       <w:rPr>
+        <w:rFonts w:eastAsia="黑体"/>
         <w:b/>
         <w:bCs/>
       </w:rPr>
@@ -6670,6 +7008,7 @@
         <w:spacing w:after="0" w:before="0" w:line="240" w:lineRule="auto"/>
       </w:pPr>
       <w:rPr>
+        <w:rFonts w:eastAsia="黑体"/>
         <w:b/>
         <w:bCs/>
         <w:color w:themeColor="background1" w:val="FFFFFF"/>
@@ -6692,6 +7031,7 @@
         <w:spacing w:after="0" w:before="0" w:line="240" w:lineRule="auto"/>
       </w:pPr>
       <w:rPr>
+        <w:rFonts w:eastAsia="黑体"/>
         <w:b/>
         <w:bCs/>
       </w:rPr>
@@ -6709,12 +7049,14 @@
     </w:tblStylePr>
     <w:tblStylePr w:type="firstCol">
       <w:rPr>
+        <w:rFonts w:eastAsia="黑体"/>
         <w:b/>
         <w:bCs/>
       </w:rPr>
     </w:tblStylePr>
     <w:tblStylePr w:type="lastCol">
       <w:rPr>
+        <w:rFonts w:eastAsia="黑体"/>
         <w:b/>
         <w:bCs/>
       </w:rPr>
@@ -6776,6 +7118,7 @@
         <w:spacing w:after="0" w:before="0" w:line="240" w:lineRule="auto"/>
       </w:pPr>
       <w:rPr>
+        <w:rFonts w:eastAsia="黑体"/>
         <w:b/>
         <w:bCs/>
         <w:color w:themeColor="background1" w:val="FFFFFF"/>
@@ -6798,6 +7141,7 @@
         <w:spacing w:after="0" w:before="0" w:line="240" w:lineRule="auto"/>
       </w:pPr>
       <w:rPr>
+        <w:rFonts w:eastAsia="黑体"/>
         <w:b/>
         <w:bCs/>
       </w:rPr>
@@ -6815,12 +7159,14 @@
     </w:tblStylePr>
     <w:tblStylePr w:type="firstCol">
       <w:rPr>
+        <w:rFonts w:eastAsia="黑体"/>
         <w:b/>
         <w:bCs/>
       </w:rPr>
     </w:tblStylePr>
     <w:tblStylePr w:type="lastCol">
       <w:rPr>
+        <w:rFonts w:eastAsia="黑体"/>
         <w:b/>
         <w:bCs/>
       </w:rPr>
@@ -6882,6 +7228,7 @@
         <w:spacing w:after="0" w:before="0" w:line="240" w:lineRule="auto"/>
       </w:pPr>
       <w:rPr>
+        <w:rFonts w:eastAsia="黑体"/>
         <w:b/>
         <w:bCs/>
         <w:color w:themeColor="background1" w:val="FFFFFF"/>
@@ -6904,6 +7251,7 @@
         <w:spacing w:after="0" w:before="0" w:line="240" w:lineRule="auto"/>
       </w:pPr>
       <w:rPr>
+        <w:rFonts w:eastAsia="黑体"/>
         <w:b/>
         <w:bCs/>
       </w:rPr>
@@ -6921,12 +7269,14 @@
     </w:tblStylePr>
     <w:tblStylePr w:type="firstCol">
       <w:rPr>
+        <w:rFonts w:eastAsia="黑体"/>
         <w:b/>
         <w:bCs/>
       </w:rPr>
     </w:tblStylePr>
     <w:tblStylePr w:type="lastCol">
       <w:rPr>
+        <w:rFonts w:eastAsia="黑体"/>
         <w:b/>
         <w:bCs/>
       </w:rPr>
@@ -6988,6 +7338,7 @@
         <w:spacing w:after="0" w:before="0" w:line="240" w:lineRule="auto"/>
       </w:pPr>
       <w:rPr>
+        <w:rFonts w:eastAsia="黑体"/>
         <w:b/>
         <w:bCs/>
         <w:color w:themeColor="background1" w:val="FFFFFF"/>
@@ -7010,6 +7361,7 @@
         <w:spacing w:after="0" w:before="0" w:line="240" w:lineRule="auto"/>
       </w:pPr>
       <w:rPr>
+        <w:rFonts w:eastAsia="黑体"/>
         <w:b/>
         <w:bCs/>
       </w:rPr>
@@ -7027,12 +7379,14 @@
     </w:tblStylePr>
     <w:tblStylePr w:type="firstCol">
       <w:rPr>
+        <w:rFonts w:eastAsia="黑体"/>
         <w:b/>
         <w:bCs/>
       </w:rPr>
     </w:tblStylePr>
     <w:tblStylePr w:type="lastCol">
       <w:rPr>
+        <w:rFonts w:eastAsia="黑体"/>
         <w:b/>
         <w:bCs/>
       </w:rPr>
@@ -7091,6 +7445,7 @@
         <w:spacing w:after="0" w:before="0" w:line="240" w:lineRule="auto"/>
       </w:pPr>
       <w:rPr>
+        <w:rFonts w:eastAsia="黑体"/>
         <w:b/>
         <w:bCs/>
         <w:color w:themeColor="background1" w:val="FFFFFF"/>
@@ -7113,6 +7468,7 @@
         <w:spacing w:after="0" w:before="0" w:line="240" w:lineRule="auto"/>
       </w:pPr>
       <w:rPr>
+        <w:rFonts w:eastAsia="黑体"/>
         <w:color w:val="auto"/>
       </w:rPr>
       <w:tblPr/>
@@ -7130,6 +7486,7 @@
     </w:tblStylePr>
     <w:tblStylePr w:type="firstCol">
       <w:rPr>
+        <w:rFonts w:eastAsia="黑体"/>
         <w:b/>
         <w:bCs/>
         <w:color w:themeColor="background1" w:val="FFFFFF"/>
@@ -7149,6 +7506,7 @@
     </w:tblStylePr>
     <w:tblStylePr w:type="lastCol">
       <w:rPr>
+        <w:rFonts w:eastAsia="黑体"/>
         <w:b/>
         <w:bCs/>
         <w:color w:themeColor="background1" w:val="FFFFFF"/>
@@ -7197,6 +7555,7 @@
     </w:tblStylePr>
     <w:tblStylePr w:type="nwCell">
       <w:rPr>
+        <w:rFonts w:eastAsia="黑体"/>
         <w:color w:themeColor="background1" w:val="FFFFFF"/>
       </w:rPr>
       <w:tblPr/>
@@ -7240,6 +7599,7 @@
         <w:spacing w:after="0" w:before="0" w:line="240" w:lineRule="auto"/>
       </w:pPr>
       <w:rPr>
+        <w:rFonts w:eastAsia="黑体"/>
         <w:b/>
         <w:bCs/>
         <w:color w:themeColor="background1" w:val="FFFFFF"/>
@@ -7262,6 +7622,7 @@
         <w:spacing w:after="0" w:before="0" w:line="240" w:lineRule="auto"/>
       </w:pPr>
       <w:rPr>
+        <w:rFonts w:eastAsia="黑体"/>
         <w:color w:val="auto"/>
       </w:rPr>
       <w:tblPr/>
@@ -7279,6 +7640,7 @@
     </w:tblStylePr>
     <w:tblStylePr w:type="firstCol">
       <w:rPr>
+        <w:rFonts w:eastAsia="黑体"/>
         <w:b/>
         <w:bCs/>
         <w:color w:themeColor="background1" w:val="FFFFFF"/>
@@ -7298,6 +7660,7 @@
     </w:tblStylePr>
     <w:tblStylePr w:type="lastCol">
       <w:rPr>
+        <w:rFonts w:eastAsia="黑体"/>
         <w:b/>
         <w:bCs/>
         <w:color w:themeColor="background1" w:val="FFFFFF"/>
@@ -7346,6 +7709,7 @@
     </w:tblStylePr>
     <w:tblStylePr w:type="nwCell">
       <w:rPr>
+        <w:rFonts w:eastAsia="黑体"/>
         <w:color w:themeColor="background1" w:val="FFFFFF"/>
       </w:rPr>
       <w:tblPr/>
@@ -7389,6 +7753,7 @@
         <w:spacing w:after="0" w:before="0" w:line="240" w:lineRule="auto"/>
       </w:pPr>
       <w:rPr>
+        <w:rFonts w:eastAsia="黑体"/>
         <w:b/>
         <w:bCs/>
         <w:color w:themeColor="background1" w:val="FFFFFF"/>
@@ -7411,6 +7776,7 @@
         <w:spacing w:after="0" w:before="0" w:line="240" w:lineRule="auto"/>
       </w:pPr>
       <w:rPr>
+        <w:rFonts w:eastAsia="黑体"/>
         <w:color w:val="auto"/>
       </w:rPr>
       <w:tblPr/>
@@ -7428,6 +7794,7 @@
     </w:tblStylePr>
     <w:tblStylePr w:type="firstCol">
       <w:rPr>
+        <w:rFonts w:eastAsia="黑体"/>
         <w:b/>
         <w:bCs/>
         <w:color w:themeColor="background1" w:val="FFFFFF"/>
@@ -7447,6 +7814,7 @@
     </w:tblStylePr>
     <w:tblStylePr w:type="lastCol">
       <w:rPr>
+        <w:rFonts w:eastAsia="黑体"/>
         <w:b/>
         <w:bCs/>
         <w:color w:themeColor="background1" w:val="FFFFFF"/>
@@ -7495,6 +7863,7 @@
     </w:tblStylePr>
     <w:tblStylePr w:type="nwCell">
       <w:rPr>
+        <w:rFonts w:eastAsia="黑体"/>
         <w:color w:themeColor="background1" w:val="FFFFFF"/>
       </w:rPr>
       <w:tblPr/>
@@ -7538,6 +7907,7 @@
         <w:spacing w:after="0" w:before="0" w:line="240" w:lineRule="auto"/>
       </w:pPr>
       <w:rPr>
+        <w:rFonts w:eastAsia="黑体"/>
         <w:b/>
         <w:bCs/>
         <w:color w:themeColor="background1" w:val="FFFFFF"/>
@@ -7560,6 +7930,7 @@
         <w:spacing w:after="0" w:before="0" w:line="240" w:lineRule="auto"/>
       </w:pPr>
       <w:rPr>
+        <w:rFonts w:eastAsia="黑体"/>
         <w:color w:val="auto"/>
       </w:rPr>
       <w:tblPr/>
@@ -7577,6 +7948,7 @@
     </w:tblStylePr>
     <w:tblStylePr w:type="firstCol">
       <w:rPr>
+        <w:rFonts w:eastAsia="黑体"/>
         <w:b/>
         <w:bCs/>
         <w:color w:themeColor="background1" w:val="FFFFFF"/>
@@ -7596,6 +7968,7 @@
     </w:tblStylePr>
     <w:tblStylePr w:type="lastCol">
       <w:rPr>
+        <w:rFonts w:eastAsia="黑体"/>
         <w:b/>
         <w:bCs/>
         <w:color w:themeColor="background1" w:val="FFFFFF"/>
@@ -7644,6 +8017,7 @@
     </w:tblStylePr>
     <w:tblStylePr w:type="nwCell">
       <w:rPr>
+        <w:rFonts w:eastAsia="黑体"/>
         <w:color w:themeColor="background1" w:val="FFFFFF"/>
       </w:rPr>
       <w:tblPr/>
@@ -7687,6 +8061,7 @@
         <w:spacing w:after="0" w:before="0" w:line="240" w:lineRule="auto"/>
       </w:pPr>
       <w:rPr>
+        <w:rFonts w:eastAsia="黑体"/>
         <w:b/>
         <w:bCs/>
         <w:color w:themeColor="background1" w:val="FFFFFF"/>
@@ -7709,6 +8084,7 @@
         <w:spacing w:after="0" w:before="0" w:line="240" w:lineRule="auto"/>
       </w:pPr>
       <w:rPr>
+        <w:rFonts w:eastAsia="黑体"/>
         <w:color w:val="auto"/>
       </w:rPr>
       <w:tblPr/>
@@ -7726,6 +8102,7 @@
     </w:tblStylePr>
     <w:tblStylePr w:type="firstCol">
       <w:rPr>
+        <w:rFonts w:eastAsia="黑体"/>
         <w:b/>
         <w:bCs/>
         <w:color w:themeColor="background1" w:val="FFFFFF"/>
@@ -7745,6 +8122,7 @@
     </w:tblStylePr>
     <w:tblStylePr w:type="lastCol">
       <w:rPr>
+        <w:rFonts w:eastAsia="黑体"/>
         <w:b/>
         <w:bCs/>
         <w:color w:themeColor="background1" w:val="FFFFFF"/>
@@ -7793,6 +8171,7 @@
     </w:tblStylePr>
     <w:tblStylePr w:type="nwCell">
       <w:rPr>
+        <w:rFonts w:eastAsia="黑体"/>
         <w:color w:themeColor="background1" w:val="FFFFFF"/>
       </w:rPr>
       <w:tblPr/>
@@ -7836,6 +8215,7 @@
         <w:spacing w:after="0" w:before="0" w:line="240" w:lineRule="auto"/>
       </w:pPr>
       <w:rPr>
+        <w:rFonts w:eastAsia="黑体"/>
         <w:b/>
         <w:bCs/>
         <w:color w:themeColor="background1" w:val="FFFFFF"/>
@@ -7858,6 +8238,7 @@
         <w:spacing w:after="0" w:before="0" w:line="240" w:lineRule="auto"/>
       </w:pPr>
       <w:rPr>
+        <w:rFonts w:eastAsia="黑体"/>
         <w:color w:val="auto"/>
       </w:rPr>
       <w:tblPr/>
@@ -7875,6 +8256,7 @@
     </w:tblStylePr>
     <w:tblStylePr w:type="firstCol">
       <w:rPr>
+        <w:rFonts w:eastAsia="黑体"/>
         <w:b/>
         <w:bCs/>
         <w:color w:themeColor="background1" w:val="FFFFFF"/>
@@ -7894,6 +8276,7 @@
     </w:tblStylePr>
     <w:tblStylePr w:type="lastCol">
       <w:rPr>
+        <w:rFonts w:eastAsia="黑体"/>
         <w:b/>
         <w:bCs/>
         <w:color w:themeColor="background1" w:val="FFFFFF"/>
@@ -7942,6 +8325,7 @@
     </w:tblStylePr>
     <w:tblStylePr w:type="nwCell">
       <w:rPr>
+        <w:rFonts w:eastAsia="黑体"/>
         <w:color w:themeColor="background1" w:val="FFFFFF"/>
       </w:rPr>
       <w:tblPr/>
@@ -7985,6 +8369,7 @@
         <w:spacing w:after="0" w:before="0" w:line="240" w:lineRule="auto"/>
       </w:pPr>
       <w:rPr>
+        <w:rFonts w:eastAsia="黑体"/>
         <w:b/>
         <w:bCs/>
         <w:color w:themeColor="background1" w:val="FFFFFF"/>
@@ -8007,6 +8392,7 @@
         <w:spacing w:after="0" w:before="0" w:line="240" w:lineRule="auto"/>
       </w:pPr>
       <w:rPr>
+        <w:rFonts w:eastAsia="黑体"/>
         <w:color w:val="auto"/>
       </w:rPr>
       <w:tblPr/>
@@ -8024,6 +8410,7 @@
     </w:tblStylePr>
     <w:tblStylePr w:type="firstCol">
       <w:rPr>
+        <w:rFonts w:eastAsia="黑体"/>
         <w:b/>
         <w:bCs/>
         <w:color w:themeColor="background1" w:val="FFFFFF"/>
@@ -8043,6 +8430,7 @@
     </w:tblStylePr>
     <w:tblStylePr w:type="lastCol">
       <w:rPr>
+        <w:rFonts w:eastAsia="黑体"/>
         <w:b/>
         <w:bCs/>
         <w:color w:themeColor="background1" w:val="FFFFFF"/>
@@ -8091,6 +8479,7 @@
     </w:tblStylePr>
     <w:tblStylePr w:type="nwCell">
       <w:rPr>
+        <w:rFonts w:eastAsia="黑体"/>
         <w:color w:themeColor="background1" w:val="FFFFFF"/>
       </w:rPr>
       <w:tblPr/>
@@ -8115,6 +8504,7 @@
       <w:spacing w:after="0" w:line="240" w:lineRule="auto"/>
     </w:pPr>
     <w:rPr>
+      <w:rFonts w:eastAsia="黑体"/>
       <w:color w:themeColor="text1" w:val="000000"/>
     </w:rPr>
     <w:tblPr>
@@ -8134,7 +8524,7 @@
     </w:tblPr>
     <w:tblStylePr w:type="firstRow">
       <w:rPr>
-        <w:rFonts w:asciiTheme="majorHAnsi" w:cstheme="majorBidi" w:eastAsiaTheme="majorEastAsia" w:hAnsiTheme="majorHAnsi"/>
+        <w:rFonts w:asciiTheme="majorHAnsi" w:cstheme="majorBidi" w:hAnsiTheme="majorHAnsi" w:eastAsia="黑体"/>
       </w:rPr>
       <w:tblPr/>
       <w:tcPr>
@@ -8146,6 +8536,7 @@
     </w:tblStylePr>
     <w:tblStylePr w:type="lastRow">
       <w:rPr>
+        <w:rFonts w:eastAsia="黑体"/>
         <w:b/>
         <w:bCs/>
         <w:color w:themeColor="text2" w:val="1F497D"/>
@@ -8160,12 +8551,14 @@
     </w:tblStylePr>
     <w:tblStylePr w:type="firstCol">
       <w:rPr>
+        <w:rFonts w:eastAsia="黑体"/>
         <w:b/>
         <w:bCs/>
       </w:rPr>
     </w:tblStylePr>
     <w:tblStylePr w:type="lastCol">
       <w:rPr>
+        <w:rFonts w:eastAsia="黑体"/>
         <w:b/>
         <w:bCs/>
       </w:rPr>
@@ -8199,6 +8592,7 @@
       <w:spacing w:after="0" w:line="240" w:lineRule="auto"/>
     </w:pPr>
     <w:rPr>
+      <w:rFonts w:eastAsia="黑体"/>
       <w:color w:themeColor="text1" w:val="000000"/>
     </w:rPr>
     <w:tblPr>
@@ -8218,7 +8612,7 @@
     </w:tblPr>
     <w:tblStylePr w:type="firstRow">
       <w:rPr>
-        <w:rFonts w:asciiTheme="majorHAnsi" w:cstheme="majorBidi" w:eastAsiaTheme="majorEastAsia" w:hAnsiTheme="majorHAnsi"/>
+        <w:rFonts w:asciiTheme="majorHAnsi" w:cstheme="majorBidi" w:hAnsiTheme="majorHAnsi" w:eastAsia="黑体"/>
       </w:rPr>
       <w:tblPr/>
       <w:tcPr>
@@ -8230,6 +8624,7 @@
     </w:tblStylePr>
     <w:tblStylePr w:type="lastRow">
       <w:rPr>
+        <w:rFonts w:eastAsia="黑体"/>
         <w:b/>
         <w:bCs/>
         <w:color w:themeColor="text2" w:val="1F497D"/>
@@ -8244,12 +8639,14 @@
     </w:tblStylePr>
     <w:tblStylePr w:type="firstCol">
       <w:rPr>
+        <w:rFonts w:eastAsia="黑体"/>
         <w:b/>
         <w:bCs/>
       </w:rPr>
     </w:tblStylePr>
     <w:tblStylePr w:type="lastCol">
       <w:rPr>
+        <w:rFonts w:eastAsia="黑体"/>
         <w:b/>
         <w:bCs/>
       </w:rPr>
@@ -8283,6 +8680,7 @@
       <w:spacing w:after="0" w:line="240" w:lineRule="auto"/>
     </w:pPr>
     <w:rPr>
+      <w:rFonts w:eastAsia="黑体"/>
       <w:color w:themeColor="text1" w:val="000000"/>
     </w:rPr>
     <w:tblPr>
@@ -8302,7 +8700,7 @@
     </w:tblPr>
     <w:tblStylePr w:type="firstRow">
       <w:rPr>
-        <w:rFonts w:asciiTheme="majorHAnsi" w:cstheme="majorBidi" w:eastAsiaTheme="majorEastAsia" w:hAnsiTheme="majorHAnsi"/>
+        <w:rFonts w:asciiTheme="majorHAnsi" w:cstheme="majorBidi" w:hAnsiTheme="majorHAnsi" w:eastAsia="黑体"/>
       </w:rPr>
       <w:tblPr/>
       <w:tcPr>
@@ -8314,6 +8712,7 @@
     </w:tblStylePr>
     <w:tblStylePr w:type="lastRow">
       <w:rPr>
+        <w:rFonts w:eastAsia="黑体"/>
         <w:b/>
         <w:bCs/>
         <w:color w:themeColor="text2" w:val="1F497D"/>
@@ -8328,12 +8727,14 @@
     </w:tblStylePr>
     <w:tblStylePr w:type="firstCol">
       <w:rPr>
+        <w:rFonts w:eastAsia="黑体"/>
         <w:b/>
         <w:bCs/>
       </w:rPr>
     </w:tblStylePr>
     <w:tblStylePr w:type="lastCol">
       <w:rPr>
+        <w:rFonts w:eastAsia="黑体"/>
         <w:b/>
         <w:bCs/>
       </w:rPr>
@@ -8367,6 +8768,7 @@
       <w:spacing w:after="0" w:line="240" w:lineRule="auto"/>
     </w:pPr>
     <w:rPr>
+      <w:rFonts w:eastAsia="黑体"/>
       <w:color w:themeColor="text1" w:val="000000"/>
     </w:rPr>
     <w:tblPr>
@@ -8386,7 +8788,7 @@
     </w:tblPr>
     <w:tblStylePr w:type="firstRow">
       <w:rPr>
-        <w:rFonts w:asciiTheme="majorHAnsi" w:cstheme="majorBidi" w:eastAsiaTheme="majorEastAsia" w:hAnsiTheme="majorHAnsi"/>
+        <w:rFonts w:asciiTheme="majorHAnsi" w:cstheme="majorBidi" w:hAnsiTheme="majorHAnsi" w:eastAsia="黑体"/>
       </w:rPr>
       <w:tblPr/>
       <w:tcPr>
@@ -8398,6 +8800,7 @@
     </w:tblStylePr>
     <w:tblStylePr w:type="lastRow">
       <w:rPr>
+        <w:rFonts w:eastAsia="黑体"/>
         <w:b/>
         <w:bCs/>
         <w:color w:themeColor="text2" w:val="1F497D"/>
@@ -8412,12 +8815,14 @@
     </w:tblStylePr>
     <w:tblStylePr w:type="firstCol">
       <w:rPr>
+        <w:rFonts w:eastAsia="黑体"/>
         <w:b/>
         <w:bCs/>
       </w:rPr>
     </w:tblStylePr>
     <w:tblStylePr w:type="lastCol">
       <w:rPr>
+        <w:rFonts w:eastAsia="黑体"/>
         <w:b/>
         <w:bCs/>
       </w:rPr>
@@ -8451,6 +8856,7 @@
       <w:spacing w:after="0" w:line="240" w:lineRule="auto"/>
     </w:pPr>
     <w:rPr>
+      <w:rFonts w:eastAsia="黑体"/>
       <w:color w:themeColor="text1" w:val="000000"/>
     </w:rPr>
     <w:tblPr>
@@ -8470,7 +8876,7 @@
     </w:tblPr>
     <w:tblStylePr w:type="firstRow">
       <w:rPr>
-        <w:rFonts w:asciiTheme="majorHAnsi" w:cstheme="majorBidi" w:eastAsiaTheme="majorEastAsia" w:hAnsiTheme="majorHAnsi"/>
+        <w:rFonts w:asciiTheme="majorHAnsi" w:cstheme="majorBidi" w:hAnsiTheme="majorHAnsi" w:eastAsia="黑体"/>
       </w:rPr>
       <w:tblPr/>
       <w:tcPr>
@@ -8482,6 +8888,7 @@
     </w:tblStylePr>
     <w:tblStylePr w:type="lastRow">
       <w:rPr>
+        <w:rFonts w:eastAsia="黑体"/>
         <w:b/>
         <w:bCs/>
         <w:color w:themeColor="text2" w:val="1F497D"/>
@@ -8496,12 +8903,14 @@
     </w:tblStylePr>
     <w:tblStylePr w:type="firstCol">
       <w:rPr>
+        <w:rFonts w:eastAsia="黑体"/>
         <w:b/>
         <w:bCs/>
       </w:rPr>
     </w:tblStylePr>
     <w:tblStylePr w:type="lastCol">
       <w:rPr>
+        <w:rFonts w:eastAsia="黑体"/>
         <w:b/>
         <w:bCs/>
       </w:rPr>
@@ -8535,6 +8944,7 @@
       <w:spacing w:after="0" w:line="240" w:lineRule="auto"/>
     </w:pPr>
     <w:rPr>
+      <w:rFonts w:eastAsia="黑体"/>
       <w:color w:themeColor="text1" w:val="000000"/>
     </w:rPr>
     <w:tblPr>
@@ -8554,7 +8964,7 @@
     </w:tblPr>
     <w:tblStylePr w:type="firstRow">
       <w:rPr>
-        <w:rFonts w:asciiTheme="majorHAnsi" w:cstheme="majorBidi" w:eastAsiaTheme="majorEastAsia" w:hAnsiTheme="majorHAnsi"/>
+        <w:rFonts w:asciiTheme="majorHAnsi" w:cstheme="majorBidi" w:hAnsiTheme="majorHAnsi" w:eastAsia="黑体"/>
       </w:rPr>
       <w:tblPr/>
       <w:tcPr>
@@ -8566,6 +8976,7 @@
     </w:tblStylePr>
     <w:tblStylePr w:type="lastRow">
       <w:rPr>
+        <w:rFonts w:eastAsia="黑体"/>
         <w:b/>
         <w:bCs/>
         <w:color w:themeColor="text2" w:val="1F497D"/>
@@ -8580,12 +8991,14 @@
     </w:tblStylePr>
     <w:tblStylePr w:type="firstCol">
       <w:rPr>
+        <w:rFonts w:eastAsia="黑体"/>
         <w:b/>
         <w:bCs/>
       </w:rPr>
     </w:tblStylePr>
     <w:tblStylePr w:type="lastCol">
       <w:rPr>
+        <w:rFonts w:eastAsia="黑体"/>
         <w:b/>
         <w:bCs/>
       </w:rPr>
@@ -8619,6 +9032,7 @@
       <w:spacing w:after="0" w:line="240" w:lineRule="auto"/>
     </w:pPr>
     <w:rPr>
+      <w:rFonts w:eastAsia="黑体"/>
       <w:color w:themeColor="text1" w:val="000000"/>
     </w:rPr>
     <w:tblPr>
@@ -8638,7 +9052,7 @@
     </w:tblPr>
     <w:tblStylePr w:type="firstRow">
       <w:rPr>
-        <w:rFonts w:asciiTheme="majorHAnsi" w:cstheme="majorBidi" w:eastAsiaTheme="majorEastAsia" w:hAnsiTheme="majorHAnsi"/>
+        <w:rFonts w:asciiTheme="majorHAnsi" w:cstheme="majorBidi" w:hAnsiTheme="majorHAnsi" w:eastAsia="黑体"/>
       </w:rPr>
       <w:tblPr/>
       <w:tcPr>
@@ -8650,6 +9064,7 @@
     </w:tblStylePr>
     <w:tblStylePr w:type="lastRow">
       <w:rPr>
+        <w:rFonts w:eastAsia="黑体"/>
         <w:b/>
         <w:bCs/>
         <w:color w:themeColor="text2" w:val="1F497D"/>
@@ -8664,12 +9079,14 @@
     </w:tblStylePr>
     <w:tblStylePr w:type="firstCol">
       <w:rPr>
+        <w:rFonts w:eastAsia="黑体"/>
         <w:b/>
         <w:bCs/>
       </w:rPr>
     </w:tblStylePr>
     <w:tblStylePr w:type="lastCol">
       <w:rPr>
+        <w:rFonts w:eastAsia="黑体"/>
         <w:b/>
         <w:bCs/>
       </w:rPr>
@@ -8703,7 +9120,7 @@
       <w:spacing w:after="0" w:line="240" w:lineRule="auto"/>
     </w:pPr>
     <w:rPr>
-      <w:rFonts w:asciiTheme="majorHAnsi" w:cstheme="majorBidi" w:eastAsiaTheme="majorEastAsia" w:hAnsiTheme="majorHAnsi"/>
+      <w:rFonts w:asciiTheme="majorHAnsi" w:cstheme="majorBidi" w:hAnsiTheme="majorHAnsi" w:eastAsia="黑体"/>
       <w:color w:themeColor="text1" w:val="000000"/>
     </w:rPr>
     <w:tblPr>
@@ -8725,6 +9142,7 @@
     </w:tblPr>
     <w:tblStylePr w:type="firstRow">
       <w:rPr>
+        <w:rFonts w:eastAsia="黑体"/>
         <w:sz w:val="24"/>
         <w:szCs w:val="24"/>
       </w:rPr>
@@ -8831,7 +9249,7 @@
       <w:spacing w:after="0" w:line="240" w:lineRule="auto"/>
     </w:pPr>
     <w:rPr>
-      <w:rFonts w:asciiTheme="majorHAnsi" w:cstheme="majorBidi" w:eastAsiaTheme="majorEastAsia" w:hAnsiTheme="majorHAnsi"/>
+      <w:rFonts w:asciiTheme="majorHAnsi" w:cstheme="majorBidi" w:hAnsiTheme="majorHAnsi" w:eastAsia="黑体"/>
       <w:color w:themeColor="text1" w:val="000000"/>
     </w:rPr>
     <w:tblPr>
@@ -8853,6 +9271,7 @@
     </w:tblPr>
     <w:tblStylePr w:type="firstRow">
       <w:rPr>
+        <w:rFonts w:eastAsia="黑体"/>
         <w:sz w:val="24"/>
         <w:szCs w:val="24"/>
       </w:rPr>
@@ -8959,7 +9378,7 @@
       <w:spacing w:after="0" w:line="240" w:lineRule="auto"/>
     </w:pPr>
     <w:rPr>
-      <w:rFonts w:asciiTheme="majorHAnsi" w:cstheme="majorBidi" w:eastAsiaTheme="majorEastAsia" w:hAnsiTheme="majorHAnsi"/>
+      <w:rFonts w:asciiTheme="majorHAnsi" w:cstheme="majorBidi" w:hAnsiTheme="majorHAnsi" w:eastAsia="黑体"/>
       <w:color w:themeColor="text1" w:val="000000"/>
     </w:rPr>
     <w:tblPr>
@@ -8981,6 +9400,7 @@
     </w:tblPr>
     <w:tblStylePr w:type="firstRow">
       <w:rPr>
+        <w:rFonts w:eastAsia="黑体"/>
         <w:sz w:val="24"/>
         <w:szCs w:val="24"/>
       </w:rPr>
@@ -9087,7 +9507,7 @@
       <w:spacing w:after="0" w:line="240" w:lineRule="auto"/>
     </w:pPr>
     <w:rPr>
-      <w:rFonts w:asciiTheme="majorHAnsi" w:cstheme="majorBidi" w:eastAsiaTheme="majorEastAsia" w:hAnsiTheme="majorHAnsi"/>
+      <w:rFonts w:asciiTheme="majorHAnsi" w:cstheme="majorBidi" w:hAnsiTheme="majorHAnsi" w:eastAsia="黑体"/>
       <w:color w:themeColor="text1" w:val="000000"/>
     </w:rPr>
     <w:tblPr>
@@ -9109,6 +9529,7 @@
     </w:tblPr>
     <w:tblStylePr w:type="firstRow">
       <w:rPr>
+        <w:rFonts w:eastAsia="黑体"/>
         <w:sz w:val="24"/>
         <w:szCs w:val="24"/>
       </w:rPr>
@@ -9215,7 +9636,7 @@
       <w:spacing w:after="0" w:line="240" w:lineRule="auto"/>
     </w:pPr>
     <w:rPr>
-      <w:rFonts w:asciiTheme="majorHAnsi" w:cstheme="majorBidi" w:eastAsiaTheme="majorEastAsia" w:hAnsiTheme="majorHAnsi"/>
+      <w:rFonts w:asciiTheme="majorHAnsi" w:cstheme="majorBidi" w:hAnsiTheme="majorHAnsi" w:eastAsia="黑体"/>
       <w:color w:themeColor="text1" w:val="000000"/>
     </w:rPr>
     <w:tblPr>
@@ -9237,6 +9658,7 @@
     </w:tblPr>
     <w:tblStylePr w:type="firstRow">
       <w:rPr>
+        <w:rFonts w:eastAsia="黑体"/>
         <w:sz w:val="24"/>
         <w:szCs w:val="24"/>
       </w:rPr>
@@ -9343,7 +9765,7 @@
       <w:spacing w:after="0" w:line="240" w:lineRule="auto"/>
     </w:pPr>
     <w:rPr>
-      <w:rFonts w:asciiTheme="majorHAnsi" w:cstheme="majorBidi" w:eastAsiaTheme="majorEastAsia" w:hAnsiTheme="majorHAnsi"/>
+      <w:rFonts w:asciiTheme="majorHAnsi" w:cstheme="majorBidi" w:hAnsiTheme="majorHAnsi" w:eastAsia="黑体"/>
       <w:color w:themeColor="text1" w:val="000000"/>
     </w:rPr>
     <w:tblPr>
@@ -9365,6 +9787,7 @@
     </w:tblPr>
     <w:tblStylePr w:type="firstRow">
       <w:rPr>
+        <w:rFonts w:eastAsia="黑体"/>
         <w:sz w:val="24"/>
         <w:szCs w:val="24"/>
       </w:rPr>
@@ -9471,7 +9894,7 @@
       <w:spacing w:after="0" w:line="240" w:lineRule="auto"/>
     </w:pPr>
     <w:rPr>
-      <w:rFonts w:asciiTheme="majorHAnsi" w:cstheme="majorBidi" w:eastAsiaTheme="majorEastAsia" w:hAnsiTheme="majorHAnsi"/>
+      <w:rFonts w:asciiTheme="majorHAnsi" w:cstheme="majorBidi" w:hAnsiTheme="majorHAnsi" w:eastAsia="黑体"/>
       <w:color w:themeColor="text1" w:val="000000"/>
     </w:rPr>
     <w:tblPr>
@@ -9493,6 +9916,7 @@
     </w:tblPr>
     <w:tblStylePr w:type="firstRow">
       <w:rPr>
+        <w:rFonts w:eastAsia="黑体"/>
         <w:sz w:val="24"/>
         <w:szCs w:val="24"/>
       </w:rPr>
@@ -9622,12 +10046,14 @@
     </w:tcPr>
     <w:tblStylePr w:type="firstRow">
       <w:rPr>
+        <w:rFonts w:eastAsia="黑体"/>
         <w:b/>
         <w:bCs/>
       </w:rPr>
     </w:tblStylePr>
     <w:tblStylePr w:type="lastRow">
       <w:rPr>
+        <w:rFonts w:eastAsia="黑体"/>
         <w:b/>
         <w:bCs/>
       </w:rPr>
@@ -9640,12 +10066,14 @@
     </w:tblStylePr>
     <w:tblStylePr w:type="firstCol">
       <w:rPr>
+        <w:rFonts w:eastAsia="黑体"/>
         <w:b/>
         <w:bCs/>
       </w:rPr>
     </w:tblStylePr>
     <w:tblStylePr w:type="lastCol">
       <w:rPr>
+        <w:rFonts w:eastAsia="黑体"/>
         <w:b/>
         <w:bCs/>
       </w:rPr>
@@ -9695,12 +10123,14 @@
     </w:tcPr>
     <w:tblStylePr w:type="firstRow">
       <w:rPr>
+        <w:rFonts w:eastAsia="黑体"/>
         <w:b/>
         <w:bCs/>
       </w:rPr>
     </w:tblStylePr>
     <w:tblStylePr w:type="lastRow">
       <w:rPr>
+        <w:rFonts w:eastAsia="黑体"/>
         <w:b/>
         <w:bCs/>
       </w:rPr>
@@ -9713,12 +10143,14 @@
     </w:tblStylePr>
     <w:tblStylePr w:type="firstCol">
       <w:rPr>
+        <w:rFonts w:eastAsia="黑体"/>
         <w:b/>
         <w:bCs/>
       </w:rPr>
     </w:tblStylePr>
     <w:tblStylePr w:type="lastCol">
       <w:rPr>
+        <w:rFonts w:eastAsia="黑体"/>
         <w:b/>
         <w:bCs/>
       </w:rPr>
@@ -9768,12 +10200,14 @@
     </w:tcPr>
     <w:tblStylePr w:type="firstRow">
       <w:rPr>
+        <w:rFonts w:eastAsia="黑体"/>
         <w:b/>
         <w:bCs/>
       </w:rPr>
     </w:tblStylePr>
     <w:tblStylePr w:type="lastRow">
       <w:rPr>
+        <w:rFonts w:eastAsia="黑体"/>
         <w:b/>
         <w:bCs/>
       </w:rPr>
@@ -9786,12 +10220,14 @@
     </w:tblStylePr>
     <w:tblStylePr w:type="firstCol">
       <w:rPr>
+        <w:rFonts w:eastAsia="黑体"/>
         <w:b/>
         <w:bCs/>
       </w:rPr>
     </w:tblStylePr>
     <w:tblStylePr w:type="lastCol">
       <w:rPr>
+        <w:rFonts w:eastAsia="黑体"/>
         <w:b/>
         <w:bCs/>
       </w:rPr>
@@ -9841,12 +10277,14 @@
     </w:tcPr>
     <w:tblStylePr w:type="firstRow">
       <w:rPr>
+        <w:rFonts w:eastAsia="黑体"/>
         <w:b/>
         <w:bCs/>
       </w:rPr>
     </w:tblStylePr>
     <w:tblStylePr w:type="lastRow">
       <w:rPr>
+        <w:rFonts w:eastAsia="黑体"/>
         <w:b/>
         <w:bCs/>
       </w:rPr>
@@ -9859,12 +10297,14 @@
     </w:tblStylePr>
     <w:tblStylePr w:type="firstCol">
       <w:rPr>
+        <w:rFonts w:eastAsia="黑体"/>
         <w:b/>
         <w:bCs/>
       </w:rPr>
     </w:tblStylePr>
     <w:tblStylePr w:type="lastCol">
       <w:rPr>
+        <w:rFonts w:eastAsia="黑体"/>
         <w:b/>
         <w:bCs/>
       </w:rPr>
@@ -9914,12 +10354,14 @@
     </w:tcPr>
     <w:tblStylePr w:type="firstRow">
       <w:rPr>
+        <w:rFonts w:eastAsia="黑体"/>
         <w:b/>
         <w:bCs/>
       </w:rPr>
     </w:tblStylePr>
     <w:tblStylePr w:type="lastRow">
       <w:rPr>
+        <w:rFonts w:eastAsia="黑体"/>
         <w:b/>
         <w:bCs/>
       </w:rPr>
@@ -9932,12 +10374,14 @@
     </w:tblStylePr>
     <w:tblStylePr w:type="firstCol">
       <w:rPr>
+        <w:rFonts w:eastAsia="黑体"/>
         <w:b/>
         <w:bCs/>
       </w:rPr>
     </w:tblStylePr>
     <w:tblStylePr w:type="lastCol">
       <w:rPr>
+        <w:rFonts w:eastAsia="黑体"/>
         <w:b/>
         <w:bCs/>
       </w:rPr>
@@ -9987,12 +10431,14 @@
     </w:tcPr>
     <w:tblStylePr w:type="firstRow">
       <w:rPr>
+        <w:rFonts w:eastAsia="黑体"/>
         <w:b/>
         <w:bCs/>
       </w:rPr>
     </w:tblStylePr>
     <w:tblStylePr w:type="lastRow">
       <w:rPr>
+        <w:rFonts w:eastAsia="黑体"/>
         <w:b/>
         <w:bCs/>
       </w:rPr>
@@ -10005,12 +10451,14 @@
     </w:tblStylePr>
     <w:tblStylePr w:type="firstCol">
       <w:rPr>
+        <w:rFonts w:eastAsia="黑体"/>
         <w:b/>
         <w:bCs/>
       </w:rPr>
     </w:tblStylePr>
     <w:tblStylePr w:type="lastCol">
       <w:rPr>
+        <w:rFonts w:eastAsia="黑体"/>
         <w:b/>
         <w:bCs/>
       </w:rPr>
@@ -10060,12 +10508,14 @@
     </w:tcPr>
     <w:tblStylePr w:type="firstRow">
       <w:rPr>
+        <w:rFonts w:eastAsia="黑体"/>
         <w:b/>
         <w:bCs/>
       </w:rPr>
     </w:tblStylePr>
     <w:tblStylePr w:type="lastRow">
       <w:rPr>
+        <w:rFonts w:eastAsia="黑体"/>
         <w:b/>
         <w:bCs/>
       </w:rPr>
@@ -10078,12 +10528,14 @@
     </w:tblStylePr>
     <w:tblStylePr w:type="firstCol">
       <w:rPr>
+        <w:rFonts w:eastAsia="黑体"/>
         <w:b/>
         <w:bCs/>
       </w:rPr>
     </w:tblStylePr>
     <w:tblStylePr w:type="lastCol">
       <w:rPr>
+        <w:rFonts w:eastAsia="黑体"/>
         <w:b/>
         <w:bCs/>
       </w:rPr>
@@ -10110,7 +10562,7 @@
       <w:spacing w:after="0" w:line="240" w:lineRule="auto"/>
     </w:pPr>
     <w:rPr>
-      <w:rFonts w:asciiTheme="majorHAnsi" w:cstheme="majorBidi" w:eastAsiaTheme="majorEastAsia" w:hAnsiTheme="majorHAnsi"/>
+      <w:rFonts w:asciiTheme="majorHAnsi" w:cstheme="majorBidi" w:hAnsiTheme="majorHAnsi" w:eastAsia="黑体"/>
       <w:color w:themeColor="text1" w:val="000000"/>
     </w:rPr>
     <w:tblPr>
@@ -10137,6 +10589,7 @@
     </w:tcPr>
     <w:tblStylePr w:type="firstRow">
       <w:rPr>
+        <w:rFonts w:eastAsia="黑体"/>
         <w:b/>
         <w:bCs/>
         <w:color w:themeColor="text1" w:val="000000"/>
@@ -10148,6 +10601,7 @@
     </w:tblStylePr>
     <w:tblStylePr w:type="lastRow">
       <w:rPr>
+        <w:rFonts w:eastAsia="黑体"/>
         <w:b/>
         <w:bCs/>
         <w:color w:themeColor="text1" w:val="000000"/>
@@ -10167,6 +10621,7 @@
     </w:tblStylePr>
     <w:tblStylePr w:type="firstCol">
       <w:rPr>
+        <w:rFonts w:eastAsia="黑体"/>
         <w:b/>
         <w:bCs/>
         <w:color w:themeColor="text1" w:val="000000"/>
@@ -10186,6 +10641,7 @@
     </w:tblStylePr>
     <w:tblStylePr w:type="lastCol">
       <w:rPr>
+        <w:rFonts w:eastAsia="黑体"/>
         <w:b w:val="0"/>
         <w:bCs w:val="0"/>
         <w:color w:themeColor="text1" w:val="000000"/>
@@ -10235,7 +10691,7 @@
       <w:spacing w:after="0" w:line="240" w:lineRule="auto"/>
     </w:pPr>
     <w:rPr>
-      <w:rFonts w:asciiTheme="majorHAnsi" w:cstheme="majorBidi" w:eastAsiaTheme="majorEastAsia" w:hAnsiTheme="majorHAnsi"/>
+      <w:rFonts w:asciiTheme="majorHAnsi" w:cstheme="majorBidi" w:hAnsiTheme="majorHAnsi" w:eastAsia="黑体"/>
       <w:color w:themeColor="text1" w:val="000000"/>
     </w:rPr>
     <w:tblPr>
@@ -10262,6 +10718,7 @@
     </w:tcPr>
     <w:tblStylePr w:type="firstRow">
       <w:rPr>
+        <w:rFonts w:eastAsia="黑体"/>
         <w:b/>
         <w:bCs/>
         <w:color w:themeColor="text1" w:val="000000"/>
@@ -10273,6 +10730,7 @@
     </w:tblStylePr>
     <w:tblStylePr w:type="lastRow">
       <w:rPr>
+        <w:rFonts w:eastAsia="黑体"/>
         <w:b/>
         <w:bCs/>
         <w:color w:themeColor="text1" w:val="000000"/>
@@ -10292,6 +10750,7 @@
     </w:tblStylePr>
     <w:tblStylePr w:type="firstCol">
       <w:rPr>
+        <w:rFonts w:eastAsia="黑体"/>
         <w:b/>
         <w:bCs/>
         <w:color w:themeColor="text1" w:val="000000"/>
@@ -10311,6 +10770,7 @@
     </w:tblStylePr>
     <w:tblStylePr w:type="lastCol">
       <w:rPr>
+        <w:rFonts w:eastAsia="黑体"/>
         <w:b w:val="0"/>
         <w:bCs w:val="0"/>
         <w:color w:themeColor="text1" w:val="000000"/>
@@ -10360,7 +10820,7 @@
       <w:spacing w:after="0" w:line="240" w:lineRule="auto"/>
     </w:pPr>
     <w:rPr>
-      <w:rFonts w:asciiTheme="majorHAnsi" w:cstheme="majorBidi" w:eastAsiaTheme="majorEastAsia" w:hAnsiTheme="majorHAnsi"/>
+      <w:rFonts w:asciiTheme="majorHAnsi" w:cstheme="majorBidi" w:hAnsiTheme="majorHAnsi" w:eastAsia="黑体"/>
       <w:color w:themeColor="text1" w:val="000000"/>
     </w:rPr>
     <w:tblPr>
@@ -10387,6 +10847,7 @@
     </w:tcPr>
     <w:tblStylePr w:type="firstRow">
       <w:rPr>
+        <w:rFonts w:eastAsia="黑体"/>
         <w:b/>
         <w:bCs/>
         <w:color w:themeColor="text1" w:val="000000"/>
@@ -10398,6 +10859,7 @@
     </w:tblStylePr>
     <w:tblStylePr w:type="lastRow">
       <w:rPr>
+        <w:rFonts w:eastAsia="黑体"/>
         <w:b/>
         <w:bCs/>
         <w:color w:themeColor="text1" w:val="000000"/>
@@ -10417,6 +10879,7 @@
     </w:tblStylePr>
     <w:tblStylePr w:type="firstCol">
       <w:rPr>
+        <w:rFonts w:eastAsia="黑体"/>
         <w:b/>
         <w:bCs/>
         <w:color w:themeColor="text1" w:val="000000"/>
@@ -10436,6 +10899,7 @@
     </w:tblStylePr>
     <w:tblStylePr w:type="lastCol">
       <w:rPr>
+        <w:rFonts w:eastAsia="黑体"/>
         <w:b w:val="0"/>
         <w:bCs w:val="0"/>
         <w:color w:themeColor="text1" w:val="000000"/>
@@ -10485,7 +10949,7 @@
       <w:spacing w:after="0" w:line="240" w:lineRule="auto"/>
     </w:pPr>
     <w:rPr>
-      <w:rFonts w:asciiTheme="majorHAnsi" w:cstheme="majorBidi" w:eastAsiaTheme="majorEastAsia" w:hAnsiTheme="majorHAnsi"/>
+      <w:rFonts w:asciiTheme="majorHAnsi" w:cstheme="majorBidi" w:hAnsiTheme="majorHAnsi" w:eastAsia="黑体"/>
       <w:color w:themeColor="text1" w:val="000000"/>
     </w:rPr>
     <w:tblPr>
@@ -10512,6 +10976,7 @@
     </w:tcPr>
     <w:tblStylePr w:type="firstRow">
       <w:rPr>
+        <w:rFonts w:eastAsia="黑体"/>
         <w:b/>
         <w:bCs/>
         <w:color w:themeColor="text1" w:val="000000"/>
@@ -10523,6 +10988,7 @@
     </w:tblStylePr>
     <w:tblStylePr w:type="lastRow">
       <w:rPr>
+        <w:rFonts w:eastAsia="黑体"/>
         <w:b/>
         <w:bCs/>
         <w:color w:themeColor="text1" w:val="000000"/>
@@ -10542,6 +11008,7 @@
     </w:tblStylePr>
     <w:tblStylePr w:type="firstCol">
       <w:rPr>
+        <w:rFonts w:eastAsia="黑体"/>
         <w:b/>
         <w:bCs/>
         <w:color w:themeColor="text1" w:val="000000"/>
@@ -10561,6 +11028,7 @@
     </w:tblStylePr>
     <w:tblStylePr w:type="lastCol">
       <w:rPr>
+        <w:rFonts w:eastAsia="黑体"/>
         <w:b w:val="0"/>
         <w:bCs w:val="0"/>
         <w:color w:themeColor="text1" w:val="000000"/>
@@ -10610,7 +11078,7 @@
       <w:spacing w:after="0" w:line="240" w:lineRule="auto"/>
     </w:pPr>
     <w:rPr>
-      <w:rFonts w:asciiTheme="majorHAnsi" w:cstheme="majorBidi" w:eastAsiaTheme="majorEastAsia" w:hAnsiTheme="majorHAnsi"/>
+      <w:rFonts w:asciiTheme="majorHAnsi" w:cstheme="majorBidi" w:hAnsiTheme="majorHAnsi" w:eastAsia="黑体"/>
       <w:color w:themeColor="text1" w:val="000000"/>
     </w:rPr>
     <w:tblPr>
@@ -10637,6 +11105,7 @@
     </w:tcPr>
     <w:tblStylePr w:type="firstRow">
       <w:rPr>
+        <w:rFonts w:eastAsia="黑体"/>
         <w:b/>
         <w:bCs/>
         <w:color w:themeColor="text1" w:val="000000"/>
@@ -10648,6 +11117,7 @@
     </w:tblStylePr>
     <w:tblStylePr w:type="lastRow">
       <w:rPr>
+        <w:rFonts w:eastAsia="黑体"/>
         <w:b/>
         <w:bCs/>
         <w:color w:themeColor="text1" w:val="000000"/>
@@ -10667,6 +11137,7 @@
     </w:tblStylePr>
     <w:tblStylePr w:type="firstCol">
       <w:rPr>
+        <w:rFonts w:eastAsia="黑体"/>
         <w:b/>
         <w:bCs/>
         <w:color w:themeColor="text1" w:val="000000"/>
@@ -10686,6 +11157,7 @@
     </w:tblStylePr>
     <w:tblStylePr w:type="lastCol">
       <w:rPr>
+        <w:rFonts w:eastAsia="黑体"/>
         <w:b w:val="0"/>
         <w:bCs w:val="0"/>
         <w:color w:themeColor="text1" w:val="000000"/>
@@ -10735,7 +11207,7 @@
       <w:spacing w:after="0" w:line="240" w:lineRule="auto"/>
     </w:pPr>
     <w:rPr>
-      <w:rFonts w:asciiTheme="majorHAnsi" w:cstheme="majorBidi" w:eastAsiaTheme="majorEastAsia" w:hAnsiTheme="majorHAnsi"/>
+      <w:rFonts w:asciiTheme="majorHAnsi" w:cstheme="majorBidi" w:hAnsiTheme="majorHAnsi" w:eastAsia="黑体"/>
       <w:color w:themeColor="text1" w:val="000000"/>
     </w:rPr>
     <w:tblPr>
@@ -10762,6 +11234,7 @@
     </w:tcPr>
     <w:tblStylePr w:type="firstRow">
       <w:rPr>
+        <w:rFonts w:eastAsia="黑体"/>
         <w:b/>
         <w:bCs/>
         <w:color w:themeColor="text1" w:val="000000"/>
@@ -10773,6 +11246,7 @@
     </w:tblStylePr>
     <w:tblStylePr w:type="lastRow">
       <w:rPr>
+        <w:rFonts w:eastAsia="黑体"/>
         <w:b/>
         <w:bCs/>
         <w:color w:themeColor="text1" w:val="000000"/>
@@ -10792,6 +11266,7 @@
     </w:tblStylePr>
     <w:tblStylePr w:type="firstCol">
       <w:rPr>
+        <w:rFonts w:eastAsia="黑体"/>
         <w:b/>
         <w:bCs/>
         <w:color w:themeColor="text1" w:val="000000"/>
@@ -10811,6 +11286,7 @@
     </w:tblStylePr>
     <w:tblStylePr w:type="lastCol">
       <w:rPr>
+        <w:rFonts w:eastAsia="黑体"/>
         <w:b w:val="0"/>
         <w:bCs w:val="0"/>
         <w:color w:themeColor="text1" w:val="000000"/>
@@ -10860,7 +11336,7 @@
       <w:spacing w:after="0" w:line="240" w:lineRule="auto"/>
     </w:pPr>
     <w:rPr>
-      <w:rFonts w:asciiTheme="majorHAnsi" w:cstheme="majorBidi" w:eastAsiaTheme="majorEastAsia" w:hAnsiTheme="majorHAnsi"/>
+      <w:rFonts w:asciiTheme="majorHAnsi" w:cstheme="majorBidi" w:hAnsiTheme="majorHAnsi" w:eastAsia="黑体"/>
       <w:color w:themeColor="text1" w:val="000000"/>
     </w:rPr>
     <w:tblPr>
@@ -10887,6 +11363,7 @@
     </w:tcPr>
     <w:tblStylePr w:type="firstRow">
       <w:rPr>
+        <w:rFonts w:eastAsia="黑体"/>
         <w:b/>
         <w:bCs/>
         <w:color w:themeColor="text1" w:val="000000"/>
@@ -10898,6 +11375,7 @@
     </w:tblStylePr>
     <w:tblStylePr w:type="lastRow">
       <w:rPr>
+        <w:rFonts w:eastAsia="黑体"/>
         <w:b/>
         <w:bCs/>
         <w:color w:themeColor="text1" w:val="000000"/>
@@ -10917,6 +11395,7 @@
     </w:tblStylePr>
     <w:tblStylePr w:type="firstCol">
       <w:rPr>
+        <w:rFonts w:eastAsia="黑体"/>
         <w:b/>
         <w:bCs/>
         <w:color w:themeColor="text1" w:val="000000"/>
@@ -10936,6 +11415,7 @@
     </w:tblStylePr>
     <w:tblStylePr w:type="lastCol">
       <w:rPr>
+        <w:rFonts w:eastAsia="黑体"/>
         <w:b w:val="0"/>
         <w:bCs w:val="0"/>
         <w:color w:themeColor="text1" w:val="000000"/>
@@ -11008,6 +11488,7 @@
     </w:tcPr>
     <w:tblStylePr w:type="firstRow">
       <w:rPr>
+        <w:rFonts w:eastAsia="黑体"/>
         <w:b/>
         <w:bCs/>
         <w:i w:val="0"/>
@@ -11029,6 +11510,7 @@
     </w:tblStylePr>
     <w:tblStylePr w:type="lastRow">
       <w:rPr>
+        <w:rFonts w:eastAsia="黑体"/>
         <w:b/>
         <w:bCs/>
         <w:i w:val="0"/>
@@ -11050,6 +11532,7 @@
     </w:tblStylePr>
     <w:tblStylePr w:type="firstCol">
       <w:rPr>
+        <w:rFonts w:eastAsia="黑体"/>
         <w:b/>
         <w:bCs/>
         <w:i w:val="0"/>
@@ -11069,6 +11552,7 @@
     </w:tblStylePr>
     <w:tblStylePr w:type="lastCol">
       <w:rPr>
+        <w:rFonts w:eastAsia="黑体"/>
         <w:b/>
         <w:bCs/>
         <w:i w:val="0"/>
@@ -11149,6 +11633,7 @@
     </w:tcPr>
     <w:tblStylePr w:type="firstRow">
       <w:rPr>
+        <w:rFonts w:eastAsia="黑体"/>
         <w:b/>
         <w:bCs/>
         <w:i w:val="0"/>
@@ -11170,6 +11655,7 @@
     </w:tblStylePr>
     <w:tblStylePr w:type="lastRow">
       <w:rPr>
+        <w:rFonts w:eastAsia="黑体"/>
         <w:b/>
         <w:bCs/>
         <w:i w:val="0"/>
@@ -11191,6 +11677,7 @@
     </w:tblStylePr>
     <w:tblStylePr w:type="firstCol">
       <w:rPr>
+        <w:rFonts w:eastAsia="黑体"/>
         <w:b/>
         <w:bCs/>
         <w:i w:val="0"/>
@@ -11210,6 +11697,7 @@
     </w:tblStylePr>
     <w:tblStylePr w:type="lastCol">
       <w:rPr>
+        <w:rFonts w:eastAsia="黑体"/>
         <w:b/>
         <w:bCs/>
         <w:i w:val="0"/>
@@ -11290,6 +11778,7 @@
     </w:tcPr>
     <w:tblStylePr w:type="firstRow">
       <w:rPr>
+        <w:rFonts w:eastAsia="黑体"/>
         <w:b/>
         <w:bCs/>
         <w:i w:val="0"/>
@@ -11311,6 +11800,7 @@
     </w:tblStylePr>
     <w:tblStylePr w:type="lastRow">
       <w:rPr>
+        <w:rFonts w:eastAsia="黑体"/>
         <w:b/>
         <w:bCs/>
         <w:i w:val="0"/>
@@ -11332,6 +11822,7 @@
     </w:tblStylePr>
     <w:tblStylePr w:type="firstCol">
       <w:rPr>
+        <w:rFonts w:eastAsia="黑体"/>
         <w:b/>
         <w:bCs/>
         <w:i w:val="0"/>
@@ -11351,6 +11842,7 @@
     </w:tblStylePr>
     <w:tblStylePr w:type="lastCol">
       <w:rPr>
+        <w:rFonts w:eastAsia="黑体"/>
         <w:b/>
         <w:bCs/>
         <w:i w:val="0"/>
@@ -11431,6 +11923,7 @@
     </w:tcPr>
     <w:tblStylePr w:type="firstRow">
       <w:rPr>
+        <w:rFonts w:eastAsia="黑体"/>
         <w:b/>
         <w:bCs/>
         <w:i w:val="0"/>
@@ -11452,6 +11945,7 @@
     </w:tblStylePr>
     <w:tblStylePr w:type="lastRow">
       <w:rPr>
+        <w:rFonts w:eastAsia="黑体"/>
         <w:b/>
         <w:bCs/>
         <w:i w:val="0"/>
@@ -11473,6 +11967,7 @@
     </w:tblStylePr>
     <w:tblStylePr w:type="firstCol">
       <w:rPr>
+        <w:rFonts w:eastAsia="黑体"/>
         <w:b/>
         <w:bCs/>
         <w:i w:val="0"/>
@@ -11492,6 +11987,7 @@
     </w:tblStylePr>
     <w:tblStylePr w:type="lastCol">
       <w:rPr>
+        <w:rFonts w:eastAsia="黑体"/>
         <w:b/>
         <w:bCs/>
         <w:i w:val="0"/>
@@ -11572,6 +12068,7 @@
     </w:tcPr>
     <w:tblStylePr w:type="firstRow">
       <w:rPr>
+        <w:rFonts w:eastAsia="黑体"/>
         <w:b/>
         <w:bCs/>
         <w:i w:val="0"/>
@@ -11593,6 +12090,7 @@
     </w:tblStylePr>
     <w:tblStylePr w:type="lastRow">
       <w:rPr>
+        <w:rFonts w:eastAsia="黑体"/>
         <w:b/>
         <w:bCs/>
         <w:i w:val="0"/>
@@ -11614,6 +12112,7 @@
     </w:tblStylePr>
     <w:tblStylePr w:type="firstCol">
       <w:rPr>
+        <w:rFonts w:eastAsia="黑体"/>
         <w:b/>
         <w:bCs/>
         <w:i w:val="0"/>
@@ -11633,6 +12132,7 @@
     </w:tblStylePr>
     <w:tblStylePr w:type="lastCol">
       <w:rPr>
+        <w:rFonts w:eastAsia="黑体"/>
         <w:b/>
         <w:bCs/>
         <w:i w:val="0"/>
@@ -11713,6 +12213,7 @@
     </w:tcPr>
     <w:tblStylePr w:type="firstRow">
       <w:rPr>
+        <w:rFonts w:eastAsia="黑体"/>
         <w:b/>
         <w:bCs/>
         <w:i w:val="0"/>
@@ -11734,6 +12235,7 @@
     </w:tblStylePr>
     <w:tblStylePr w:type="lastRow">
       <w:rPr>
+        <w:rFonts w:eastAsia="黑体"/>
         <w:b/>
         <w:bCs/>
         <w:i w:val="0"/>
@@ -11755,6 +12257,7 @@
     </w:tblStylePr>
     <w:tblStylePr w:type="firstCol">
       <w:rPr>
+        <w:rFonts w:eastAsia="黑体"/>
         <w:b/>
         <w:bCs/>
         <w:i w:val="0"/>
@@ -11774,6 +12277,7 @@
     </w:tblStylePr>
     <w:tblStylePr w:type="lastCol">
       <w:rPr>
+        <w:rFonts w:eastAsia="黑体"/>
         <w:b/>
         <w:bCs/>
         <w:i w:val="0"/>
@@ -11854,6 +12358,7 @@
     </w:tcPr>
     <w:tblStylePr w:type="firstRow">
       <w:rPr>
+        <w:rFonts w:eastAsia="黑体"/>
         <w:b/>
         <w:bCs/>
         <w:i w:val="0"/>
@@ -11875,6 +12380,7 @@
     </w:tblStylePr>
     <w:tblStylePr w:type="lastRow">
       <w:rPr>
+        <w:rFonts w:eastAsia="黑体"/>
         <w:b/>
         <w:bCs/>
         <w:i w:val="0"/>
@@ -11896,6 +12402,7 @@
     </w:tblStylePr>
     <w:tblStylePr w:type="firstCol">
       <w:rPr>
+        <w:rFonts w:eastAsia="黑体"/>
         <w:b/>
         <w:bCs/>
         <w:i w:val="0"/>
@@ -11915,6 +12422,7 @@
     </w:tblStylePr>
     <w:tblStylePr w:type="lastCol">
       <w:rPr>
+        <w:rFonts w:eastAsia="黑体"/>
         <w:b/>
         <w:bCs/>
         <w:i w:val="0"/>
@@ -11972,6 +12480,7 @@
       <w:spacing w:after="0" w:line="240" w:lineRule="auto"/>
     </w:pPr>
     <w:rPr>
+      <w:rFonts w:eastAsia="黑体"/>
       <w:color w:themeColor="background1" w:val="FFFFFF"/>
     </w:rPr>
     <w:tblPr>
@@ -11990,6 +12499,7 @@
     </w:tcPr>
     <w:tblStylePr w:type="firstRow">
       <w:rPr>
+        <w:rFonts w:eastAsia="黑体"/>
         <w:b/>
         <w:bCs/>
       </w:rPr>
@@ -12086,6 +12596,7 @@
       <w:spacing w:after="0" w:line="240" w:lineRule="auto"/>
     </w:pPr>
     <w:rPr>
+      <w:rFonts w:eastAsia="黑体"/>
       <w:color w:themeColor="background1" w:val="FFFFFF"/>
     </w:rPr>
     <w:tblPr>
@@ -12104,6 +12615,7 @@
     </w:tcPr>
     <w:tblStylePr w:type="firstRow">
       <w:rPr>
+        <w:rFonts w:eastAsia="黑体"/>
         <w:b/>
         <w:bCs/>
       </w:rPr>
@@ -12200,6 +12712,7 @@
       <w:spacing w:after="0" w:line="240" w:lineRule="auto"/>
     </w:pPr>
     <w:rPr>
+      <w:rFonts w:eastAsia="黑体"/>
       <w:color w:themeColor="background1" w:val="FFFFFF"/>
     </w:rPr>
     <w:tblPr>
@@ -12218,6 +12731,7 @@
     </w:tcPr>
     <w:tblStylePr w:type="firstRow">
       <w:rPr>
+        <w:rFonts w:eastAsia="黑体"/>
         <w:b/>
         <w:bCs/>
       </w:rPr>
@@ -12314,6 +12828,7 @@
       <w:spacing w:after="0" w:line="240" w:lineRule="auto"/>
     </w:pPr>
     <w:rPr>
+      <w:rFonts w:eastAsia="黑体"/>
       <w:color w:themeColor="background1" w:val="FFFFFF"/>
     </w:rPr>
     <w:tblPr>
@@ -12332,6 +12847,7 @@
     </w:tcPr>
     <w:tblStylePr w:type="firstRow">
       <w:rPr>
+        <w:rFonts w:eastAsia="黑体"/>
         <w:b/>
         <w:bCs/>
       </w:rPr>
@@ -12428,6 +12944,7 @@
       <w:spacing w:after="0" w:line="240" w:lineRule="auto"/>
     </w:pPr>
     <w:rPr>
+      <w:rFonts w:eastAsia="黑体"/>
       <w:color w:themeColor="background1" w:val="FFFFFF"/>
     </w:rPr>
     <w:tblPr>
@@ -12446,6 +12963,7 @@
     </w:tcPr>
     <w:tblStylePr w:type="firstRow">
       <w:rPr>
+        <w:rFonts w:eastAsia="黑体"/>
         <w:b/>
         <w:bCs/>
       </w:rPr>
@@ -12542,6 +13060,7 @@
       <w:spacing w:after="0" w:line="240" w:lineRule="auto"/>
     </w:pPr>
     <w:rPr>
+      <w:rFonts w:eastAsia="黑体"/>
       <w:color w:themeColor="background1" w:val="FFFFFF"/>
     </w:rPr>
     <w:tblPr>
@@ -12560,6 +13079,7 @@
     </w:tcPr>
     <w:tblStylePr w:type="firstRow">
       <w:rPr>
+        <w:rFonts w:eastAsia="黑体"/>
         <w:b/>
         <w:bCs/>
       </w:rPr>
@@ -12656,6 +13176,7 @@
       <w:spacing w:after="0" w:line="240" w:lineRule="auto"/>
     </w:pPr>
     <w:rPr>
+      <w:rFonts w:eastAsia="黑体"/>
       <w:color w:themeColor="background1" w:val="FFFFFF"/>
     </w:rPr>
     <w:tblPr>
@@ -12674,6 +13195,7 @@
     </w:tcPr>
     <w:tblStylePr w:type="firstRow">
       <w:rPr>
+        <w:rFonts w:eastAsia="黑体"/>
         <w:b/>
         <w:bCs/>
       </w:rPr>
@@ -12770,6 +13292,7 @@
       <w:spacing w:after="0" w:line="240" w:lineRule="auto"/>
     </w:pPr>
     <w:rPr>
+      <w:rFonts w:eastAsia="黑体"/>
       <w:color w:themeColor="text1" w:val="000000"/>
     </w:rPr>
     <w:tblPr>
@@ -12796,6 +13319,7 @@
     </w:tcPr>
     <w:tblStylePr w:type="firstRow">
       <w:rPr>
+        <w:rFonts w:eastAsia="黑体"/>
         <w:b/>
         <w:bCs/>
       </w:rPr>
@@ -12814,6 +13338,7 @@
     </w:tblStylePr>
     <w:tblStylePr w:type="lastRow">
       <w:rPr>
+        <w:rFonts w:eastAsia="黑体"/>
         <w:b/>
         <w:bCs/>
         <w:color w:themeColor="background1" w:val="FFFFFF"/>
@@ -12828,6 +13353,7 @@
     </w:tblStylePr>
     <w:tblStylePr w:type="firstCol">
       <w:rPr>
+        <w:rFonts w:eastAsia="黑体"/>
         <w:color w:themeColor="background1" w:val="FFFFFF"/>
       </w:rPr>
       <w:tblPr/>
@@ -12845,6 +13371,7 @@
     </w:tblStylePr>
     <w:tblStylePr w:type="lastCol">
       <w:rPr>
+        <w:rFonts w:eastAsia="黑体"/>
         <w:color w:themeColor="background1" w:val="FFFFFF"/>
       </w:rPr>
       <w:tblPr/>
@@ -12874,11 +13401,13 @@
     </w:tblStylePr>
     <w:tblStylePr w:type="neCell">
       <w:rPr>
+        <w:rFonts w:eastAsia="黑体"/>
         <w:color w:themeColor="text1" w:val="000000"/>
       </w:rPr>
     </w:tblStylePr>
     <w:tblStylePr w:type="nwCell">
       <w:rPr>
+        <w:rFonts w:eastAsia="黑体"/>
         <w:color w:themeColor="text1" w:val="000000"/>
       </w:rPr>
     </w:tblStylePr>
@@ -12892,6 +13421,7 @@
       <w:spacing w:after="0" w:line="240" w:lineRule="auto"/>
     </w:pPr>
     <w:rPr>
+      <w:rFonts w:eastAsia="黑体"/>
       <w:color w:themeColor="text1" w:val="000000"/>
     </w:rPr>
     <w:tblPr>
@@ -12918,6 +13448,7 @@
     </w:tcPr>
     <w:tblStylePr w:type="firstRow">
       <w:rPr>
+        <w:rFonts w:eastAsia="黑体"/>
         <w:b/>
         <w:bCs/>
       </w:rPr>
@@ -12936,6 +13467,7 @@
     </w:tblStylePr>
     <w:tblStylePr w:type="lastRow">
       <w:rPr>
+        <w:rFonts w:eastAsia="黑体"/>
         <w:b/>
         <w:bCs/>
         <w:color w:themeColor="background1" w:val="FFFFFF"/>
@@ -12950,6 +13482,7 @@
     </w:tblStylePr>
     <w:tblStylePr w:type="firstCol">
       <w:rPr>
+        <w:rFonts w:eastAsia="黑体"/>
         <w:color w:themeColor="background1" w:val="FFFFFF"/>
       </w:rPr>
       <w:tblPr/>
@@ -12967,6 +13500,7 @@
     </w:tblStylePr>
     <w:tblStylePr w:type="lastCol">
       <w:rPr>
+        <w:rFonts w:eastAsia="黑体"/>
         <w:color w:themeColor="background1" w:val="FFFFFF"/>
       </w:rPr>
       <w:tblPr/>
@@ -12996,11 +13530,13 @@
     </w:tblStylePr>
     <w:tblStylePr w:type="neCell">
       <w:rPr>
+        <w:rFonts w:eastAsia="黑体"/>
         <w:color w:themeColor="text1" w:val="000000"/>
       </w:rPr>
     </w:tblStylePr>
     <w:tblStylePr w:type="nwCell">
       <w:rPr>
+        <w:rFonts w:eastAsia="黑体"/>
         <w:color w:themeColor="text1" w:val="000000"/>
       </w:rPr>
     </w:tblStylePr>
@@ -13014,6 +13550,7 @@
       <w:spacing w:after="0" w:line="240" w:lineRule="auto"/>
     </w:pPr>
     <w:rPr>
+      <w:rFonts w:eastAsia="黑体"/>
       <w:color w:themeColor="text1" w:val="000000"/>
     </w:rPr>
     <w:tblPr>
@@ -13040,6 +13577,7 @@
     </w:tcPr>
     <w:tblStylePr w:type="firstRow">
       <w:rPr>
+        <w:rFonts w:eastAsia="黑体"/>
         <w:b/>
         <w:bCs/>
       </w:rPr>
@@ -13058,6 +13596,7 @@
     </w:tblStylePr>
     <w:tblStylePr w:type="lastRow">
       <w:rPr>
+        <w:rFonts w:eastAsia="黑体"/>
         <w:b/>
         <w:bCs/>
         <w:color w:themeColor="background1" w:val="FFFFFF"/>
@@ -13072,6 +13611,7 @@
     </w:tblStylePr>
     <w:tblStylePr w:type="firstCol">
       <w:rPr>
+        <w:rFonts w:eastAsia="黑体"/>
         <w:color w:themeColor="background1" w:val="FFFFFF"/>
       </w:rPr>
       <w:tblPr/>
@@ -13089,6 +13629,7 @@
     </w:tblStylePr>
     <w:tblStylePr w:type="lastCol">
       <w:rPr>
+        <w:rFonts w:eastAsia="黑体"/>
         <w:color w:themeColor="background1" w:val="FFFFFF"/>
       </w:rPr>
       <w:tblPr/>
@@ -13118,11 +13659,13 @@
     </w:tblStylePr>
     <w:tblStylePr w:type="neCell">
       <w:rPr>
+        <w:rFonts w:eastAsia="黑体"/>
         <w:color w:themeColor="text1" w:val="000000"/>
       </w:rPr>
     </w:tblStylePr>
     <w:tblStylePr w:type="nwCell">
       <w:rPr>
+        <w:rFonts w:eastAsia="黑体"/>
         <w:color w:themeColor="text1" w:val="000000"/>
       </w:rPr>
     </w:tblStylePr>
@@ -13136,6 +13679,7 @@
       <w:spacing w:after="0" w:line="240" w:lineRule="auto"/>
     </w:pPr>
     <w:rPr>
+      <w:rFonts w:eastAsia="黑体"/>
       <w:color w:themeColor="text1" w:val="000000"/>
     </w:rPr>
     <w:tblPr>
@@ -13162,6 +13706,7 @@
     </w:tcPr>
     <w:tblStylePr w:type="firstRow">
       <w:rPr>
+        <w:rFonts w:eastAsia="黑体"/>
         <w:b/>
         <w:bCs/>
       </w:rPr>
@@ -13180,6 +13725,7 @@
     </w:tblStylePr>
     <w:tblStylePr w:type="lastRow">
       <w:rPr>
+        <w:rFonts w:eastAsia="黑体"/>
         <w:b/>
         <w:bCs/>
         <w:color w:themeColor="background1" w:val="FFFFFF"/>
@@ -13194,6 +13740,7 @@
     </w:tblStylePr>
     <w:tblStylePr w:type="firstCol">
       <w:rPr>
+        <w:rFonts w:eastAsia="黑体"/>
         <w:color w:themeColor="background1" w:val="FFFFFF"/>
       </w:rPr>
       <w:tblPr/>
@@ -13211,6 +13758,7 @@
     </w:tblStylePr>
     <w:tblStylePr w:type="lastCol">
       <w:rPr>
+        <w:rFonts w:eastAsia="黑体"/>
         <w:color w:themeColor="background1" w:val="FFFFFF"/>
       </w:rPr>
       <w:tblPr/>
@@ -13248,6 +13796,7 @@
       <w:spacing w:after="0" w:line="240" w:lineRule="auto"/>
     </w:pPr>
     <w:rPr>
+      <w:rFonts w:eastAsia="黑体"/>
       <w:color w:themeColor="text1" w:val="000000"/>
     </w:rPr>
     <w:tblPr>
@@ -13274,6 +13823,7 @@
     </w:tcPr>
     <w:tblStylePr w:type="firstRow">
       <w:rPr>
+        <w:rFonts w:eastAsia="黑体"/>
         <w:b/>
         <w:bCs/>
       </w:rPr>
@@ -13292,6 +13842,7 @@
     </w:tblStylePr>
     <w:tblStylePr w:type="lastRow">
       <w:rPr>
+        <w:rFonts w:eastAsia="黑体"/>
         <w:b/>
         <w:bCs/>
         <w:color w:themeColor="background1" w:val="FFFFFF"/>
@@ -13306,6 +13857,7 @@
     </w:tblStylePr>
     <w:tblStylePr w:type="firstCol">
       <w:rPr>
+        <w:rFonts w:eastAsia="黑体"/>
         <w:color w:themeColor="background1" w:val="FFFFFF"/>
       </w:rPr>
       <w:tblPr/>
@@ -13323,6 +13875,7 @@
     </w:tblStylePr>
     <w:tblStylePr w:type="lastCol">
       <w:rPr>
+        <w:rFonts w:eastAsia="黑体"/>
         <w:color w:themeColor="background1" w:val="FFFFFF"/>
       </w:rPr>
       <w:tblPr/>
@@ -13352,11 +13905,13 @@
     </w:tblStylePr>
     <w:tblStylePr w:type="neCell">
       <w:rPr>
+        <w:rFonts w:eastAsia="黑体"/>
         <w:color w:themeColor="text1" w:val="000000"/>
       </w:rPr>
     </w:tblStylePr>
     <w:tblStylePr w:type="nwCell">
       <w:rPr>
+        <w:rFonts w:eastAsia="黑体"/>
         <w:color w:themeColor="text1" w:val="000000"/>
       </w:rPr>
     </w:tblStylePr>
@@ -13370,6 +13925,7 @@
       <w:spacing w:after="0" w:line="240" w:lineRule="auto"/>
     </w:pPr>
     <w:rPr>
+      <w:rFonts w:eastAsia="黑体"/>
       <w:color w:themeColor="text1" w:val="000000"/>
     </w:rPr>
     <w:tblPr>
@@ -13396,6 +13952,7 @@
     </w:tcPr>
     <w:tblStylePr w:type="firstRow">
       <w:rPr>
+        <w:rFonts w:eastAsia="黑体"/>
         <w:b/>
         <w:bCs/>
       </w:rPr>
@@ -13414,6 +13971,7 @@
     </w:tblStylePr>
     <w:tblStylePr w:type="lastRow">
       <w:rPr>
+        <w:rFonts w:eastAsia="黑体"/>
         <w:b/>
         <w:bCs/>
         <w:color w:themeColor="background1" w:val="FFFFFF"/>
@@ -13428,6 +13986,7 @@
     </w:tblStylePr>
     <w:tblStylePr w:type="firstCol">
       <w:rPr>
+        <w:rFonts w:eastAsia="黑体"/>
         <w:color w:themeColor="background1" w:val="FFFFFF"/>
       </w:rPr>
       <w:tblPr/>
@@ -13445,6 +14004,7 @@
     </w:tblStylePr>
     <w:tblStylePr w:type="lastCol">
       <w:rPr>
+        <w:rFonts w:eastAsia="黑体"/>
         <w:color w:themeColor="background1" w:val="FFFFFF"/>
       </w:rPr>
       <w:tblPr/>
@@ -13474,11 +14034,13 @@
     </w:tblStylePr>
     <w:tblStylePr w:type="neCell">
       <w:rPr>
+        <w:rFonts w:eastAsia="黑体"/>
         <w:color w:themeColor="text1" w:val="000000"/>
       </w:rPr>
     </w:tblStylePr>
     <w:tblStylePr w:type="nwCell">
       <w:rPr>
+        <w:rFonts w:eastAsia="黑体"/>
         <w:color w:themeColor="text1" w:val="000000"/>
       </w:rPr>
     </w:tblStylePr>
@@ -13492,6 +14054,7 @@
       <w:spacing w:after="0" w:line="240" w:lineRule="auto"/>
     </w:pPr>
     <w:rPr>
+      <w:rFonts w:eastAsia="黑体"/>
       <w:color w:themeColor="text1" w:val="000000"/>
     </w:rPr>
     <w:tblPr>
@@ -13518,6 +14081,7 @@
     </w:tcPr>
     <w:tblStylePr w:type="firstRow">
       <w:rPr>
+        <w:rFonts w:eastAsia="黑体"/>
         <w:b/>
         <w:bCs/>
       </w:rPr>
@@ -13536,6 +14100,7 @@
     </w:tblStylePr>
     <w:tblStylePr w:type="lastRow">
       <w:rPr>
+        <w:rFonts w:eastAsia="黑体"/>
         <w:b/>
         <w:bCs/>
         <w:color w:themeColor="background1" w:val="FFFFFF"/>
@@ -13550,6 +14115,7 @@
     </w:tblStylePr>
     <w:tblStylePr w:type="firstCol">
       <w:rPr>
+        <w:rFonts w:eastAsia="黑体"/>
         <w:color w:themeColor="background1" w:val="FFFFFF"/>
       </w:rPr>
       <w:tblPr/>
@@ -13567,6 +14133,7 @@
     </w:tblStylePr>
     <w:tblStylePr w:type="lastCol">
       <w:rPr>
+        <w:rFonts w:eastAsia="黑体"/>
         <w:color w:themeColor="background1" w:val="FFFFFF"/>
       </w:rPr>
       <w:tblPr/>
@@ -13596,11 +14163,13 @@
     </w:tblStylePr>
     <w:tblStylePr w:type="neCell">
       <w:rPr>
+        <w:rFonts w:eastAsia="黑体"/>
         <w:color w:themeColor="text1" w:val="000000"/>
       </w:rPr>
     </w:tblStylePr>
     <w:tblStylePr w:type="nwCell">
       <w:rPr>
+        <w:rFonts w:eastAsia="黑体"/>
         <w:color w:themeColor="text1" w:val="000000"/>
       </w:rPr>
     </w:tblStylePr>
@@ -13614,6 +14183,7 @@
       <w:spacing w:after="0" w:line="240" w:lineRule="auto"/>
     </w:pPr>
     <w:rPr>
+      <w:rFonts w:eastAsia="黑体"/>
       <w:color w:themeColor="text1" w:val="000000"/>
     </w:rPr>
     <w:tblPr>
@@ -13632,6 +14202,7 @@
     </w:tcPr>
     <w:tblStylePr w:type="firstRow">
       <w:rPr>
+        <w:rFonts w:eastAsia="黑体"/>
         <w:b/>
         <w:bCs/>
         <w:color w:themeColor="background1" w:val="FFFFFF"/>
@@ -13646,6 +14217,7 @@
     </w:tblStylePr>
     <w:tblStylePr w:type="lastRow">
       <w:rPr>
+        <w:rFonts w:eastAsia="黑体"/>
         <w:b/>
         <w:bCs/>
         <w:color w:themeColor="accent2" w:themeShade="CC" w:val="9E3A38"/>
@@ -13660,12 +14232,14 @@
     </w:tblStylePr>
     <w:tblStylePr w:type="firstCol">
       <w:rPr>
+        <w:rFonts w:eastAsia="黑体"/>
         <w:b/>
         <w:bCs/>
       </w:rPr>
     </w:tblStylePr>
     <w:tblStylePr w:type="lastCol">
       <w:rPr>
+        <w:rFonts w:eastAsia="黑体"/>
         <w:b/>
         <w:bCs/>
       </w:rPr>
@@ -13700,6 +14274,7 @@
       <w:spacing w:after="0" w:line="240" w:lineRule="auto"/>
     </w:pPr>
     <w:rPr>
+      <w:rFonts w:eastAsia="黑体"/>
       <w:color w:themeColor="text1" w:val="000000"/>
     </w:rPr>
     <w:tblPr>
@@ -13718,6 +14293,7 @@
     </w:tcPr>
     <w:tblStylePr w:type="firstRow">
       <w:rPr>
+        <w:rFonts w:eastAsia="黑体"/>
         <w:b/>
         <w:bCs/>
         <w:color w:themeColor="background1" w:val="FFFFFF"/>
@@ -13732,6 +14308,7 @@
     </w:tblStylePr>
     <w:tblStylePr w:type="lastRow">
       <w:rPr>
+        <w:rFonts w:eastAsia="黑体"/>
         <w:b/>
         <w:bCs/>
         <w:color w:themeColor="accent2" w:themeShade="CC" w:val="9E3A38"/>
@@ -13746,12 +14323,14 @@
     </w:tblStylePr>
     <w:tblStylePr w:type="firstCol">
       <w:rPr>
+        <w:rFonts w:eastAsia="黑体"/>
         <w:b/>
         <w:bCs/>
       </w:rPr>
     </w:tblStylePr>
     <w:tblStylePr w:type="lastCol">
       <w:rPr>
+        <w:rFonts w:eastAsia="黑体"/>
         <w:b/>
         <w:bCs/>
       </w:rPr>
@@ -13786,6 +14365,7 @@
       <w:spacing w:after="0" w:line="240" w:lineRule="auto"/>
     </w:pPr>
     <w:rPr>
+      <w:rFonts w:eastAsia="黑体"/>
       <w:color w:themeColor="text1" w:val="000000"/>
     </w:rPr>
     <w:tblPr>
@@ -13804,6 +14384,7 @@
     </w:tcPr>
     <w:tblStylePr w:type="firstRow">
       <w:rPr>
+        <w:rFonts w:eastAsia="黑体"/>
         <w:b/>
         <w:bCs/>
         <w:color w:themeColor="background1" w:val="FFFFFF"/>
@@ -13818,6 +14399,7 @@
     </w:tblStylePr>
     <w:tblStylePr w:type="lastRow">
       <w:rPr>
+        <w:rFonts w:eastAsia="黑体"/>
         <w:b/>
         <w:bCs/>
         <w:color w:themeColor="accent2" w:themeShade="CC" w:val="9E3A38"/>
@@ -13832,12 +14414,14 @@
     </w:tblStylePr>
     <w:tblStylePr w:type="firstCol">
       <w:rPr>
+        <w:rFonts w:eastAsia="黑体"/>
         <w:b/>
         <w:bCs/>
       </w:rPr>
     </w:tblStylePr>
     <w:tblStylePr w:type="lastCol">
       <w:rPr>
+        <w:rFonts w:eastAsia="黑体"/>
         <w:b/>
         <w:bCs/>
       </w:rPr>
@@ -13872,6 +14456,7 @@
       <w:spacing w:after="0" w:line="240" w:lineRule="auto"/>
     </w:pPr>
     <w:rPr>
+      <w:rFonts w:eastAsia="黑体"/>
       <w:color w:themeColor="text1" w:val="000000"/>
     </w:rPr>
     <w:tblPr>
@@ -13890,6 +14475,7 @@
     </w:tcPr>
     <w:tblStylePr w:type="firstRow">
       <w:rPr>
+        <w:rFonts w:eastAsia="黑体"/>
         <w:b/>
         <w:bCs/>
         <w:color w:themeColor="background1" w:val="FFFFFF"/>
@@ -13904,6 +14490,7 @@
     </w:tblStylePr>
     <w:tblStylePr w:type="lastRow">
       <w:rPr>
+        <w:rFonts w:eastAsia="黑体"/>
         <w:b/>
         <w:bCs/>
         <w:color w:themeColor="accent4" w:themeShade="CC" w:val="664E82"/>
@@ -13918,12 +14505,14 @@
     </w:tblStylePr>
     <w:tblStylePr w:type="firstCol">
       <w:rPr>
+        <w:rFonts w:eastAsia="黑体"/>
         <w:b/>
         <w:bCs/>
       </w:rPr>
     </w:tblStylePr>
     <w:tblStylePr w:type="lastCol">
       <w:rPr>
+        <w:rFonts w:eastAsia="黑体"/>
         <w:b/>
         <w:bCs/>
       </w:rPr>
@@ -13958,6 +14547,7 @@
       <w:spacing w:after="0" w:line="240" w:lineRule="auto"/>
     </w:pPr>
     <w:rPr>
+      <w:rFonts w:eastAsia="黑体"/>
       <w:color w:themeColor="text1" w:val="000000"/>
     </w:rPr>
     <w:tblPr>
@@ -13976,6 +14566,7 @@
     </w:tcPr>
     <w:tblStylePr w:type="firstRow">
       <w:rPr>
+        <w:rFonts w:eastAsia="黑体"/>
         <w:b/>
         <w:bCs/>
         <w:color w:themeColor="background1" w:val="FFFFFF"/>
@@ -13990,6 +14581,7 @@
     </w:tblStylePr>
     <w:tblStylePr w:type="lastRow">
       <w:rPr>
+        <w:rFonts w:eastAsia="黑体"/>
         <w:b/>
         <w:bCs/>
         <w:color w:themeColor="accent3" w:themeShade="CC" w:val="7E9C40"/>
@@ -14004,12 +14596,14 @@
     </w:tblStylePr>
     <w:tblStylePr w:type="firstCol">
       <w:rPr>
+        <w:rFonts w:eastAsia="黑体"/>
         <w:b/>
         <w:bCs/>
       </w:rPr>
     </w:tblStylePr>
     <w:tblStylePr w:type="lastCol">
       <w:rPr>
+        <w:rFonts w:eastAsia="黑体"/>
         <w:b/>
         <w:bCs/>
       </w:rPr>
@@ -14044,6 +14638,7 @@
       <w:spacing w:after="0" w:line="240" w:lineRule="auto"/>
     </w:pPr>
     <w:rPr>
+      <w:rFonts w:eastAsia="黑体"/>
       <w:color w:themeColor="text1" w:val="000000"/>
     </w:rPr>
     <w:tblPr>
@@ -14062,6 +14657,7 @@
     </w:tcPr>
     <w:tblStylePr w:type="firstRow">
       <w:rPr>
+        <w:rFonts w:eastAsia="黑体"/>
         <w:b/>
         <w:bCs/>
         <w:color w:themeColor="background1" w:val="FFFFFF"/>
@@ -14076,6 +14672,7 @@
     </w:tblStylePr>
     <w:tblStylePr w:type="lastRow">
       <w:rPr>
+        <w:rFonts w:eastAsia="黑体"/>
         <w:b/>
         <w:bCs/>
         <w:color w:themeColor="accent6" w:themeShade="CC" w:val="F2730A"/>
@@ -14090,12 +14687,14 @@
     </w:tblStylePr>
     <w:tblStylePr w:type="firstCol">
       <w:rPr>
+        <w:rFonts w:eastAsia="黑体"/>
         <w:b/>
         <w:bCs/>
       </w:rPr>
     </w:tblStylePr>
     <w:tblStylePr w:type="lastCol">
       <w:rPr>
+        <w:rFonts w:eastAsia="黑体"/>
         <w:b/>
         <w:bCs/>
       </w:rPr>
@@ -14130,6 +14729,7 @@
       <w:spacing w:after="0" w:line="240" w:lineRule="auto"/>
     </w:pPr>
     <w:rPr>
+      <w:rFonts w:eastAsia="黑体"/>
       <w:color w:themeColor="text1" w:val="000000"/>
     </w:rPr>
     <w:tblPr>
@@ -14148,6 +14748,7 @@
     </w:tcPr>
     <w:tblStylePr w:type="firstRow">
       <w:rPr>
+        <w:rFonts w:eastAsia="黑体"/>
         <w:b/>
         <w:bCs/>
         <w:color w:themeColor="background1" w:val="FFFFFF"/>
@@ -14162,6 +14763,7 @@
     </w:tblStylePr>
     <w:tblStylePr w:type="lastRow">
       <w:rPr>
+        <w:rFonts w:eastAsia="黑体"/>
         <w:b/>
         <w:bCs/>
         <w:color w:themeColor="accent5" w:themeShade="CC" w:val="348DA5"/>
@@ -14176,12 +14778,14 @@
     </w:tblStylePr>
     <w:tblStylePr w:type="firstCol">
       <w:rPr>
+        <w:rFonts w:eastAsia="黑体"/>
         <w:b/>
         <w:bCs/>
       </w:rPr>
     </w:tblStylePr>
     <w:tblStylePr w:type="lastCol">
       <w:rPr>
+        <w:rFonts w:eastAsia="黑体"/>
         <w:b/>
         <w:bCs/>
       </w:rPr>
@@ -14216,6 +14820,7 @@
       <w:spacing w:after="0" w:line="240" w:lineRule="auto"/>
     </w:pPr>
     <w:rPr>
+      <w:rFonts w:eastAsia="黑体"/>
       <w:color w:themeColor="text1" w:val="000000"/>
     </w:rPr>
     <w:tblPr>
@@ -14237,6 +14842,7 @@
     </w:tcPr>
     <w:tblStylePr w:type="firstRow">
       <w:rPr>
+        <w:rFonts w:eastAsia="黑体"/>
         <w:b/>
         <w:bCs/>
       </w:rPr>
@@ -14247,6 +14853,7 @@
     </w:tblStylePr>
     <w:tblStylePr w:type="lastRow">
       <w:rPr>
+        <w:rFonts w:eastAsia="黑体"/>
         <w:b/>
         <w:bCs/>
         <w:color w:themeColor="text1" w:val="000000"/>
@@ -14258,6 +14865,7 @@
     </w:tblStylePr>
     <w:tblStylePr w:type="firstCol">
       <w:rPr>
+        <w:rFonts w:eastAsia="黑体"/>
         <w:color w:themeColor="background1" w:val="FFFFFF"/>
       </w:rPr>
       <w:tblPr/>
@@ -14267,6 +14875,7 @@
     </w:tblStylePr>
     <w:tblStylePr w:type="lastCol">
       <w:rPr>
+        <w:rFonts w:eastAsia="黑体"/>
         <w:color w:themeColor="background1" w:val="FFFFFF"/>
       </w:rPr>
       <w:tblPr/>
@@ -14296,6 +14905,7 @@
       <w:spacing w:after="0" w:line="240" w:lineRule="auto"/>
     </w:pPr>
     <w:rPr>
+      <w:rFonts w:eastAsia="黑体"/>
       <w:color w:themeColor="text1" w:val="000000"/>
     </w:rPr>
     <w:tblPr>
@@ -14317,6 +14927,7 @@
     </w:tcPr>
     <w:tblStylePr w:type="firstRow">
       <w:rPr>
+        <w:rFonts w:eastAsia="黑体"/>
         <w:b/>
         <w:bCs/>
       </w:rPr>
@@ -14327,6 +14938,7 @@
     </w:tblStylePr>
     <w:tblStylePr w:type="lastRow">
       <w:rPr>
+        <w:rFonts w:eastAsia="黑体"/>
         <w:b/>
         <w:bCs/>
         <w:color w:themeColor="text1" w:val="000000"/>
@@ -14338,6 +14950,7 @@
     </w:tblStylePr>
     <w:tblStylePr w:type="firstCol">
       <w:rPr>
+        <w:rFonts w:eastAsia="黑体"/>
         <w:color w:themeColor="background1" w:val="FFFFFF"/>
       </w:rPr>
       <w:tblPr/>
@@ -14347,6 +14960,7 @@
     </w:tblStylePr>
     <w:tblStylePr w:type="lastCol">
       <w:rPr>
+        <w:rFonts w:eastAsia="黑体"/>
         <w:color w:themeColor="background1" w:val="FFFFFF"/>
       </w:rPr>
       <w:tblPr/>
@@ -14376,6 +14990,7 @@
       <w:spacing w:after="0" w:line="240" w:lineRule="auto"/>
     </w:pPr>
     <w:rPr>
+      <w:rFonts w:eastAsia="黑体"/>
       <w:color w:themeColor="text1" w:val="000000"/>
     </w:rPr>
     <w:tblPr>
@@ -14397,6 +15012,7 @@
     </w:tcPr>
     <w:tblStylePr w:type="firstRow">
       <w:rPr>
+        <w:rFonts w:eastAsia="黑体"/>
         <w:b/>
         <w:bCs/>
       </w:rPr>
@@ -14407,6 +15023,7 @@
     </w:tblStylePr>
     <w:tblStylePr w:type="lastRow">
       <w:rPr>
+        <w:rFonts w:eastAsia="黑体"/>
         <w:b/>
         <w:bCs/>
         <w:color w:themeColor="text1" w:val="000000"/>
@@ -14418,6 +15035,7 @@
     </w:tblStylePr>
     <w:tblStylePr w:type="firstCol">
       <w:rPr>
+        <w:rFonts w:eastAsia="黑体"/>
         <w:color w:themeColor="background1" w:val="FFFFFF"/>
       </w:rPr>
       <w:tblPr/>
@@ -14427,6 +15045,7 @@
     </w:tblStylePr>
     <w:tblStylePr w:type="lastCol">
       <w:rPr>
+        <w:rFonts w:eastAsia="黑体"/>
         <w:color w:themeColor="background1" w:val="FFFFFF"/>
       </w:rPr>
       <w:tblPr/>
@@ -14456,6 +15075,7 @@
       <w:spacing w:after="0" w:line="240" w:lineRule="auto"/>
     </w:pPr>
     <w:rPr>
+      <w:rFonts w:eastAsia="黑体"/>
       <w:color w:themeColor="text1" w:val="000000"/>
     </w:rPr>
     <w:tblPr>
@@ -14477,6 +15097,7 @@
     </w:tcPr>
     <w:tblStylePr w:type="firstRow">
       <w:rPr>
+        <w:rFonts w:eastAsia="黑体"/>
         <w:b/>
         <w:bCs/>
       </w:rPr>
@@ -14487,6 +15108,7 @@
     </w:tblStylePr>
     <w:tblStylePr w:type="lastRow">
       <w:rPr>
+        <w:rFonts w:eastAsia="黑体"/>
         <w:b/>
         <w:bCs/>
         <w:color w:themeColor="text1" w:val="000000"/>
@@ -14498,6 +15120,7 @@
     </w:tblStylePr>
     <w:tblStylePr w:type="firstCol">
       <w:rPr>
+        <w:rFonts w:eastAsia="黑体"/>
         <w:color w:themeColor="background1" w:val="FFFFFF"/>
       </w:rPr>
       <w:tblPr/>
@@ -14507,6 +15130,7 @@
     </w:tblStylePr>
     <w:tblStylePr w:type="lastCol">
       <w:rPr>
+        <w:rFonts w:eastAsia="黑体"/>
         <w:color w:themeColor="background1" w:val="FFFFFF"/>
       </w:rPr>
       <w:tblPr/>
@@ -14536,6 +15160,7 @@
       <w:spacing w:after="0" w:line="240" w:lineRule="auto"/>
     </w:pPr>
     <w:rPr>
+      <w:rFonts w:eastAsia="黑体"/>
       <w:color w:themeColor="text1" w:val="000000"/>
     </w:rPr>
     <w:tblPr>
@@ -14557,6 +15182,7 @@
     </w:tcPr>
     <w:tblStylePr w:type="firstRow">
       <w:rPr>
+        <w:rFonts w:eastAsia="黑体"/>
         <w:b/>
         <w:bCs/>
       </w:rPr>
@@ -14567,6 +15193,7 @@
     </w:tblStylePr>
     <w:tblStylePr w:type="lastRow">
       <w:rPr>
+        <w:rFonts w:eastAsia="黑体"/>
         <w:b/>
         <w:bCs/>
         <w:color w:themeColor="text1" w:val="000000"/>
@@ -14578,6 +15205,7 @@
     </w:tblStylePr>
     <w:tblStylePr w:type="firstCol">
       <w:rPr>
+        <w:rFonts w:eastAsia="黑体"/>
         <w:color w:themeColor="background1" w:val="FFFFFF"/>
       </w:rPr>
       <w:tblPr/>
@@ -14587,6 +15215,7 @@
     </w:tblStylePr>
     <w:tblStylePr w:type="lastCol">
       <w:rPr>
+        <w:rFonts w:eastAsia="黑体"/>
         <w:color w:themeColor="background1" w:val="FFFFFF"/>
       </w:rPr>
       <w:tblPr/>
@@ -14616,6 +15245,7 @@
       <w:spacing w:after="0" w:line="240" w:lineRule="auto"/>
     </w:pPr>
     <w:rPr>
+      <w:rFonts w:eastAsia="黑体"/>
       <w:color w:themeColor="text1" w:val="000000"/>
     </w:rPr>
     <w:tblPr>
@@ -14637,6 +15267,7 @@
     </w:tcPr>
     <w:tblStylePr w:type="firstRow">
       <w:rPr>
+        <w:rFonts w:eastAsia="黑体"/>
         <w:b/>
         <w:bCs/>
       </w:rPr>
@@ -14647,6 +15278,7 @@
     </w:tblStylePr>
     <w:tblStylePr w:type="lastRow">
       <w:rPr>
+        <w:rFonts w:eastAsia="黑体"/>
         <w:b/>
         <w:bCs/>
         <w:color w:themeColor="text1" w:val="000000"/>
@@ -14658,6 +15290,7 @@
     </w:tblStylePr>
     <w:tblStylePr w:type="firstCol">
       <w:rPr>
+        <w:rFonts w:eastAsia="黑体"/>
         <w:color w:themeColor="background1" w:val="FFFFFF"/>
       </w:rPr>
       <w:tblPr/>
@@ -14667,6 +15300,7 @@
     </w:tblStylePr>
     <w:tblStylePr w:type="lastCol">
       <w:rPr>
+        <w:rFonts w:eastAsia="黑体"/>
         <w:color w:themeColor="background1" w:val="FFFFFF"/>
       </w:rPr>
       <w:tblPr/>
@@ -14696,6 +15330,7 @@
       <w:spacing w:after="0" w:line="240" w:lineRule="auto"/>
     </w:pPr>
     <w:rPr>
+      <w:rFonts w:eastAsia="黑体"/>
       <w:color w:themeColor="text1" w:val="000000"/>
     </w:rPr>
     <w:tblPr>
@@ -14717,6 +15352,7 @@
     </w:tcPr>
     <w:tblStylePr w:type="firstRow">
       <w:rPr>
+        <w:rFonts w:eastAsia="黑体"/>
         <w:b/>
         <w:bCs/>
       </w:rPr>
@@ -14727,6 +15363,7 @@
     </w:tblStylePr>
     <w:tblStylePr w:type="lastRow">
       <w:rPr>
+        <w:rFonts w:eastAsia="黑体"/>
         <w:b/>
         <w:bCs/>
         <w:color w:themeColor="text1" w:val="000000"/>
@@ -14738,6 +15375,7 @@
     </w:tblStylePr>
     <w:tblStylePr w:type="firstCol">
       <w:rPr>
+        <w:rFonts w:eastAsia="黑体"/>
         <w:color w:themeColor="background1" w:val="FFFFFF"/>
       </w:rPr>
       <w:tblPr/>
@@ -14747,6 +15385,7 @@
     </w:tblStylePr>
     <w:tblStylePr w:type="lastCol">
       <w:rPr>
+        <w:rFonts w:eastAsia="黑体"/>
         <w:color w:themeColor="background1" w:val="FFFFFF"/>
       </w:rPr>
       <w:tblPr/>
@@ -14779,6 +15418,7 @@
     <w:name w:val="KeywordTok"/>
     <w:basedOn w:val="VerbatimChar"/>
     <w:rPr>
+      <w:rFonts w:eastAsia="黑体"/>
       <w:b/>
       <w:color w:val="007020"/>
     </w:rPr>
@@ -14787,6 +15427,7 @@
     <w:name w:val="DataTypeTok"/>
     <w:basedOn w:val="VerbatimChar"/>
     <w:rPr>
+      <w:rFonts w:eastAsia="黑体"/>
       <w:color w:val="902000"/>
     </w:rPr>
   </w:style>
@@ -14794,6 +15435,7 @@
     <w:name w:val="DecValTok"/>
     <w:basedOn w:val="VerbatimChar"/>
     <w:rPr>
+      <w:rFonts w:eastAsia="黑体"/>
       <w:color w:val="40a070"/>
     </w:rPr>
   </w:style>
@@ -14801,6 +15443,7 @@
     <w:name w:val="BaseNTok"/>
     <w:basedOn w:val="VerbatimChar"/>
     <w:rPr>
+      <w:rFonts w:eastAsia="黑体"/>
       <w:color w:val="40a070"/>
     </w:rPr>
   </w:style>
@@ -14808,6 +15451,7 @@
     <w:name w:val="FloatTok"/>
     <w:basedOn w:val="VerbatimChar"/>
     <w:rPr>
+      <w:rFonts w:eastAsia="黑体"/>
       <w:color w:val="40a070"/>
     </w:rPr>
   </w:style>
@@ -14815,6 +15459,7 @@
     <w:name w:val="ConstantTok"/>
     <w:basedOn w:val="VerbatimChar"/>
     <w:rPr>
+      <w:rFonts w:eastAsia="黑体"/>
       <w:color w:val="880000"/>
     </w:rPr>
   </w:style>
@@ -14822,6 +15467,7 @@
     <w:name w:val="CharTok"/>
     <w:basedOn w:val="VerbatimChar"/>
     <w:rPr>
+      <w:rFonts w:eastAsia="黑体"/>
       <w:color w:val="4070a0"/>
     </w:rPr>
   </w:style>
@@ -14829,6 +15475,7 @@
     <w:name w:val="SpecialCharTok"/>
     <w:basedOn w:val="VerbatimChar"/>
     <w:rPr>
+      <w:rFonts w:eastAsia="黑体"/>
       <w:color w:val="4070a0"/>
     </w:rPr>
   </w:style>
@@ -14836,6 +15483,7 @@
     <w:name w:val="StringTok"/>
     <w:basedOn w:val="VerbatimChar"/>
     <w:rPr>
+      <w:rFonts w:eastAsia="黑体"/>
       <w:color w:val="4070a0"/>
     </w:rPr>
   </w:style>
@@ -14843,6 +15491,7 @@
     <w:name w:val="VerbatimStringTok"/>
     <w:basedOn w:val="VerbatimChar"/>
     <w:rPr>
+      <w:rFonts w:eastAsia="黑体"/>
       <w:color w:val="4070a0"/>
     </w:rPr>
   </w:style>
@@ -14850,6 +15499,7 @@
     <w:name w:val="SpecialStringTok"/>
     <w:basedOn w:val="VerbatimChar"/>
     <w:rPr>
+      <w:rFonts w:eastAsia="黑体"/>
       <w:color w:val="bb6688"/>
     </w:rPr>
   </w:style>
@@ -14857,6 +15507,7 @@
     <w:name w:val="ImportTok"/>
     <w:basedOn w:val="VerbatimChar"/>
     <w:rPr>
+      <w:rFonts w:eastAsia="黑体"/>
       <w:b/>
       <w:color w:val="008000"/>
     </w:rPr>
@@ -14865,6 +15516,7 @@
     <w:name w:val="CommentTok"/>
     <w:basedOn w:val="VerbatimChar"/>
     <w:rPr>
+      <w:rFonts w:eastAsia="黑体"/>
       <w:i/>
       <w:color w:val="60a0b0"/>
     </w:rPr>
@@ -14873,6 +15525,7 @@
     <w:name w:val="DocumentationTok"/>
     <w:basedOn w:val="VerbatimChar"/>
     <w:rPr>
+      <w:rFonts w:eastAsia="黑体"/>
       <w:i/>
       <w:color w:val="ba2121"/>
     </w:rPr>
@@ -14881,6 +15534,7 @@
     <w:name w:val="AnnotationTok"/>
     <w:basedOn w:val="VerbatimChar"/>
     <w:rPr>
+      <w:rFonts w:eastAsia="黑体"/>
       <w:b/>
       <w:i/>
       <w:color w:val="60a0b0"/>
@@ -14890,6 +15544,7 @@
     <w:name w:val="CommentVarTok"/>
     <w:basedOn w:val="VerbatimChar"/>
     <w:rPr>
+      <w:rFonts w:eastAsia="黑体"/>
       <w:b/>
       <w:i/>
       <w:color w:val="60a0b0"/>
@@ -14899,6 +15554,7 @@
     <w:name w:val="OtherTok"/>
     <w:basedOn w:val="VerbatimChar"/>
     <w:rPr>
+      <w:rFonts w:eastAsia="黑体"/>
       <w:color w:val="007020"/>
     </w:rPr>
   </w:style>
@@ -14906,6 +15562,7 @@
     <w:name w:val="FunctionTok"/>
     <w:basedOn w:val="VerbatimChar"/>
     <w:rPr>
+      <w:rFonts w:eastAsia="黑体"/>
       <w:color w:val="06287e"/>
     </w:rPr>
   </w:style>
@@ -14913,6 +15570,7 @@
     <w:name w:val="VariableTok"/>
     <w:basedOn w:val="VerbatimChar"/>
     <w:rPr>
+      <w:rFonts w:eastAsia="黑体"/>
       <w:color w:val="19177c"/>
     </w:rPr>
   </w:style>
@@ -14920,6 +15578,7 @@
     <w:name w:val="ControlFlowTok"/>
     <w:basedOn w:val="VerbatimChar"/>
     <w:rPr>
+      <w:rFonts w:eastAsia="黑体"/>
       <w:b/>
       <w:color w:val="007020"/>
     </w:rPr>
@@ -14928,6 +15587,7 @@
     <w:name w:val="OperatorTok"/>
     <w:basedOn w:val="VerbatimChar"/>
     <w:rPr>
+      <w:rFonts w:eastAsia="黑体"/>
       <w:color w:val="666666"/>
     </w:rPr>
   </w:style>
@@ -14935,18 +15595,22 @@
     <w:name w:val="BuiltInTok"/>
     <w:basedOn w:val="VerbatimChar"/>
     <w:rPr>
+      <w:rFonts w:eastAsia="黑体"/>
       <w:color w:val="008000"/>
     </w:rPr>
   </w:style>
   <w:style w:type="character" w:customStyle="1" w:styleId="ExtensionTok">
     <w:name w:val="ExtensionTok"/>
     <w:basedOn w:val="VerbatimChar"/>
-    <w:rPr/>
+    <w:rPr>
+      <w:rFonts w:eastAsia="黑体"/>
+    </w:rPr>
   </w:style>
   <w:style w:type="character" w:customStyle="1" w:styleId="PreprocessorTok">
     <w:name w:val="PreprocessorTok"/>
     <w:basedOn w:val="VerbatimChar"/>
     <w:rPr>
+      <w:rFonts w:eastAsia="黑体"/>
       <w:color w:val="bc7a00"/>
     </w:rPr>
   </w:style>
@@ -14954,18 +15618,22 @@
     <w:name w:val="AttributeTok"/>
     <w:basedOn w:val="VerbatimChar"/>
     <w:rPr>
+      <w:rFonts w:eastAsia="黑体"/>
       <w:color w:val="7d9029"/>
     </w:rPr>
   </w:style>
   <w:style w:type="character" w:customStyle="1" w:styleId="RegionMarkerTok">
     <w:name w:val="RegionMarkerTok"/>
     <w:basedOn w:val="VerbatimChar"/>
-    <w:rPr/>
+    <w:rPr>
+      <w:rFonts w:eastAsia="黑体"/>
+    </w:rPr>
   </w:style>
   <w:style w:type="character" w:customStyle="1" w:styleId="InformationTok">
     <w:name w:val="InformationTok"/>
     <w:basedOn w:val="VerbatimChar"/>
     <w:rPr>
+      <w:rFonts w:eastAsia="黑体"/>
       <w:b/>
       <w:i/>
       <w:color w:val="60a0b0"/>
@@ -14975,6 +15643,7 @@
     <w:name w:val="WarningTok"/>
     <w:basedOn w:val="VerbatimChar"/>
     <w:rPr>
+      <w:rFonts w:eastAsia="黑体"/>
       <w:b/>
       <w:i/>
       <w:color w:val="60a0b0"/>
@@ -14984,6 +15653,7 @@
     <w:name w:val="AlertTok"/>
     <w:basedOn w:val="VerbatimChar"/>
     <w:rPr>
+      <w:rFonts w:eastAsia="黑体"/>
       <w:b/>
       <w:color w:val="ff0000"/>
     </w:rPr>
@@ -14992,6 +15662,7 @@
     <w:name w:val="ErrorTok"/>
     <w:basedOn w:val="VerbatimChar"/>
     <w:rPr>
+      <w:rFonts w:eastAsia="黑体"/>
       <w:b/>
       <w:color w:val="ff0000"/>
     </w:rPr>
@@ -14999,7 +15670,9 @@
   <w:style w:type="character" w:customStyle="1" w:styleId="NormalTok">
     <w:name w:val="NormalTok"/>
     <w:basedOn w:val="VerbatimChar"/>
-    <w:rPr/>
+    <w:rPr>
+      <w:rFonts w:eastAsia="黑体"/>
+    </w:rPr>
   </w:style>
 </w:styles>
 </file>
@@ -15048,12 +15721,12 @@
     <a:fontScheme name="Office">
       <a:majorFont>
         <a:latin typeface="Calibri"/>
-        <a:ea typeface=""/>
+        <a:ea typeface="黑体"/>
         <a:cs typeface=""/>
         <a:font script="Jpan" typeface="ＭＳ ゴシック"/>
         <a:font script="Hang" typeface="맑은 고딕"/>
-        <a:font script="Hans" typeface="宋体"/>
-        <a:font script="Hant" typeface="新細明體"/>
+        <a:font script="Hans" typeface="黑体"/>
+        <a:font script="Hant" typeface="黑体"/>
         <a:font script="Arab" typeface="Times New Roman"/>
         <a:font script="Hebr" typeface="Times New Roman"/>
         <a:font script="Thai" typeface="Angsana New"/>
@@ -15083,12 +15756,12 @@
       </a:majorFont>
       <a:minorFont>
         <a:latin typeface="Cambria"/>
-        <a:ea typeface=""/>
+        <a:ea typeface="黑体"/>
         <a:cs typeface=""/>
         <a:font script="Jpan" typeface="ＭＳ 明朝"/>
         <a:font script="Hang" typeface="맑은 고딕"/>
-        <a:font script="Hans" typeface="宋体"/>
-        <a:font script="Hant" typeface="新細明體"/>
+        <a:font script="Hans" typeface="黑体"/>
+        <a:font script="Hant" typeface="黑体"/>
         <a:font script="Arab" typeface="Arial"/>
         <a:font script="Hebr" typeface="Arial"/>
         <a:font script="Thai" typeface="Cordia New"/>

--- a/01-电源电路/02-开关电源/PFC功率因数校正/Boost型PFC电路/Boost型PFC电路.docx
+++ b/01-电源电路/02-开关电源/PFC功率因数校正/Boost型PFC电路/Boost型PFC电路.docx
@@ -2650,7 +2650,7 @@
           <w:color w:val="555555"/>
           <w:sz w:val="21"/>
         </w:rPr>
-        <w:t>材料收集者：杜文杰，WX手机：19519196569，QQ:3478827729</w:t>
+        <w:t>材料收集者：杜文杰，微信/手机：19519196569，QQ:3478827729</w:t>
       </w:r>
     </w:p>
     <w:sectPr>
